--- a/Отчет_лабораторная_5_Лапырис_Д.С._Втасбз-21.docx
+++ b/Отчет_лабораторная_5_Лапырис_Д.С._Втасбз-21.docx
@@ -1758,6 +1758,32 @@
       <w:tr>
         <w:tc>
           <w:tcPr>
+            <w:tcW w:w="9345" w:type="dxa"/>
+            <w:gridSpan w:val="2"/>
+            <w:vAlign w:val="center"/>
+          </w:tcPr>
+          <w:p>
+            <w:pPr>
+              <w:rPr>
+                <w:sz w:val="24"/>
+                <w:szCs w:val="24"/>
+                <w:lang w:val="en-US"/>
+              </w:rPr>
+            </w:pPr>
+            <w:r>
+              <w:rPr>
+                <w:b/>
+                <w:sz w:val="24"/>
+                <w:szCs w:val="24"/>
+              </w:rPr>
+              <w:t>Шаг 1</w:t>
+            </w:r>
+          </w:p>
+        </w:tc>
+      </w:tr>
+      <w:tr>
+        <w:tc>
+          <w:tcPr>
             <w:tcW w:w="4672" w:type="dxa"/>
             <w:vAlign w:val="center"/>
           </w:tcPr>
@@ -1767,6 +1793,7 @@
                 <w:bCs/>
                 <w:sz w:val="24"/>
                 <w:szCs w:val="24"/>
+                <w:lang w:val="en-US"/>
               </w:rPr>
             </w:pPr>
             <w:proofErr w:type="spellStart"/>
@@ -1819,7 +1846,6 @@
               <w:rPr>
                 <w:sz w:val="24"/>
                 <w:szCs w:val="24"/>
-                <w:lang w:val="en-US"/>
               </w:rPr>
             </w:pPr>
             <w:r>
@@ -1865,8 +1891,9 @@
                 <w:szCs w:val="24"/>
                 <w:lang w:val="en-US"/>
               </w:rPr>
-              <w:t>g</w:t>
+              <w:t>git config --global user.name "</w:t>
             </w:r>
+            <w:proofErr w:type="spellStart"/>
             <w:r>
               <w:rPr>
                 <w:rFonts w:eastAsia="Times New Roman"/>
@@ -1877,9 +1904,9 @@
                 <w:szCs w:val="24"/>
                 <w:lang w:val="en-US"/>
               </w:rPr>
-              <w:t>it config --global user.name "</w:t>
+              <w:t>Lapyris</w:t>
             </w:r>
-            <w:proofErr w:type="spellStart"/>
+            <w:proofErr w:type="spellEnd"/>
             <w:r>
               <w:rPr>
                 <w:rFonts w:eastAsia="Times New Roman"/>
@@ -1890,32 +1917,7 @@
                 <w:szCs w:val="24"/>
                 <w:lang w:val="en-US"/>
               </w:rPr>
-              <w:t>Lapyris</w:t>
-            </w:r>
-            <w:proofErr w:type="spellEnd"/>
-            <w:r>
-              <w:rPr>
-                <w:rFonts w:eastAsia="Times New Roman"/>
-                <w:bCs/>
-                <w:i/>
-                <w:iCs/>
-                <w:sz w:val="24"/>
-                <w:szCs w:val="24"/>
-                <w:lang w:val="en-US"/>
-              </w:rPr>
-              <w:t xml:space="preserve"> Dmitry</w:t>
-            </w:r>
-            <w:r>
-              <w:rPr>
-                <w:rFonts w:eastAsia="Times New Roman"/>
-                <w:bCs/>
-                <w:i/>
-                <w:iCs/>
-                <w:sz w:val="24"/>
-                <w:szCs w:val="24"/>
-                <w:lang w:val="en-US"/>
-              </w:rPr>
-              <w:t>”</w:t>
+              <w:t xml:space="preserve"> Dmitry”</w:t>
             </w:r>
           </w:p>
         </w:tc>
@@ -2033,14 +2035,7 @@
                 <w:sz w:val="24"/>
                 <w:szCs w:val="24"/>
               </w:rPr>
-              <w:t xml:space="preserve"> для подписи коммитов</w:t>
-            </w:r>
-            <w:r>
-              <w:rPr>
-                <w:sz w:val="24"/>
-                <w:szCs w:val="24"/>
-              </w:rPr>
-              <w:t xml:space="preserve"> </w:t>
+              <w:t xml:space="preserve"> для подписи коммитов </w:t>
             </w:r>
             <w:r>
               <w:rPr>
@@ -2063,6 +2058,32 @@
                 <w:szCs w:val="24"/>
               </w:rPr>
               <w:t>)</w:t>
+            </w:r>
+          </w:p>
+        </w:tc>
+      </w:tr>
+      <w:tr>
+        <w:tc>
+          <w:tcPr>
+            <w:tcW w:w="9345" w:type="dxa"/>
+            <w:gridSpan w:val="2"/>
+            <w:vAlign w:val="center"/>
+          </w:tcPr>
+          <w:p>
+            <w:pPr>
+              <w:rPr>
+                <w:sz w:val="24"/>
+                <w:szCs w:val="24"/>
+              </w:rPr>
+            </w:pPr>
+            <w:r>
+              <w:rPr>
+                <w:b/>
+                <w:bCs/>
+                <w:sz w:val="24"/>
+                <w:szCs w:val="24"/>
+              </w:rPr>
+              <w:t>Шаг 2.1</w:t>
             </w:r>
           </w:p>
         </w:tc>
@@ -2076,7 +2097,10 @@
           <w:p>
             <w:pPr>
               <w:rPr>
+                <w:b/>
                 <w:bCs/>
+                <w:sz w:val="24"/>
+                <w:szCs w:val="24"/>
               </w:rPr>
             </w:pPr>
             <w:proofErr w:type="spellStart"/>
@@ -2086,6 +2110,8 @@
                 <w:bCs/>
                 <w:i/>
                 <w:iCs/>
+                <w:sz w:val="24"/>
+                <w:szCs w:val="24"/>
               </w:rPr>
               <w:t>cd</w:t>
             </w:r>
@@ -2096,17 +2122,10 @@
                 <w:bCs/>
                 <w:i/>
                 <w:iCs/>
-              </w:rPr>
-              <w:t xml:space="preserve"> </w:t>
-            </w:r>
-            <w:r>
-              <w:rPr>
-                <w:rFonts w:eastAsia="Times New Roman"/>
-                <w:bCs/>
-                <w:i/>
-                <w:iCs/>
-              </w:rPr>
-              <w:t>&lt;путь&gt;</w:t>
+                <w:sz w:val="24"/>
+                <w:szCs w:val="24"/>
+              </w:rPr>
+              <w:t xml:space="preserve"> &lt;путь&gt;</w:t>
             </w:r>
           </w:p>
         </w:tc>
@@ -2140,12 +2159,22 @@
             <w:vAlign w:val="center"/>
           </w:tcPr>
           <w:p>
+            <w:pPr>
+              <w:rPr>
+                <w:i/>
+                <w:iCs/>
+                <w:sz w:val="24"/>
+                <w:szCs w:val="24"/>
+              </w:rPr>
+            </w:pPr>
             <w:proofErr w:type="spellStart"/>
             <w:r>
               <w:rPr>
                 <w:rFonts w:eastAsia="Times New Roman"/>
                 <w:i/>
                 <w:iCs/>
+                <w:sz w:val="24"/>
+                <w:szCs w:val="24"/>
               </w:rPr>
               <w:t>git</w:t>
             </w:r>
@@ -2155,6 +2184,8 @@
                 <w:rFonts w:eastAsia="Times New Roman"/>
                 <w:i/>
                 <w:iCs/>
+                <w:sz w:val="24"/>
+                <w:szCs w:val="24"/>
               </w:rPr>
               <w:t xml:space="preserve"> </w:t>
             </w:r>
@@ -2164,11 +2195,11 @@
                 <w:rFonts w:eastAsia="Times New Roman"/>
                 <w:i/>
                 <w:iCs/>
+                <w:sz w:val="24"/>
+                <w:szCs w:val="24"/>
               </w:rPr>
               <w:t>init</w:t>
             </w:r>
-            <w:bookmarkStart w:id="2" w:name="_GoBack"/>
-            <w:bookmarkEnd w:id="2"/>
             <w:proofErr w:type="spellEnd"/>
           </w:p>
         </w:tc>
@@ -2198,10 +2229,268 @@
       <w:tr>
         <w:tc>
           <w:tcPr>
+            <w:tcW w:w="9345" w:type="dxa"/>
+            <w:gridSpan w:val="2"/>
+            <w:vAlign w:val="center"/>
+          </w:tcPr>
+          <w:p>
+            <w:pPr>
+              <w:rPr>
+                <w:sz w:val="24"/>
+                <w:szCs w:val="24"/>
+              </w:rPr>
+            </w:pPr>
+            <w:r>
+              <w:rPr>
+                <w:b/>
+                <w:bCs/>
+                <w:sz w:val="24"/>
+                <w:szCs w:val="24"/>
+              </w:rPr>
+              <w:t>Шаг 2.</w:t>
+            </w:r>
+            <w:r>
+              <w:rPr>
+                <w:b/>
+                <w:bCs/>
+                <w:sz w:val="24"/>
+                <w:szCs w:val="24"/>
+              </w:rPr>
+              <w:t>2</w:t>
+            </w:r>
+          </w:p>
+        </w:tc>
+      </w:tr>
+      <w:tr>
+        <w:tc>
+          <w:tcPr>
             <w:tcW w:w="4672" w:type="dxa"/>
             <w:vAlign w:val="center"/>
           </w:tcPr>
-          <w:p/>
+          <w:p>
+            <w:pPr>
+              <w:rPr>
+                <w:i/>
+                <w:iCs/>
+                <w:sz w:val="24"/>
+                <w:szCs w:val="24"/>
+              </w:rPr>
+            </w:pPr>
+            <w:proofErr w:type="spellStart"/>
+            <w:r>
+              <w:rPr>
+                <w:rFonts w:eastAsia="Times New Roman"/>
+                <w:i/>
+                <w:iCs/>
+                <w:sz w:val="24"/>
+                <w:szCs w:val="24"/>
+              </w:rPr>
+              <w:t>dir</w:t>
+            </w:r>
+            <w:proofErr w:type="spellEnd"/>
+          </w:p>
+        </w:tc>
+        <w:tc>
+          <w:tcPr>
+            <w:tcW w:w="4673" w:type="dxa"/>
+            <w:vAlign w:val="center"/>
+          </w:tcPr>
+          <w:p>
+            <w:pPr>
+              <w:jc w:val="center"/>
+              <w:rPr>
+                <w:sz w:val="24"/>
+                <w:szCs w:val="24"/>
+              </w:rPr>
+            </w:pPr>
+            <w:r>
+              <w:rPr>
+                <w:sz w:val="24"/>
+                <w:szCs w:val="24"/>
+              </w:rPr>
+              <w:t>Просмотреть содержимое папки</w:t>
+            </w:r>
+          </w:p>
+        </w:tc>
+      </w:tr>
+      <w:tr>
+        <w:tc>
+          <w:tcPr>
+            <w:tcW w:w="4672" w:type="dxa"/>
+            <w:vAlign w:val="center"/>
+          </w:tcPr>
+          <w:p>
+            <w:pPr>
+              <w:rPr>
+                <w:i/>
+                <w:iCs/>
+                <w:sz w:val="24"/>
+                <w:szCs w:val="24"/>
+              </w:rPr>
+            </w:pPr>
+            <w:proofErr w:type="spellStart"/>
+            <w:r>
+              <w:rPr>
+                <w:i/>
+                <w:iCs/>
+                <w:sz w:val="24"/>
+                <w:szCs w:val="24"/>
+              </w:rPr>
+              <w:t>git</w:t>
+            </w:r>
+            <w:proofErr w:type="spellEnd"/>
+            <w:r>
+              <w:rPr>
+                <w:i/>
+                <w:iCs/>
+                <w:sz w:val="24"/>
+                <w:szCs w:val="24"/>
+              </w:rPr>
+              <w:t xml:space="preserve"> </w:t>
+            </w:r>
+            <w:proofErr w:type="spellStart"/>
+            <w:proofErr w:type="gramStart"/>
+            <w:r>
+              <w:rPr>
+                <w:i/>
+                <w:iCs/>
+                <w:sz w:val="24"/>
+                <w:szCs w:val="24"/>
+              </w:rPr>
+              <w:t>add</w:t>
+            </w:r>
+            <w:proofErr w:type="spellEnd"/>
+            <w:r>
+              <w:rPr>
+                <w:i/>
+                <w:iCs/>
+                <w:sz w:val="24"/>
+                <w:szCs w:val="24"/>
+              </w:rPr>
+              <w:t xml:space="preserve"> .</w:t>
+            </w:r>
+            <w:proofErr w:type="gramEnd"/>
+          </w:p>
+        </w:tc>
+        <w:tc>
+          <w:tcPr>
+            <w:tcW w:w="4673" w:type="dxa"/>
+            <w:vAlign w:val="center"/>
+          </w:tcPr>
+          <w:p>
+            <w:pPr>
+              <w:jc w:val="center"/>
+              <w:rPr>
+                <w:sz w:val="24"/>
+                <w:szCs w:val="24"/>
+              </w:rPr>
+            </w:pPr>
+            <w:r>
+              <w:rPr>
+                <w:sz w:val="24"/>
+                <w:szCs w:val="24"/>
+              </w:rPr>
+              <w:t>Добавить все файлы в репозиторий</w:t>
+            </w:r>
+          </w:p>
+        </w:tc>
+      </w:tr>
+      <w:tr>
+        <w:tc>
+          <w:tcPr>
+            <w:tcW w:w="4672" w:type="dxa"/>
+            <w:vAlign w:val="center"/>
+          </w:tcPr>
+          <w:p>
+            <w:pPr>
+              <w:rPr>
+                <w:i/>
+                <w:iCs/>
+                <w:sz w:val="24"/>
+                <w:szCs w:val="24"/>
+              </w:rPr>
+            </w:pPr>
+            <w:proofErr w:type="spellStart"/>
+            <w:r>
+              <w:rPr>
+                <w:i/>
+                <w:iCs/>
+                <w:sz w:val="24"/>
+                <w:szCs w:val="24"/>
+              </w:rPr>
+              <w:t>git</w:t>
+            </w:r>
+            <w:proofErr w:type="spellEnd"/>
+            <w:r>
+              <w:rPr>
+                <w:i/>
+                <w:iCs/>
+                <w:sz w:val="24"/>
+                <w:szCs w:val="24"/>
+              </w:rPr>
+              <w:t xml:space="preserve"> </w:t>
+            </w:r>
+            <w:proofErr w:type="spellStart"/>
+            <w:r>
+              <w:rPr>
+                <w:i/>
+                <w:iCs/>
+                <w:sz w:val="24"/>
+                <w:szCs w:val="24"/>
+              </w:rPr>
+              <w:t>status</w:t>
+            </w:r>
+            <w:proofErr w:type="spellEnd"/>
+          </w:p>
+        </w:tc>
+        <w:tc>
+          <w:tcPr>
+            <w:tcW w:w="4673" w:type="dxa"/>
+            <w:vAlign w:val="center"/>
+          </w:tcPr>
+          <w:p>
+            <w:pPr>
+              <w:jc w:val="center"/>
+              <w:rPr>
+                <w:sz w:val="24"/>
+                <w:szCs w:val="24"/>
+              </w:rPr>
+            </w:pPr>
+            <w:r>
+              <w:rPr>
+                <w:sz w:val="24"/>
+                <w:szCs w:val="24"/>
+              </w:rPr>
+              <w:t>Проверка успешного добавления</w:t>
+            </w:r>
+          </w:p>
+        </w:tc>
+      </w:tr>
+      <w:tr>
+        <w:tc>
+          <w:tcPr>
+            <w:tcW w:w="4672" w:type="dxa"/>
+            <w:vAlign w:val="center"/>
+          </w:tcPr>
+          <w:p>
+            <w:pPr>
+              <w:rPr>
+                <w:b/>
+                <w:bCs/>
+                <w:sz w:val="24"/>
+                <w:szCs w:val="24"/>
+              </w:rPr>
+            </w:pPr>
+            <w:r>
+              <w:rPr>
+                <w:b/>
+                <w:bCs/>
+                <w:sz w:val="24"/>
+                <w:szCs w:val="24"/>
+              </w:rPr>
+              <w:t>Шаг 2.3</w:t>
+            </w:r>
+          </w:p>
         </w:tc>
         <w:tc>
           <w:tcPr>
@@ -2225,7 +2514,27 @@
             <w:tcW w:w="4672" w:type="dxa"/>
             <w:vAlign w:val="center"/>
           </w:tcPr>
-          <w:p/>
+          <w:p>
+            <w:pPr>
+              <w:rPr>
+                <w:i/>
+                <w:iCs/>
+                <w:sz w:val="24"/>
+                <w:szCs w:val="24"/>
+                <w:lang w:val="en-US"/>
+              </w:rPr>
+            </w:pPr>
+            <w:r>
+              <w:rPr>
+                <w:i/>
+                <w:iCs/>
+                <w:sz w:val="24"/>
+                <w:szCs w:val="24"/>
+                <w:lang w:val="en-US"/>
+              </w:rPr>
+              <w:t>echo ignore_file.txt &gt; ignore_file.txt</w:t>
+            </w:r>
+          </w:p>
         </w:tc>
         <w:tc>
           <w:tcPr>
@@ -2238,6 +2547,4198 @@
               <w:rPr>
                 <w:sz w:val="24"/>
                 <w:szCs w:val="24"/>
+                <w:lang w:val="en-US"/>
+              </w:rPr>
+            </w:pPr>
+            <w:proofErr w:type="spellStart"/>
+            <w:r>
+              <w:rPr>
+                <w:sz w:val="24"/>
+                <w:szCs w:val="24"/>
+                <w:lang w:val="en-US"/>
+              </w:rPr>
+              <w:t>Создание</w:t>
+            </w:r>
+            <w:proofErr w:type="spellEnd"/>
+            <w:r>
+              <w:rPr>
+                <w:sz w:val="24"/>
+                <w:szCs w:val="24"/>
+                <w:lang w:val="en-US"/>
+              </w:rPr>
+              <w:t xml:space="preserve"> </w:t>
+            </w:r>
+            <w:proofErr w:type="spellStart"/>
+            <w:r>
+              <w:rPr>
+                <w:sz w:val="24"/>
+                <w:szCs w:val="24"/>
+                <w:lang w:val="en-US"/>
+              </w:rPr>
+              <w:t>файла</w:t>
+            </w:r>
+            <w:proofErr w:type="spellEnd"/>
+            <w:r>
+              <w:rPr>
+                <w:sz w:val="24"/>
+                <w:szCs w:val="24"/>
+                <w:lang w:val="en-US"/>
+              </w:rPr>
+              <w:t xml:space="preserve"> ignore_file.txt</w:t>
+            </w:r>
+          </w:p>
+        </w:tc>
+      </w:tr>
+      <w:tr>
+        <w:tc>
+          <w:tcPr>
+            <w:tcW w:w="4672" w:type="dxa"/>
+            <w:vAlign w:val="center"/>
+          </w:tcPr>
+          <w:p>
+            <w:pPr>
+              <w:rPr>
+                <w:i/>
+                <w:iCs/>
+                <w:sz w:val="24"/>
+                <w:szCs w:val="24"/>
+                <w:lang w:val="en-US"/>
+              </w:rPr>
+            </w:pPr>
+            <w:r>
+              <w:rPr>
+                <w:i/>
+                <w:iCs/>
+                <w:sz w:val="24"/>
+                <w:szCs w:val="24"/>
+                <w:lang w:val="en-US"/>
+              </w:rPr>
+              <w:t>echo ignore_file.txt &gt;</w:t>
+            </w:r>
+            <w:proofErr w:type="gramStart"/>
+            <w:r>
+              <w:rPr>
+                <w:i/>
+                <w:iCs/>
+                <w:sz w:val="24"/>
+                <w:szCs w:val="24"/>
+                <w:lang w:val="en-US"/>
+              </w:rPr>
+              <w:t>&gt; .</w:t>
+            </w:r>
+            <w:proofErr w:type="spellStart"/>
+            <w:r>
+              <w:rPr>
+                <w:i/>
+                <w:iCs/>
+                <w:sz w:val="24"/>
+                <w:szCs w:val="24"/>
+                <w:lang w:val="en-US"/>
+              </w:rPr>
+              <w:t>gitignore</w:t>
+            </w:r>
+            <w:proofErr w:type="spellEnd"/>
+            <w:proofErr w:type="gramEnd"/>
+          </w:p>
+        </w:tc>
+        <w:tc>
+          <w:tcPr>
+            <w:tcW w:w="4673" w:type="dxa"/>
+            <w:vAlign w:val="center"/>
+          </w:tcPr>
+          <w:p>
+            <w:pPr>
+              <w:jc w:val="center"/>
+              <w:rPr>
+                <w:sz w:val="24"/>
+                <w:szCs w:val="24"/>
+              </w:rPr>
+            </w:pPr>
+            <w:r>
+              <w:rPr>
+                <w:sz w:val="24"/>
+                <w:szCs w:val="24"/>
+              </w:rPr>
+              <w:t xml:space="preserve">Добавление строки </w:t>
+            </w:r>
+            <w:r>
+              <w:rPr>
+                <w:sz w:val="24"/>
+                <w:szCs w:val="24"/>
+                <w:lang w:val="en-US"/>
+              </w:rPr>
+              <w:t>ignore</w:t>
+            </w:r>
+            <w:r>
+              <w:rPr>
+                <w:sz w:val="24"/>
+                <w:szCs w:val="24"/>
+              </w:rPr>
+              <w:t>_</w:t>
+            </w:r>
+            <w:r>
+              <w:rPr>
+                <w:sz w:val="24"/>
+                <w:szCs w:val="24"/>
+                <w:lang w:val="en-US"/>
+              </w:rPr>
+              <w:t>file</w:t>
+            </w:r>
+            <w:r>
+              <w:rPr>
+                <w:sz w:val="24"/>
+                <w:szCs w:val="24"/>
+              </w:rPr>
+              <w:t>.</w:t>
+            </w:r>
+            <w:r>
+              <w:rPr>
+                <w:sz w:val="24"/>
+                <w:szCs w:val="24"/>
+                <w:lang w:val="en-US"/>
+              </w:rPr>
+              <w:t>txt</w:t>
+            </w:r>
+            <w:r>
+              <w:rPr>
+                <w:sz w:val="24"/>
+                <w:szCs w:val="24"/>
+              </w:rPr>
+              <w:t xml:space="preserve"> в </w:t>
+            </w:r>
+            <w:proofErr w:type="gramStart"/>
+            <w:r>
+              <w:rPr>
+                <w:sz w:val="24"/>
+                <w:szCs w:val="24"/>
+              </w:rPr>
+              <w:t>файл .</w:t>
+            </w:r>
+            <w:proofErr w:type="spellStart"/>
+            <w:r>
+              <w:rPr>
+                <w:sz w:val="24"/>
+                <w:szCs w:val="24"/>
+                <w:lang w:val="en-US"/>
+              </w:rPr>
+              <w:t>gitignore</w:t>
+            </w:r>
+            <w:proofErr w:type="spellEnd"/>
+            <w:proofErr w:type="gramEnd"/>
+            <w:r>
+              <w:rPr>
+                <w:sz w:val="24"/>
+                <w:szCs w:val="24"/>
+              </w:rPr>
+              <w:t xml:space="preserve">, чтобы </w:t>
+            </w:r>
+            <w:r>
+              <w:rPr>
+                <w:sz w:val="24"/>
+                <w:szCs w:val="24"/>
+                <w:lang w:val="en-US"/>
+              </w:rPr>
+              <w:t>Git</w:t>
+            </w:r>
+            <w:r>
+              <w:rPr>
+                <w:sz w:val="24"/>
+                <w:szCs w:val="24"/>
+              </w:rPr>
+              <w:t xml:space="preserve"> не отслеживал этот файл</w:t>
+            </w:r>
+          </w:p>
+        </w:tc>
+      </w:tr>
+      <w:tr>
+        <w:tc>
+          <w:tcPr>
+            <w:tcW w:w="4672" w:type="dxa"/>
+            <w:vAlign w:val="center"/>
+          </w:tcPr>
+          <w:p>
+            <w:pPr>
+              <w:rPr>
+                <w:i/>
+                <w:iCs/>
+                <w:sz w:val="24"/>
+                <w:szCs w:val="24"/>
+                <w:lang w:val="en-US"/>
+              </w:rPr>
+            </w:pPr>
+            <w:r>
+              <w:rPr>
+                <w:i/>
+                <w:iCs/>
+                <w:sz w:val="24"/>
+                <w:szCs w:val="24"/>
+                <w:lang w:val="en-US"/>
+              </w:rPr>
+              <w:t xml:space="preserve">git </w:t>
+            </w:r>
+            <w:proofErr w:type="gramStart"/>
+            <w:r>
+              <w:rPr>
+                <w:i/>
+                <w:iCs/>
+                <w:sz w:val="24"/>
+                <w:szCs w:val="24"/>
+                <w:lang w:val="en-US"/>
+              </w:rPr>
+              <w:t>add .</w:t>
+            </w:r>
+            <w:proofErr w:type="spellStart"/>
+            <w:r>
+              <w:rPr>
+                <w:i/>
+                <w:iCs/>
+                <w:sz w:val="24"/>
+                <w:szCs w:val="24"/>
+                <w:lang w:val="en-US"/>
+              </w:rPr>
+              <w:t>gitignore</w:t>
+            </w:r>
+            <w:proofErr w:type="spellEnd"/>
+            <w:proofErr w:type="gramEnd"/>
+          </w:p>
+        </w:tc>
+        <w:tc>
+          <w:tcPr>
+            <w:tcW w:w="4673" w:type="dxa"/>
+            <w:vAlign w:val="center"/>
+          </w:tcPr>
+          <w:p>
+            <w:pPr>
+              <w:jc w:val="center"/>
+              <w:rPr>
+                <w:sz w:val="24"/>
+                <w:szCs w:val="24"/>
+              </w:rPr>
+            </w:pPr>
+            <w:r>
+              <w:rPr>
+                <w:sz w:val="24"/>
+                <w:szCs w:val="24"/>
+              </w:rPr>
+              <w:t xml:space="preserve">Добавление </w:t>
+            </w:r>
+            <w:proofErr w:type="gramStart"/>
+            <w:r>
+              <w:rPr>
+                <w:sz w:val="24"/>
+                <w:szCs w:val="24"/>
+              </w:rPr>
+              <w:t>файла .</w:t>
+            </w:r>
+            <w:proofErr w:type="spellStart"/>
+            <w:r>
+              <w:rPr>
+                <w:sz w:val="24"/>
+                <w:szCs w:val="24"/>
+                <w:lang w:val="en-US"/>
+              </w:rPr>
+              <w:t>gitignore</w:t>
+            </w:r>
+            <w:proofErr w:type="spellEnd"/>
+            <w:proofErr w:type="gramEnd"/>
+            <w:r>
+              <w:rPr>
+                <w:sz w:val="24"/>
+                <w:szCs w:val="24"/>
+              </w:rPr>
+              <w:t xml:space="preserve"> в область </w:t>
+            </w:r>
+            <w:r>
+              <w:rPr>
+                <w:sz w:val="24"/>
+                <w:szCs w:val="24"/>
+                <w:lang w:val="en-US"/>
+              </w:rPr>
+              <w:t>staging</w:t>
+            </w:r>
+          </w:p>
+        </w:tc>
+      </w:tr>
+      <w:tr>
+        <w:tc>
+          <w:tcPr>
+            <w:tcW w:w="4672" w:type="dxa"/>
+            <w:vAlign w:val="center"/>
+          </w:tcPr>
+          <w:p>
+            <w:pPr>
+              <w:rPr>
+                <w:i/>
+                <w:iCs/>
+                <w:sz w:val="24"/>
+                <w:szCs w:val="24"/>
+                <w:lang w:val="en-US"/>
+              </w:rPr>
+            </w:pPr>
+            <w:r>
+              <w:rPr>
+                <w:i/>
+                <w:iCs/>
+                <w:sz w:val="24"/>
+                <w:szCs w:val="24"/>
+                <w:lang w:val="en-US"/>
+              </w:rPr>
+              <w:t>git status</w:t>
+            </w:r>
+          </w:p>
+        </w:tc>
+        <w:tc>
+          <w:tcPr>
+            <w:tcW w:w="4673" w:type="dxa"/>
+            <w:vAlign w:val="center"/>
+          </w:tcPr>
+          <w:p>
+            <w:pPr>
+              <w:jc w:val="center"/>
+              <w:rPr>
+                <w:sz w:val="24"/>
+                <w:szCs w:val="24"/>
+                <w:lang w:val="en-US"/>
+              </w:rPr>
+            </w:pPr>
+            <w:proofErr w:type="spellStart"/>
+            <w:r>
+              <w:rPr>
+                <w:sz w:val="24"/>
+                <w:szCs w:val="24"/>
+                <w:lang w:val="en-US"/>
+              </w:rPr>
+              <w:t>Проверка</w:t>
+            </w:r>
+            <w:proofErr w:type="spellEnd"/>
+            <w:r>
+              <w:rPr>
+                <w:sz w:val="24"/>
+                <w:szCs w:val="24"/>
+                <w:lang w:val="en-US"/>
+              </w:rPr>
+              <w:t xml:space="preserve"> </w:t>
+            </w:r>
+            <w:proofErr w:type="spellStart"/>
+            <w:r>
+              <w:rPr>
+                <w:sz w:val="24"/>
+                <w:szCs w:val="24"/>
+                <w:lang w:val="en-US"/>
+              </w:rPr>
+              <w:t>текущего</w:t>
+            </w:r>
+            <w:proofErr w:type="spellEnd"/>
+            <w:r>
+              <w:rPr>
+                <w:sz w:val="24"/>
+                <w:szCs w:val="24"/>
+                <w:lang w:val="en-US"/>
+              </w:rPr>
+              <w:t xml:space="preserve"> </w:t>
+            </w:r>
+            <w:proofErr w:type="spellStart"/>
+            <w:r>
+              <w:rPr>
+                <w:sz w:val="24"/>
+                <w:szCs w:val="24"/>
+                <w:lang w:val="en-US"/>
+              </w:rPr>
+              <w:t>состояния</w:t>
+            </w:r>
+            <w:proofErr w:type="spellEnd"/>
+            <w:r>
+              <w:rPr>
+                <w:sz w:val="24"/>
+                <w:szCs w:val="24"/>
+                <w:lang w:val="en-US"/>
+              </w:rPr>
+              <w:t xml:space="preserve"> </w:t>
+            </w:r>
+            <w:proofErr w:type="spellStart"/>
+            <w:r>
+              <w:rPr>
+                <w:sz w:val="24"/>
+                <w:szCs w:val="24"/>
+                <w:lang w:val="en-US"/>
+              </w:rPr>
+              <w:t>репозитория</w:t>
+            </w:r>
+            <w:proofErr w:type="spellEnd"/>
+            <w:r>
+              <w:rPr>
+                <w:sz w:val="24"/>
+                <w:szCs w:val="24"/>
+                <w:lang w:val="en-US"/>
+              </w:rPr>
+              <w:t>.</w:t>
+            </w:r>
+          </w:p>
+        </w:tc>
+      </w:tr>
+      <w:tr>
+        <w:tc>
+          <w:tcPr>
+            <w:tcW w:w="4672" w:type="dxa"/>
+            <w:vAlign w:val="center"/>
+          </w:tcPr>
+          <w:p>
+            <w:pPr>
+              <w:rPr>
+                <w:i/>
+                <w:iCs/>
+                <w:sz w:val="24"/>
+                <w:szCs w:val="24"/>
+                <w:lang w:val="en-US"/>
+              </w:rPr>
+            </w:pPr>
+            <w:r>
+              <w:rPr>
+                <w:b/>
+                <w:bCs/>
+                <w:sz w:val="24"/>
+                <w:szCs w:val="24"/>
+              </w:rPr>
+              <w:t>Шаг 2.</w:t>
+            </w:r>
+            <w:r>
+              <w:rPr>
+                <w:b/>
+                <w:bCs/>
+                <w:sz w:val="24"/>
+                <w:szCs w:val="24"/>
+              </w:rPr>
+              <w:t>4</w:t>
+            </w:r>
+          </w:p>
+        </w:tc>
+        <w:tc>
+          <w:tcPr>
+            <w:tcW w:w="4673" w:type="dxa"/>
+            <w:vAlign w:val="center"/>
+          </w:tcPr>
+          <w:p>
+            <w:pPr>
+              <w:jc w:val="center"/>
+              <w:rPr>
+                <w:sz w:val="24"/>
+                <w:szCs w:val="24"/>
+              </w:rPr>
+            </w:pPr>
+          </w:p>
+        </w:tc>
+      </w:tr>
+      <w:tr>
+        <w:tc>
+          <w:tcPr>
+            <w:tcW w:w="4672" w:type="dxa"/>
+            <w:vAlign w:val="center"/>
+          </w:tcPr>
+          <w:p>
+            <w:pPr>
+              <w:rPr>
+                <w:i/>
+                <w:iCs/>
+                <w:sz w:val="24"/>
+                <w:szCs w:val="24"/>
+                <w:lang w:val="en-US"/>
+              </w:rPr>
+            </w:pPr>
+            <w:r>
+              <w:rPr>
+                <w:i/>
+                <w:iCs/>
+                <w:sz w:val="24"/>
+                <w:szCs w:val="24"/>
+                <w:lang w:val="en-US"/>
+              </w:rPr>
+              <w:t>git commit -m "</w:t>
+            </w:r>
+            <w:proofErr w:type="spellStart"/>
+            <w:r>
+              <w:rPr>
+                <w:i/>
+                <w:iCs/>
+                <w:sz w:val="24"/>
+                <w:szCs w:val="24"/>
+                <w:lang w:val="en-US"/>
+              </w:rPr>
+              <w:t>Первый</w:t>
+            </w:r>
+            <w:proofErr w:type="spellEnd"/>
+            <w:r>
+              <w:rPr>
+                <w:i/>
+                <w:iCs/>
+                <w:sz w:val="24"/>
+                <w:szCs w:val="24"/>
+                <w:lang w:val="en-US"/>
+              </w:rPr>
+              <w:t xml:space="preserve"> </w:t>
+            </w:r>
+            <w:proofErr w:type="spellStart"/>
+            <w:r>
+              <w:rPr>
+                <w:i/>
+                <w:iCs/>
+                <w:sz w:val="24"/>
+                <w:szCs w:val="24"/>
+                <w:lang w:val="en-US"/>
+              </w:rPr>
+              <w:t>коммит</w:t>
+            </w:r>
+            <w:proofErr w:type="spellEnd"/>
+            <w:r>
+              <w:rPr>
+                <w:i/>
+                <w:iCs/>
+                <w:sz w:val="24"/>
+                <w:szCs w:val="24"/>
+                <w:lang w:val="en-US"/>
+              </w:rPr>
+              <w:t xml:space="preserve">: </w:t>
+            </w:r>
+            <w:proofErr w:type="spellStart"/>
+            <w:r>
+              <w:rPr>
+                <w:i/>
+                <w:iCs/>
+                <w:sz w:val="24"/>
+                <w:szCs w:val="24"/>
+                <w:lang w:val="en-US"/>
+              </w:rPr>
+              <w:t>добавлены</w:t>
+            </w:r>
+            <w:proofErr w:type="spellEnd"/>
+            <w:r>
+              <w:rPr>
+                <w:i/>
+                <w:iCs/>
+                <w:sz w:val="24"/>
+                <w:szCs w:val="24"/>
+                <w:lang w:val="en-US"/>
+              </w:rPr>
+              <w:t xml:space="preserve"> </w:t>
+            </w:r>
+            <w:proofErr w:type="spellStart"/>
+            <w:r>
+              <w:rPr>
+                <w:i/>
+                <w:iCs/>
+                <w:sz w:val="24"/>
+                <w:szCs w:val="24"/>
+                <w:lang w:val="en-US"/>
+              </w:rPr>
+              <w:t>файлы</w:t>
+            </w:r>
+            <w:proofErr w:type="spellEnd"/>
+            <w:r>
+              <w:rPr>
+                <w:i/>
+                <w:iCs/>
+                <w:sz w:val="24"/>
+                <w:szCs w:val="24"/>
+                <w:lang w:val="en-US"/>
+              </w:rPr>
+              <w:t xml:space="preserve"> lab5.py, data.csv, lab05.md</w:t>
+            </w:r>
+            <w:proofErr w:type="gramStart"/>
+            <w:r>
+              <w:rPr>
+                <w:i/>
+                <w:iCs/>
+                <w:sz w:val="24"/>
+                <w:szCs w:val="24"/>
+                <w:lang w:val="en-US"/>
+              </w:rPr>
+              <w:t>, .</w:t>
+            </w:r>
+            <w:proofErr w:type="spellStart"/>
+            <w:r>
+              <w:rPr>
+                <w:i/>
+                <w:iCs/>
+                <w:sz w:val="24"/>
+                <w:szCs w:val="24"/>
+                <w:lang w:val="en-US"/>
+              </w:rPr>
+              <w:t>gitignore</w:t>
+            </w:r>
+            <w:proofErr w:type="spellEnd"/>
+            <w:proofErr w:type="gramEnd"/>
+            <w:r>
+              <w:rPr>
+                <w:i/>
+                <w:iCs/>
+                <w:sz w:val="24"/>
+                <w:szCs w:val="24"/>
+                <w:lang w:val="en-US"/>
+              </w:rPr>
+              <w:t>"</w:t>
+            </w:r>
+          </w:p>
+        </w:tc>
+        <w:tc>
+          <w:tcPr>
+            <w:tcW w:w="4673" w:type="dxa"/>
+            <w:vAlign w:val="center"/>
+          </w:tcPr>
+          <w:p>
+            <w:pPr>
+              <w:jc w:val="center"/>
+              <w:rPr>
+                <w:sz w:val="24"/>
+                <w:szCs w:val="24"/>
+                <w:lang w:val="en-US"/>
+              </w:rPr>
+            </w:pPr>
+            <w:r>
+              <w:rPr>
+                <w:sz w:val="24"/>
+                <w:szCs w:val="24"/>
+              </w:rPr>
+              <w:t>Добавления коммита</w:t>
+            </w:r>
+          </w:p>
+        </w:tc>
+      </w:tr>
+      <w:tr>
+        <w:tc>
+          <w:tcPr>
+            <w:tcW w:w="4672" w:type="dxa"/>
+            <w:vAlign w:val="center"/>
+          </w:tcPr>
+          <w:p>
+            <w:pPr>
+              <w:rPr>
+                <w:i/>
+                <w:iCs/>
+                <w:sz w:val="24"/>
+                <w:szCs w:val="24"/>
+                <w:lang w:val="en-US"/>
+              </w:rPr>
+            </w:pPr>
+            <w:r>
+              <w:rPr>
+                <w:i/>
+                <w:iCs/>
+                <w:sz w:val="24"/>
+                <w:szCs w:val="24"/>
+                <w:lang w:val="en-US"/>
+              </w:rPr>
+              <w:t>git status</w:t>
+            </w:r>
+          </w:p>
+        </w:tc>
+        <w:tc>
+          <w:tcPr>
+            <w:tcW w:w="4673" w:type="dxa"/>
+            <w:vAlign w:val="center"/>
+          </w:tcPr>
+          <w:p>
+            <w:pPr>
+              <w:jc w:val="center"/>
+              <w:rPr>
+                <w:sz w:val="24"/>
+                <w:szCs w:val="24"/>
+                <w:lang w:val="en-US"/>
+              </w:rPr>
+            </w:pPr>
+            <w:proofErr w:type="spellStart"/>
+            <w:r>
+              <w:rPr>
+                <w:sz w:val="24"/>
+                <w:szCs w:val="24"/>
+                <w:lang w:val="en-US"/>
+              </w:rPr>
+              <w:t>Проверка</w:t>
+            </w:r>
+            <w:proofErr w:type="spellEnd"/>
+            <w:r>
+              <w:rPr>
+                <w:sz w:val="24"/>
+                <w:szCs w:val="24"/>
+                <w:lang w:val="en-US"/>
+              </w:rPr>
+              <w:t xml:space="preserve"> </w:t>
+            </w:r>
+            <w:proofErr w:type="spellStart"/>
+            <w:r>
+              <w:rPr>
+                <w:sz w:val="24"/>
+                <w:szCs w:val="24"/>
+                <w:lang w:val="en-US"/>
+              </w:rPr>
+              <w:t>текущего</w:t>
+            </w:r>
+            <w:proofErr w:type="spellEnd"/>
+            <w:r>
+              <w:rPr>
+                <w:sz w:val="24"/>
+                <w:szCs w:val="24"/>
+                <w:lang w:val="en-US"/>
+              </w:rPr>
+              <w:t xml:space="preserve"> </w:t>
+            </w:r>
+            <w:proofErr w:type="spellStart"/>
+            <w:r>
+              <w:rPr>
+                <w:sz w:val="24"/>
+                <w:szCs w:val="24"/>
+                <w:lang w:val="en-US"/>
+              </w:rPr>
+              <w:t>состояния</w:t>
+            </w:r>
+            <w:proofErr w:type="spellEnd"/>
+            <w:r>
+              <w:rPr>
+                <w:sz w:val="24"/>
+                <w:szCs w:val="24"/>
+                <w:lang w:val="en-US"/>
+              </w:rPr>
+              <w:t xml:space="preserve"> </w:t>
+            </w:r>
+            <w:proofErr w:type="spellStart"/>
+            <w:r>
+              <w:rPr>
+                <w:sz w:val="24"/>
+                <w:szCs w:val="24"/>
+                <w:lang w:val="en-US"/>
+              </w:rPr>
+              <w:t>репозитория</w:t>
+            </w:r>
+            <w:proofErr w:type="spellEnd"/>
+          </w:p>
+        </w:tc>
+      </w:tr>
+      <w:tr>
+        <w:tc>
+          <w:tcPr>
+            <w:tcW w:w="4672" w:type="dxa"/>
+            <w:vAlign w:val="center"/>
+          </w:tcPr>
+          <w:p>
+            <w:pPr>
+              <w:rPr>
+                <w:i/>
+                <w:iCs/>
+                <w:sz w:val="24"/>
+                <w:szCs w:val="24"/>
+                <w:lang w:val="en-US"/>
+              </w:rPr>
+            </w:pPr>
+            <w:r>
+              <w:rPr>
+                <w:b/>
+                <w:bCs/>
+                <w:sz w:val="24"/>
+                <w:szCs w:val="24"/>
+              </w:rPr>
+              <w:t>Шаг 2.</w:t>
+            </w:r>
+            <w:r>
+              <w:rPr>
+                <w:b/>
+                <w:bCs/>
+                <w:sz w:val="24"/>
+                <w:szCs w:val="24"/>
+              </w:rPr>
+              <w:t>5</w:t>
+            </w:r>
+          </w:p>
+        </w:tc>
+        <w:tc>
+          <w:tcPr>
+            <w:tcW w:w="4673" w:type="dxa"/>
+            <w:vAlign w:val="center"/>
+          </w:tcPr>
+          <w:p>
+            <w:pPr>
+              <w:jc w:val="center"/>
+              <w:rPr>
+                <w:sz w:val="24"/>
+                <w:szCs w:val="24"/>
+                <w:lang w:val="en-US"/>
+              </w:rPr>
+            </w:pPr>
+          </w:p>
+        </w:tc>
+      </w:tr>
+      <w:tr>
+        <w:tc>
+          <w:tcPr>
+            <w:tcW w:w="4672" w:type="dxa"/>
+            <w:vAlign w:val="center"/>
+          </w:tcPr>
+          <w:p>
+            <w:pPr>
+              <w:rPr>
+                <w:i/>
+                <w:iCs/>
+                <w:sz w:val="24"/>
+                <w:szCs w:val="24"/>
+                <w:lang w:val="en-US"/>
+              </w:rPr>
+            </w:pPr>
+            <w:r>
+              <w:rPr>
+                <w:i/>
+                <w:iCs/>
+                <w:sz w:val="24"/>
+                <w:szCs w:val="24"/>
+                <w:lang w:val="en-US"/>
+              </w:rPr>
+              <w:t>git status</w:t>
+            </w:r>
+          </w:p>
+        </w:tc>
+        <w:tc>
+          <w:tcPr>
+            <w:tcW w:w="4673" w:type="dxa"/>
+            <w:vAlign w:val="center"/>
+          </w:tcPr>
+          <w:p>
+            <w:pPr>
+              <w:jc w:val="center"/>
+              <w:rPr>
+                <w:sz w:val="24"/>
+                <w:szCs w:val="24"/>
+                <w:lang w:val="en-US"/>
+              </w:rPr>
+            </w:pPr>
+            <w:proofErr w:type="spellStart"/>
+            <w:r>
+              <w:rPr>
+                <w:sz w:val="24"/>
+                <w:szCs w:val="24"/>
+                <w:lang w:val="en-US"/>
+              </w:rPr>
+              <w:t>Проверка</w:t>
+            </w:r>
+            <w:proofErr w:type="spellEnd"/>
+            <w:r>
+              <w:rPr>
+                <w:sz w:val="24"/>
+                <w:szCs w:val="24"/>
+                <w:lang w:val="en-US"/>
+              </w:rPr>
+              <w:t xml:space="preserve"> </w:t>
+            </w:r>
+            <w:proofErr w:type="spellStart"/>
+            <w:r>
+              <w:rPr>
+                <w:sz w:val="24"/>
+                <w:szCs w:val="24"/>
+                <w:lang w:val="en-US"/>
+              </w:rPr>
+              <w:t>текущего</w:t>
+            </w:r>
+            <w:proofErr w:type="spellEnd"/>
+            <w:r>
+              <w:rPr>
+                <w:sz w:val="24"/>
+                <w:szCs w:val="24"/>
+                <w:lang w:val="en-US"/>
+              </w:rPr>
+              <w:t xml:space="preserve"> </w:t>
+            </w:r>
+            <w:proofErr w:type="spellStart"/>
+            <w:r>
+              <w:rPr>
+                <w:sz w:val="24"/>
+                <w:szCs w:val="24"/>
+                <w:lang w:val="en-US"/>
+              </w:rPr>
+              <w:t>состояния</w:t>
+            </w:r>
+            <w:proofErr w:type="spellEnd"/>
+            <w:r>
+              <w:rPr>
+                <w:sz w:val="24"/>
+                <w:szCs w:val="24"/>
+                <w:lang w:val="en-US"/>
+              </w:rPr>
+              <w:t xml:space="preserve"> </w:t>
+            </w:r>
+            <w:proofErr w:type="spellStart"/>
+            <w:r>
+              <w:rPr>
+                <w:sz w:val="24"/>
+                <w:szCs w:val="24"/>
+                <w:lang w:val="en-US"/>
+              </w:rPr>
+              <w:t>репозитория</w:t>
+            </w:r>
+            <w:proofErr w:type="spellEnd"/>
+          </w:p>
+        </w:tc>
+      </w:tr>
+      <w:tr>
+        <w:tc>
+          <w:tcPr>
+            <w:tcW w:w="4672" w:type="dxa"/>
+            <w:vAlign w:val="center"/>
+          </w:tcPr>
+          <w:p>
+            <w:pPr>
+              <w:rPr>
+                <w:i/>
+                <w:iCs/>
+                <w:sz w:val="24"/>
+                <w:szCs w:val="24"/>
+                <w:lang w:val="en-US"/>
+              </w:rPr>
+            </w:pPr>
+            <w:r>
+              <w:rPr>
+                <w:i/>
+                <w:iCs/>
+                <w:sz w:val="24"/>
+                <w:szCs w:val="24"/>
+                <w:lang w:val="en-US"/>
+              </w:rPr>
+              <w:t>git add lab5.py</w:t>
+            </w:r>
+          </w:p>
+        </w:tc>
+        <w:tc>
+          <w:tcPr>
+            <w:tcW w:w="4673" w:type="dxa"/>
+            <w:vAlign w:val="center"/>
+          </w:tcPr>
+          <w:p>
+            <w:pPr>
+              <w:jc w:val="center"/>
+              <w:rPr>
+                <w:sz w:val="24"/>
+                <w:szCs w:val="24"/>
+              </w:rPr>
+            </w:pPr>
+            <w:r>
+              <w:rPr>
+                <w:sz w:val="24"/>
+                <w:szCs w:val="24"/>
+              </w:rPr>
+              <w:t xml:space="preserve">Добавление изменённого файла </w:t>
+            </w:r>
+            <w:r>
+              <w:rPr>
+                <w:sz w:val="24"/>
+                <w:szCs w:val="24"/>
+                <w:lang w:val="en-US"/>
+              </w:rPr>
+              <w:t>lab</w:t>
+            </w:r>
+            <w:r>
+              <w:rPr>
+                <w:sz w:val="24"/>
+                <w:szCs w:val="24"/>
+              </w:rPr>
+              <w:t>5.</w:t>
+            </w:r>
+            <w:proofErr w:type="spellStart"/>
+            <w:r>
+              <w:rPr>
+                <w:sz w:val="24"/>
+                <w:szCs w:val="24"/>
+                <w:lang w:val="en-US"/>
+              </w:rPr>
+              <w:t>py</w:t>
+            </w:r>
+            <w:proofErr w:type="spellEnd"/>
+            <w:r>
+              <w:rPr>
+                <w:sz w:val="24"/>
+                <w:szCs w:val="24"/>
+              </w:rPr>
+              <w:t xml:space="preserve"> в область </w:t>
+            </w:r>
+            <w:r>
+              <w:rPr>
+                <w:sz w:val="24"/>
+                <w:szCs w:val="24"/>
+                <w:lang w:val="en-US"/>
+              </w:rPr>
+              <w:t>staging</w:t>
+            </w:r>
+          </w:p>
+        </w:tc>
+      </w:tr>
+      <w:tr>
+        <w:tc>
+          <w:tcPr>
+            <w:tcW w:w="4672" w:type="dxa"/>
+            <w:vAlign w:val="center"/>
+          </w:tcPr>
+          <w:p>
+            <w:pPr>
+              <w:rPr>
+                <w:i/>
+                <w:iCs/>
+                <w:sz w:val="24"/>
+                <w:szCs w:val="24"/>
+                <w:lang w:val="en-US"/>
+              </w:rPr>
+            </w:pPr>
+            <w:r>
+              <w:rPr>
+                <w:i/>
+                <w:iCs/>
+                <w:sz w:val="24"/>
+                <w:szCs w:val="24"/>
+                <w:lang w:val="en-US"/>
+              </w:rPr>
+              <w:t>git status</w:t>
+            </w:r>
+          </w:p>
+        </w:tc>
+        <w:tc>
+          <w:tcPr>
+            <w:tcW w:w="4673" w:type="dxa"/>
+            <w:vAlign w:val="center"/>
+          </w:tcPr>
+          <w:p>
+            <w:pPr>
+              <w:jc w:val="center"/>
+              <w:rPr>
+                <w:sz w:val="24"/>
+                <w:szCs w:val="24"/>
+                <w:lang w:val="en-US"/>
+              </w:rPr>
+            </w:pPr>
+            <w:proofErr w:type="spellStart"/>
+            <w:r>
+              <w:rPr>
+                <w:sz w:val="24"/>
+                <w:szCs w:val="24"/>
+                <w:lang w:val="en-US"/>
+              </w:rPr>
+              <w:t>Повторная</w:t>
+            </w:r>
+            <w:proofErr w:type="spellEnd"/>
+            <w:r>
+              <w:rPr>
+                <w:sz w:val="24"/>
+                <w:szCs w:val="24"/>
+                <w:lang w:val="en-US"/>
+              </w:rPr>
+              <w:t xml:space="preserve"> </w:t>
+            </w:r>
+            <w:proofErr w:type="spellStart"/>
+            <w:r>
+              <w:rPr>
+                <w:sz w:val="24"/>
+                <w:szCs w:val="24"/>
+                <w:lang w:val="en-US"/>
+              </w:rPr>
+              <w:t>проверка</w:t>
+            </w:r>
+            <w:proofErr w:type="spellEnd"/>
+            <w:r>
+              <w:rPr>
+                <w:sz w:val="24"/>
+                <w:szCs w:val="24"/>
+                <w:lang w:val="en-US"/>
+              </w:rPr>
+              <w:t xml:space="preserve"> </w:t>
+            </w:r>
+            <w:proofErr w:type="spellStart"/>
+            <w:r>
+              <w:rPr>
+                <w:sz w:val="24"/>
+                <w:szCs w:val="24"/>
+                <w:lang w:val="en-US"/>
+              </w:rPr>
+              <w:t>состояния</w:t>
+            </w:r>
+            <w:proofErr w:type="spellEnd"/>
+            <w:r>
+              <w:rPr>
+                <w:sz w:val="24"/>
+                <w:szCs w:val="24"/>
+                <w:lang w:val="en-US"/>
+              </w:rPr>
+              <w:t xml:space="preserve"> </w:t>
+            </w:r>
+            <w:proofErr w:type="spellStart"/>
+            <w:r>
+              <w:rPr>
+                <w:sz w:val="24"/>
+                <w:szCs w:val="24"/>
+                <w:lang w:val="en-US"/>
+              </w:rPr>
+              <w:t>репозитория</w:t>
+            </w:r>
+            <w:proofErr w:type="spellEnd"/>
+          </w:p>
+        </w:tc>
+      </w:tr>
+      <w:tr>
+        <w:tc>
+          <w:tcPr>
+            <w:tcW w:w="4672" w:type="dxa"/>
+            <w:vAlign w:val="center"/>
+          </w:tcPr>
+          <w:p>
+            <w:pPr>
+              <w:rPr>
+                <w:i/>
+                <w:iCs/>
+                <w:sz w:val="24"/>
+                <w:szCs w:val="24"/>
+              </w:rPr>
+            </w:pPr>
+            <w:r>
+              <w:rPr>
+                <w:i/>
+                <w:iCs/>
+                <w:sz w:val="24"/>
+                <w:szCs w:val="24"/>
+                <w:lang w:val="en-US"/>
+              </w:rPr>
+              <w:t>git</w:t>
+            </w:r>
+            <w:r>
+              <w:rPr>
+                <w:i/>
+                <w:iCs/>
+                <w:sz w:val="24"/>
+                <w:szCs w:val="24"/>
+              </w:rPr>
+              <w:t xml:space="preserve"> </w:t>
+            </w:r>
+            <w:r>
+              <w:rPr>
+                <w:i/>
+                <w:iCs/>
+                <w:sz w:val="24"/>
+                <w:szCs w:val="24"/>
+                <w:lang w:val="en-US"/>
+              </w:rPr>
+              <w:t>commit</w:t>
+            </w:r>
+            <w:r>
+              <w:rPr>
+                <w:i/>
+                <w:iCs/>
+                <w:sz w:val="24"/>
+                <w:szCs w:val="24"/>
+              </w:rPr>
+              <w:t xml:space="preserve"> -</w:t>
+            </w:r>
+            <w:r>
+              <w:rPr>
+                <w:i/>
+                <w:iCs/>
+                <w:sz w:val="24"/>
+                <w:szCs w:val="24"/>
+                <w:lang w:val="en-US"/>
+              </w:rPr>
+              <w:t>m</w:t>
+            </w:r>
+            <w:r>
+              <w:rPr>
+                <w:i/>
+                <w:iCs/>
+                <w:sz w:val="24"/>
+                <w:szCs w:val="24"/>
+              </w:rPr>
+              <w:t xml:space="preserve"> "Обновлён </w:t>
+            </w:r>
+            <w:r>
+              <w:rPr>
+                <w:i/>
+                <w:iCs/>
+                <w:sz w:val="24"/>
+                <w:szCs w:val="24"/>
+                <w:lang w:val="en-US"/>
+              </w:rPr>
+              <w:t>lab</w:t>
+            </w:r>
+            <w:r>
+              <w:rPr>
+                <w:i/>
+                <w:iCs/>
+                <w:sz w:val="24"/>
+                <w:szCs w:val="24"/>
+              </w:rPr>
+              <w:t>5.</w:t>
+            </w:r>
+            <w:proofErr w:type="spellStart"/>
+            <w:r>
+              <w:rPr>
+                <w:i/>
+                <w:iCs/>
+                <w:sz w:val="24"/>
+                <w:szCs w:val="24"/>
+                <w:lang w:val="en-US"/>
+              </w:rPr>
+              <w:t>py</w:t>
+            </w:r>
+            <w:proofErr w:type="spellEnd"/>
+            <w:r>
+              <w:rPr>
+                <w:i/>
+                <w:iCs/>
+                <w:sz w:val="24"/>
+                <w:szCs w:val="24"/>
+              </w:rPr>
+              <w:t>: добавлен комментарий в начало файла"</w:t>
+            </w:r>
+          </w:p>
+        </w:tc>
+        <w:tc>
+          <w:tcPr>
+            <w:tcW w:w="4673" w:type="dxa"/>
+            <w:vAlign w:val="center"/>
+          </w:tcPr>
+          <w:p>
+            <w:pPr>
+              <w:jc w:val="center"/>
+              <w:rPr>
+                <w:sz w:val="24"/>
+                <w:szCs w:val="24"/>
+              </w:rPr>
+            </w:pPr>
+            <w:r>
+              <w:rPr>
+                <w:sz w:val="24"/>
+                <w:szCs w:val="24"/>
+              </w:rPr>
+              <w:t>Фиксация изменений в репозитории. Параметр -m позволяет добавить сообщение, описывающее суть внесённых правок.</w:t>
+            </w:r>
+          </w:p>
+        </w:tc>
+      </w:tr>
+      <w:tr>
+        <w:tc>
+          <w:tcPr>
+            <w:tcW w:w="4672" w:type="dxa"/>
+            <w:vAlign w:val="center"/>
+          </w:tcPr>
+          <w:p>
+            <w:pPr>
+              <w:rPr>
+                <w:i/>
+                <w:iCs/>
+                <w:sz w:val="24"/>
+                <w:szCs w:val="24"/>
+              </w:rPr>
+            </w:pPr>
+            <w:proofErr w:type="spellStart"/>
+            <w:r>
+              <w:rPr>
+                <w:i/>
+                <w:iCs/>
+                <w:sz w:val="24"/>
+                <w:szCs w:val="24"/>
+              </w:rPr>
+              <w:t>git</w:t>
+            </w:r>
+            <w:proofErr w:type="spellEnd"/>
+            <w:r>
+              <w:rPr>
+                <w:i/>
+                <w:iCs/>
+                <w:sz w:val="24"/>
+                <w:szCs w:val="24"/>
+              </w:rPr>
+              <w:t xml:space="preserve"> </w:t>
+            </w:r>
+            <w:proofErr w:type="spellStart"/>
+            <w:r>
+              <w:rPr>
+                <w:i/>
+                <w:iCs/>
+                <w:sz w:val="24"/>
+                <w:szCs w:val="24"/>
+              </w:rPr>
+              <w:t>status</w:t>
+            </w:r>
+            <w:proofErr w:type="spellEnd"/>
+          </w:p>
+        </w:tc>
+        <w:tc>
+          <w:tcPr>
+            <w:tcW w:w="4673" w:type="dxa"/>
+            <w:vAlign w:val="center"/>
+          </w:tcPr>
+          <w:p>
+            <w:pPr>
+              <w:jc w:val="center"/>
+              <w:rPr>
+                <w:sz w:val="24"/>
+                <w:szCs w:val="24"/>
+              </w:rPr>
+            </w:pPr>
+            <w:r>
+              <w:rPr>
+                <w:sz w:val="24"/>
+                <w:szCs w:val="24"/>
+              </w:rPr>
+              <w:t>Финальная проверка состояния репозитория</w:t>
+            </w:r>
+          </w:p>
+        </w:tc>
+      </w:tr>
+      <w:tr>
+        <w:tc>
+          <w:tcPr>
+            <w:tcW w:w="4672" w:type="dxa"/>
+            <w:vAlign w:val="center"/>
+          </w:tcPr>
+          <w:p>
+            <w:pPr>
+              <w:rPr>
+                <w:i/>
+                <w:iCs/>
+                <w:sz w:val="24"/>
+                <w:szCs w:val="24"/>
+              </w:rPr>
+            </w:pPr>
+            <w:r>
+              <w:rPr>
+                <w:b/>
+                <w:bCs/>
+                <w:sz w:val="24"/>
+                <w:szCs w:val="24"/>
+              </w:rPr>
+              <w:t>Шаг 2.</w:t>
+            </w:r>
+            <w:r>
+              <w:rPr>
+                <w:b/>
+                <w:bCs/>
+                <w:sz w:val="24"/>
+                <w:szCs w:val="24"/>
+              </w:rPr>
+              <w:t>6</w:t>
+            </w:r>
+          </w:p>
+        </w:tc>
+        <w:tc>
+          <w:tcPr>
+            <w:tcW w:w="4673" w:type="dxa"/>
+            <w:vAlign w:val="center"/>
+          </w:tcPr>
+          <w:p>
+            <w:pPr>
+              <w:jc w:val="center"/>
+              <w:rPr>
+                <w:sz w:val="24"/>
+                <w:szCs w:val="24"/>
+              </w:rPr>
+            </w:pPr>
+          </w:p>
+        </w:tc>
+      </w:tr>
+      <w:tr>
+        <w:tc>
+          <w:tcPr>
+            <w:tcW w:w="4672" w:type="dxa"/>
+            <w:vAlign w:val="center"/>
+          </w:tcPr>
+          <w:p>
+            <w:pPr>
+              <w:rPr>
+                <w:i/>
+                <w:iCs/>
+                <w:sz w:val="24"/>
+                <w:szCs w:val="24"/>
+              </w:rPr>
+            </w:pPr>
+            <w:proofErr w:type="spellStart"/>
+            <w:r>
+              <w:rPr>
+                <w:i/>
+                <w:iCs/>
+                <w:sz w:val="24"/>
+                <w:szCs w:val="24"/>
+              </w:rPr>
+              <w:t>git</w:t>
+            </w:r>
+            <w:proofErr w:type="spellEnd"/>
+            <w:r>
+              <w:rPr>
+                <w:i/>
+                <w:iCs/>
+                <w:sz w:val="24"/>
+                <w:szCs w:val="24"/>
+              </w:rPr>
+              <w:t xml:space="preserve"> </w:t>
+            </w:r>
+            <w:proofErr w:type="spellStart"/>
+            <w:r>
+              <w:rPr>
+                <w:i/>
+                <w:iCs/>
+                <w:sz w:val="24"/>
+                <w:szCs w:val="24"/>
+              </w:rPr>
+              <w:t>branch</w:t>
+            </w:r>
+            <w:proofErr w:type="spellEnd"/>
+            <w:r>
+              <w:rPr>
+                <w:i/>
+                <w:iCs/>
+                <w:sz w:val="24"/>
+                <w:szCs w:val="24"/>
+              </w:rPr>
+              <w:t xml:space="preserve"> </w:t>
+            </w:r>
+            <w:proofErr w:type="spellStart"/>
+            <w:r>
+              <w:rPr>
+                <w:i/>
+                <w:iCs/>
+                <w:sz w:val="24"/>
+                <w:szCs w:val="24"/>
+              </w:rPr>
+              <w:t>feature</w:t>
+            </w:r>
+            <w:proofErr w:type="spellEnd"/>
+          </w:p>
+        </w:tc>
+        <w:tc>
+          <w:tcPr>
+            <w:tcW w:w="4673" w:type="dxa"/>
+            <w:vAlign w:val="center"/>
+          </w:tcPr>
+          <w:p>
+            <w:pPr>
+              <w:jc w:val="center"/>
+              <w:rPr>
+                <w:sz w:val="24"/>
+                <w:szCs w:val="24"/>
+              </w:rPr>
+            </w:pPr>
+            <w:r>
+              <w:rPr>
+                <w:sz w:val="24"/>
+                <w:szCs w:val="24"/>
+              </w:rPr>
+              <w:t xml:space="preserve">Создаёт новую ветку с именем </w:t>
+            </w:r>
+            <w:proofErr w:type="spellStart"/>
+            <w:r>
+              <w:rPr>
+                <w:sz w:val="24"/>
+                <w:szCs w:val="24"/>
+              </w:rPr>
+              <w:t>feature</w:t>
+            </w:r>
+            <w:proofErr w:type="spellEnd"/>
+            <w:r>
+              <w:rPr>
+                <w:sz w:val="24"/>
+                <w:szCs w:val="24"/>
+              </w:rPr>
+              <w:t>.</w:t>
+            </w:r>
+          </w:p>
+        </w:tc>
+      </w:tr>
+      <w:tr>
+        <w:tc>
+          <w:tcPr>
+            <w:tcW w:w="4672" w:type="dxa"/>
+            <w:vAlign w:val="center"/>
+          </w:tcPr>
+          <w:p>
+            <w:pPr>
+              <w:rPr>
+                <w:i/>
+                <w:iCs/>
+                <w:sz w:val="24"/>
+                <w:szCs w:val="24"/>
+              </w:rPr>
+            </w:pPr>
+            <w:proofErr w:type="spellStart"/>
+            <w:r>
+              <w:rPr>
+                <w:i/>
+                <w:iCs/>
+                <w:sz w:val="24"/>
+                <w:szCs w:val="24"/>
+              </w:rPr>
+              <w:t>git</w:t>
+            </w:r>
+            <w:proofErr w:type="spellEnd"/>
+            <w:r>
+              <w:rPr>
+                <w:i/>
+                <w:iCs/>
+                <w:sz w:val="24"/>
+                <w:szCs w:val="24"/>
+              </w:rPr>
+              <w:t xml:space="preserve"> </w:t>
+            </w:r>
+            <w:proofErr w:type="spellStart"/>
+            <w:r>
+              <w:rPr>
+                <w:i/>
+                <w:iCs/>
+                <w:sz w:val="24"/>
+                <w:szCs w:val="24"/>
+              </w:rPr>
+              <w:t>branch</w:t>
+            </w:r>
+            <w:proofErr w:type="spellEnd"/>
+            <w:r>
+              <w:rPr>
+                <w:i/>
+                <w:iCs/>
+                <w:sz w:val="24"/>
+                <w:szCs w:val="24"/>
+              </w:rPr>
+              <w:t xml:space="preserve"> </w:t>
+            </w:r>
+            <w:proofErr w:type="spellStart"/>
+            <w:r>
+              <w:rPr>
+                <w:i/>
+                <w:iCs/>
+                <w:sz w:val="24"/>
+                <w:szCs w:val="24"/>
+              </w:rPr>
+              <w:t>bugfix</w:t>
+            </w:r>
+            <w:proofErr w:type="spellEnd"/>
+          </w:p>
+        </w:tc>
+        <w:tc>
+          <w:tcPr>
+            <w:tcW w:w="4673" w:type="dxa"/>
+            <w:vAlign w:val="center"/>
+          </w:tcPr>
+          <w:p>
+            <w:pPr>
+              <w:jc w:val="center"/>
+              <w:rPr>
+                <w:sz w:val="24"/>
+                <w:szCs w:val="24"/>
+              </w:rPr>
+            </w:pPr>
+            <w:r>
+              <w:rPr>
+                <w:sz w:val="24"/>
+                <w:szCs w:val="24"/>
+              </w:rPr>
+              <w:t xml:space="preserve">Создаёт новую ветку с именем </w:t>
+            </w:r>
+            <w:proofErr w:type="spellStart"/>
+            <w:r>
+              <w:rPr>
+                <w:sz w:val="24"/>
+                <w:szCs w:val="24"/>
+              </w:rPr>
+              <w:t>bugfix</w:t>
+            </w:r>
+            <w:proofErr w:type="spellEnd"/>
+            <w:r>
+              <w:rPr>
+                <w:sz w:val="24"/>
+                <w:szCs w:val="24"/>
+              </w:rPr>
+              <w:t>.</w:t>
+            </w:r>
+          </w:p>
+        </w:tc>
+      </w:tr>
+      <w:tr>
+        <w:tc>
+          <w:tcPr>
+            <w:tcW w:w="4672" w:type="dxa"/>
+            <w:vAlign w:val="center"/>
+          </w:tcPr>
+          <w:p>
+            <w:pPr>
+              <w:rPr>
+                <w:i/>
+                <w:iCs/>
+                <w:sz w:val="24"/>
+                <w:szCs w:val="24"/>
+              </w:rPr>
+            </w:pPr>
+            <w:proofErr w:type="spellStart"/>
+            <w:r>
+              <w:rPr>
+                <w:i/>
+                <w:iCs/>
+                <w:sz w:val="24"/>
+                <w:szCs w:val="24"/>
+              </w:rPr>
+              <w:lastRenderedPageBreak/>
+              <w:t>git</w:t>
+            </w:r>
+            <w:proofErr w:type="spellEnd"/>
+            <w:r>
+              <w:rPr>
+                <w:i/>
+                <w:iCs/>
+                <w:sz w:val="24"/>
+                <w:szCs w:val="24"/>
+              </w:rPr>
+              <w:t xml:space="preserve"> </w:t>
+            </w:r>
+            <w:proofErr w:type="spellStart"/>
+            <w:r>
+              <w:rPr>
+                <w:i/>
+                <w:iCs/>
+                <w:sz w:val="24"/>
+                <w:szCs w:val="24"/>
+              </w:rPr>
+              <w:t>branch</w:t>
+            </w:r>
+            <w:proofErr w:type="spellEnd"/>
+          </w:p>
+        </w:tc>
+        <w:tc>
+          <w:tcPr>
+            <w:tcW w:w="4673" w:type="dxa"/>
+            <w:vAlign w:val="center"/>
+          </w:tcPr>
+          <w:p>
+            <w:pPr>
+              <w:jc w:val="center"/>
+              <w:rPr>
+                <w:sz w:val="24"/>
+                <w:szCs w:val="24"/>
+              </w:rPr>
+            </w:pPr>
+            <w:r>
+              <w:rPr>
+                <w:sz w:val="24"/>
+                <w:szCs w:val="24"/>
+              </w:rPr>
+              <w:t>Показывает список всех веток. Звёздочкой отмечена активная ветка (</w:t>
+            </w:r>
+            <w:proofErr w:type="spellStart"/>
+            <w:r>
+              <w:rPr>
+                <w:sz w:val="24"/>
+                <w:szCs w:val="24"/>
+              </w:rPr>
+              <w:t>master</w:t>
+            </w:r>
+            <w:proofErr w:type="spellEnd"/>
+            <w:r>
+              <w:rPr>
+                <w:sz w:val="24"/>
+                <w:szCs w:val="24"/>
+              </w:rPr>
+              <w:t>).</w:t>
+            </w:r>
+          </w:p>
+        </w:tc>
+      </w:tr>
+      <w:tr>
+        <w:tc>
+          <w:tcPr>
+            <w:tcW w:w="4672" w:type="dxa"/>
+            <w:vAlign w:val="center"/>
+          </w:tcPr>
+          <w:p>
+            <w:pPr>
+              <w:rPr>
+                <w:i/>
+                <w:iCs/>
+                <w:sz w:val="24"/>
+                <w:szCs w:val="24"/>
+              </w:rPr>
+            </w:pPr>
+            <w:proofErr w:type="spellStart"/>
+            <w:r>
+              <w:rPr>
+                <w:i/>
+                <w:iCs/>
+                <w:sz w:val="24"/>
+                <w:szCs w:val="24"/>
+              </w:rPr>
+              <w:t>git</w:t>
+            </w:r>
+            <w:proofErr w:type="spellEnd"/>
+            <w:r>
+              <w:rPr>
+                <w:i/>
+                <w:iCs/>
+                <w:sz w:val="24"/>
+                <w:szCs w:val="24"/>
+              </w:rPr>
+              <w:t xml:space="preserve"> </w:t>
+            </w:r>
+            <w:proofErr w:type="spellStart"/>
+            <w:r>
+              <w:rPr>
+                <w:i/>
+                <w:iCs/>
+                <w:sz w:val="24"/>
+                <w:szCs w:val="24"/>
+              </w:rPr>
+              <w:t>checkout</w:t>
+            </w:r>
+            <w:proofErr w:type="spellEnd"/>
+            <w:r>
+              <w:rPr>
+                <w:i/>
+                <w:iCs/>
+                <w:sz w:val="24"/>
+                <w:szCs w:val="24"/>
+              </w:rPr>
+              <w:t xml:space="preserve"> </w:t>
+            </w:r>
+            <w:proofErr w:type="spellStart"/>
+            <w:r>
+              <w:rPr>
+                <w:i/>
+                <w:iCs/>
+                <w:sz w:val="24"/>
+                <w:szCs w:val="24"/>
+              </w:rPr>
+              <w:t>feature</w:t>
+            </w:r>
+            <w:proofErr w:type="spellEnd"/>
+          </w:p>
+        </w:tc>
+        <w:tc>
+          <w:tcPr>
+            <w:tcW w:w="4673" w:type="dxa"/>
+            <w:vAlign w:val="center"/>
+          </w:tcPr>
+          <w:p>
+            <w:pPr>
+              <w:jc w:val="center"/>
+              <w:rPr>
+                <w:sz w:val="24"/>
+                <w:szCs w:val="24"/>
+              </w:rPr>
+            </w:pPr>
+            <w:r>
+              <w:rPr>
+                <w:sz w:val="24"/>
+                <w:szCs w:val="24"/>
+              </w:rPr>
+              <w:t xml:space="preserve">Переключается на ветку </w:t>
+            </w:r>
+            <w:proofErr w:type="spellStart"/>
+            <w:r>
+              <w:rPr>
+                <w:sz w:val="24"/>
+                <w:szCs w:val="24"/>
+              </w:rPr>
+              <w:t>feature</w:t>
+            </w:r>
+            <w:proofErr w:type="spellEnd"/>
+            <w:r>
+              <w:rPr>
+                <w:sz w:val="24"/>
+                <w:szCs w:val="24"/>
+              </w:rPr>
+              <w:t>.</w:t>
+            </w:r>
+          </w:p>
+        </w:tc>
+      </w:tr>
+      <w:tr>
+        <w:tc>
+          <w:tcPr>
+            <w:tcW w:w="4672" w:type="dxa"/>
+            <w:vAlign w:val="center"/>
+          </w:tcPr>
+          <w:p>
+            <w:pPr>
+              <w:rPr>
+                <w:i/>
+                <w:iCs/>
+                <w:sz w:val="24"/>
+                <w:szCs w:val="24"/>
+              </w:rPr>
+            </w:pPr>
+            <w:proofErr w:type="spellStart"/>
+            <w:r>
+              <w:rPr>
+                <w:i/>
+                <w:iCs/>
+                <w:sz w:val="24"/>
+                <w:szCs w:val="24"/>
+              </w:rPr>
+              <w:t>git</w:t>
+            </w:r>
+            <w:proofErr w:type="spellEnd"/>
+            <w:r>
+              <w:rPr>
+                <w:i/>
+                <w:iCs/>
+                <w:sz w:val="24"/>
+                <w:szCs w:val="24"/>
+              </w:rPr>
+              <w:t xml:space="preserve"> </w:t>
+            </w:r>
+            <w:proofErr w:type="spellStart"/>
+            <w:r>
+              <w:rPr>
+                <w:i/>
+                <w:iCs/>
+                <w:sz w:val="24"/>
+                <w:szCs w:val="24"/>
+              </w:rPr>
+              <w:t>branch</w:t>
+            </w:r>
+            <w:proofErr w:type="spellEnd"/>
+          </w:p>
+        </w:tc>
+        <w:tc>
+          <w:tcPr>
+            <w:tcW w:w="4673" w:type="dxa"/>
+            <w:vAlign w:val="center"/>
+          </w:tcPr>
+          <w:p>
+            <w:pPr>
+              <w:jc w:val="center"/>
+              <w:rPr>
+                <w:sz w:val="24"/>
+                <w:szCs w:val="24"/>
+              </w:rPr>
+            </w:pPr>
+            <w:r>
+              <w:rPr>
+                <w:sz w:val="24"/>
+                <w:szCs w:val="24"/>
+              </w:rPr>
+              <w:t xml:space="preserve">Проверяет, что активная ветка теперь </w:t>
+            </w:r>
+            <w:proofErr w:type="spellStart"/>
+            <w:r>
+              <w:rPr>
+                <w:sz w:val="24"/>
+                <w:szCs w:val="24"/>
+              </w:rPr>
+              <w:t>feature</w:t>
+            </w:r>
+            <w:proofErr w:type="spellEnd"/>
+            <w:r>
+              <w:rPr>
+                <w:sz w:val="24"/>
+                <w:szCs w:val="24"/>
+              </w:rPr>
+              <w:t>.</w:t>
+            </w:r>
+          </w:p>
+        </w:tc>
+      </w:tr>
+      <w:tr>
+        <w:tc>
+          <w:tcPr>
+            <w:tcW w:w="4672" w:type="dxa"/>
+            <w:vAlign w:val="center"/>
+          </w:tcPr>
+          <w:p>
+            <w:pPr>
+              <w:rPr>
+                <w:i/>
+                <w:iCs/>
+                <w:sz w:val="24"/>
+                <w:szCs w:val="24"/>
+              </w:rPr>
+            </w:pPr>
+            <w:proofErr w:type="spellStart"/>
+            <w:r>
+              <w:rPr>
+                <w:i/>
+                <w:iCs/>
+                <w:sz w:val="24"/>
+                <w:szCs w:val="24"/>
+              </w:rPr>
+              <w:t>git</w:t>
+            </w:r>
+            <w:proofErr w:type="spellEnd"/>
+            <w:r>
+              <w:rPr>
+                <w:i/>
+                <w:iCs/>
+                <w:sz w:val="24"/>
+                <w:szCs w:val="24"/>
+              </w:rPr>
+              <w:t xml:space="preserve"> </w:t>
+            </w:r>
+            <w:proofErr w:type="spellStart"/>
+            <w:r>
+              <w:rPr>
+                <w:i/>
+                <w:iCs/>
+                <w:sz w:val="24"/>
+                <w:szCs w:val="24"/>
+              </w:rPr>
+              <w:t>add</w:t>
+            </w:r>
+            <w:proofErr w:type="spellEnd"/>
+            <w:r>
+              <w:rPr>
+                <w:i/>
+                <w:iCs/>
+                <w:sz w:val="24"/>
+                <w:szCs w:val="24"/>
+              </w:rPr>
+              <w:t xml:space="preserve"> lab5.py</w:t>
+            </w:r>
+          </w:p>
+        </w:tc>
+        <w:tc>
+          <w:tcPr>
+            <w:tcW w:w="4673" w:type="dxa"/>
+            <w:vAlign w:val="center"/>
+          </w:tcPr>
+          <w:p>
+            <w:pPr>
+              <w:jc w:val="center"/>
+              <w:rPr>
+                <w:sz w:val="24"/>
+                <w:szCs w:val="24"/>
+              </w:rPr>
+            </w:pPr>
+            <w:r>
+              <w:rPr>
+                <w:sz w:val="24"/>
+                <w:szCs w:val="24"/>
+              </w:rPr>
+              <w:t xml:space="preserve">Добавляет изменённый файл в </w:t>
+            </w:r>
+            <w:proofErr w:type="spellStart"/>
+            <w:r>
+              <w:rPr>
+                <w:sz w:val="24"/>
+                <w:szCs w:val="24"/>
+              </w:rPr>
+              <w:t>staging</w:t>
+            </w:r>
+            <w:proofErr w:type="spellEnd"/>
+            <w:r>
+              <w:rPr>
+                <w:sz w:val="24"/>
+                <w:szCs w:val="24"/>
+              </w:rPr>
+              <w:t>.</w:t>
+            </w:r>
+          </w:p>
+        </w:tc>
+      </w:tr>
+      <w:tr>
+        <w:tc>
+          <w:tcPr>
+            <w:tcW w:w="4672" w:type="dxa"/>
+            <w:vAlign w:val="center"/>
+          </w:tcPr>
+          <w:p>
+            <w:pPr>
+              <w:rPr>
+                <w:i/>
+                <w:iCs/>
+                <w:sz w:val="24"/>
+                <w:szCs w:val="24"/>
+              </w:rPr>
+            </w:pPr>
+            <w:proofErr w:type="spellStart"/>
+            <w:r>
+              <w:rPr>
+                <w:i/>
+                <w:iCs/>
+                <w:sz w:val="24"/>
+                <w:szCs w:val="24"/>
+              </w:rPr>
+              <w:t>git</w:t>
+            </w:r>
+            <w:proofErr w:type="spellEnd"/>
+            <w:r>
+              <w:rPr>
+                <w:i/>
+                <w:iCs/>
+                <w:sz w:val="24"/>
+                <w:szCs w:val="24"/>
+              </w:rPr>
+              <w:t xml:space="preserve"> </w:t>
+            </w:r>
+            <w:proofErr w:type="spellStart"/>
+            <w:r>
+              <w:rPr>
+                <w:i/>
+                <w:iCs/>
+                <w:sz w:val="24"/>
+                <w:szCs w:val="24"/>
+              </w:rPr>
+              <w:t>commit</w:t>
+            </w:r>
+            <w:proofErr w:type="spellEnd"/>
+            <w:r>
+              <w:rPr>
+                <w:i/>
+                <w:iCs/>
+                <w:sz w:val="24"/>
+                <w:szCs w:val="24"/>
+              </w:rPr>
+              <w:t xml:space="preserve"> -m "Изменения в ветке </w:t>
+            </w:r>
+            <w:proofErr w:type="spellStart"/>
+            <w:r>
+              <w:rPr>
+                <w:i/>
+                <w:iCs/>
+                <w:sz w:val="24"/>
+                <w:szCs w:val="24"/>
+              </w:rPr>
+              <w:t>feature</w:t>
+            </w:r>
+            <w:proofErr w:type="spellEnd"/>
+            <w:r>
+              <w:rPr>
+                <w:i/>
+                <w:iCs/>
+                <w:sz w:val="24"/>
+                <w:szCs w:val="24"/>
+              </w:rPr>
+              <w:t xml:space="preserve">: добавлен </w:t>
+            </w:r>
+            <w:proofErr w:type="spellStart"/>
+            <w:r>
+              <w:rPr>
+                <w:i/>
+                <w:iCs/>
+                <w:sz w:val="24"/>
+                <w:szCs w:val="24"/>
+              </w:rPr>
+              <w:t>print</w:t>
+            </w:r>
+            <w:proofErr w:type="spellEnd"/>
+            <w:r>
+              <w:rPr>
+                <w:i/>
+                <w:iCs/>
+                <w:sz w:val="24"/>
+                <w:szCs w:val="24"/>
+              </w:rPr>
+              <w:t xml:space="preserve"> и </w:t>
+            </w:r>
+            <w:proofErr w:type="spellStart"/>
+            <w:r>
+              <w:rPr>
+                <w:i/>
+                <w:iCs/>
+                <w:sz w:val="24"/>
+                <w:szCs w:val="24"/>
+              </w:rPr>
+              <w:t>коментарий</w:t>
+            </w:r>
+            <w:proofErr w:type="spellEnd"/>
+            <w:r>
+              <w:rPr>
+                <w:i/>
+                <w:iCs/>
+                <w:sz w:val="24"/>
+                <w:szCs w:val="24"/>
+              </w:rPr>
+              <w:t>"</w:t>
+            </w:r>
+          </w:p>
+        </w:tc>
+        <w:tc>
+          <w:tcPr>
+            <w:tcW w:w="4673" w:type="dxa"/>
+            <w:vAlign w:val="center"/>
+          </w:tcPr>
+          <w:p>
+            <w:pPr>
+              <w:jc w:val="center"/>
+              <w:rPr>
+                <w:sz w:val="24"/>
+                <w:szCs w:val="24"/>
+              </w:rPr>
+            </w:pPr>
+            <w:r>
+              <w:rPr>
+                <w:sz w:val="24"/>
+                <w:szCs w:val="24"/>
+              </w:rPr>
+              <w:t xml:space="preserve">Фиксирует изменения в ветке </w:t>
+            </w:r>
+            <w:proofErr w:type="spellStart"/>
+            <w:r>
+              <w:rPr>
+                <w:sz w:val="24"/>
+                <w:szCs w:val="24"/>
+              </w:rPr>
+              <w:t>feature</w:t>
+            </w:r>
+            <w:proofErr w:type="spellEnd"/>
+            <w:r>
+              <w:rPr>
+                <w:sz w:val="24"/>
+                <w:szCs w:val="24"/>
+              </w:rPr>
+              <w:t>.</w:t>
+            </w:r>
+          </w:p>
+        </w:tc>
+      </w:tr>
+      <w:tr>
+        <w:tc>
+          <w:tcPr>
+            <w:tcW w:w="4672" w:type="dxa"/>
+            <w:vAlign w:val="center"/>
+          </w:tcPr>
+          <w:p>
+            <w:pPr>
+              <w:rPr>
+                <w:i/>
+                <w:iCs/>
+                <w:sz w:val="24"/>
+                <w:szCs w:val="24"/>
+              </w:rPr>
+            </w:pPr>
+            <w:proofErr w:type="spellStart"/>
+            <w:r>
+              <w:rPr>
+                <w:i/>
+                <w:iCs/>
+                <w:sz w:val="24"/>
+                <w:szCs w:val="24"/>
+              </w:rPr>
+              <w:t>git</w:t>
+            </w:r>
+            <w:proofErr w:type="spellEnd"/>
+            <w:r>
+              <w:rPr>
+                <w:i/>
+                <w:iCs/>
+                <w:sz w:val="24"/>
+                <w:szCs w:val="24"/>
+              </w:rPr>
+              <w:t xml:space="preserve"> </w:t>
+            </w:r>
+            <w:proofErr w:type="spellStart"/>
+            <w:r>
+              <w:rPr>
+                <w:i/>
+                <w:iCs/>
+                <w:sz w:val="24"/>
+                <w:szCs w:val="24"/>
+              </w:rPr>
+              <w:t>checkout</w:t>
+            </w:r>
+            <w:proofErr w:type="spellEnd"/>
+            <w:r>
+              <w:rPr>
+                <w:i/>
+                <w:iCs/>
+                <w:sz w:val="24"/>
+                <w:szCs w:val="24"/>
+              </w:rPr>
+              <w:t xml:space="preserve"> </w:t>
+            </w:r>
+            <w:proofErr w:type="spellStart"/>
+            <w:r>
+              <w:rPr>
+                <w:i/>
+                <w:iCs/>
+                <w:sz w:val="24"/>
+                <w:szCs w:val="24"/>
+              </w:rPr>
+              <w:t>master</w:t>
+            </w:r>
+            <w:proofErr w:type="spellEnd"/>
+          </w:p>
+        </w:tc>
+        <w:tc>
+          <w:tcPr>
+            <w:tcW w:w="4673" w:type="dxa"/>
+            <w:vAlign w:val="center"/>
+          </w:tcPr>
+          <w:p>
+            <w:pPr>
+              <w:jc w:val="center"/>
+              <w:rPr>
+                <w:sz w:val="24"/>
+                <w:szCs w:val="24"/>
+              </w:rPr>
+            </w:pPr>
+            <w:r>
+              <w:rPr>
+                <w:sz w:val="24"/>
+                <w:szCs w:val="24"/>
+              </w:rPr>
+              <w:t xml:space="preserve">Возвращается в основную ветку </w:t>
+            </w:r>
+            <w:proofErr w:type="spellStart"/>
+            <w:r>
+              <w:rPr>
+                <w:sz w:val="24"/>
+                <w:szCs w:val="24"/>
+              </w:rPr>
+              <w:t>master</w:t>
+            </w:r>
+            <w:proofErr w:type="spellEnd"/>
+            <w:r>
+              <w:rPr>
+                <w:sz w:val="24"/>
+                <w:szCs w:val="24"/>
+              </w:rPr>
+              <w:t>.</w:t>
+            </w:r>
+          </w:p>
+        </w:tc>
+      </w:tr>
+      <w:tr>
+        <w:tc>
+          <w:tcPr>
+            <w:tcW w:w="4672" w:type="dxa"/>
+            <w:vAlign w:val="center"/>
+          </w:tcPr>
+          <w:p>
+            <w:pPr>
+              <w:rPr>
+                <w:i/>
+                <w:iCs/>
+                <w:sz w:val="24"/>
+                <w:szCs w:val="24"/>
+              </w:rPr>
+            </w:pPr>
+            <w:proofErr w:type="spellStart"/>
+            <w:r>
+              <w:rPr>
+                <w:i/>
+                <w:iCs/>
+                <w:sz w:val="24"/>
+                <w:szCs w:val="24"/>
+              </w:rPr>
+              <w:t>git</w:t>
+            </w:r>
+            <w:proofErr w:type="spellEnd"/>
+            <w:r>
+              <w:rPr>
+                <w:i/>
+                <w:iCs/>
+                <w:sz w:val="24"/>
+                <w:szCs w:val="24"/>
+              </w:rPr>
+              <w:t xml:space="preserve"> </w:t>
+            </w:r>
+            <w:proofErr w:type="spellStart"/>
+            <w:r>
+              <w:rPr>
+                <w:i/>
+                <w:iCs/>
+                <w:sz w:val="24"/>
+                <w:szCs w:val="24"/>
+              </w:rPr>
+              <w:t>checkout</w:t>
+            </w:r>
+            <w:proofErr w:type="spellEnd"/>
+            <w:r>
+              <w:rPr>
+                <w:i/>
+                <w:iCs/>
+                <w:sz w:val="24"/>
+                <w:szCs w:val="24"/>
+              </w:rPr>
+              <w:t xml:space="preserve"> </w:t>
+            </w:r>
+            <w:proofErr w:type="spellStart"/>
+            <w:r>
+              <w:rPr>
+                <w:i/>
+                <w:iCs/>
+                <w:sz w:val="24"/>
+                <w:szCs w:val="24"/>
+              </w:rPr>
+              <w:t>bugfix</w:t>
+            </w:r>
+            <w:proofErr w:type="spellEnd"/>
+          </w:p>
+        </w:tc>
+        <w:tc>
+          <w:tcPr>
+            <w:tcW w:w="4673" w:type="dxa"/>
+            <w:vAlign w:val="center"/>
+          </w:tcPr>
+          <w:p>
+            <w:pPr>
+              <w:jc w:val="center"/>
+              <w:rPr>
+                <w:sz w:val="24"/>
+                <w:szCs w:val="24"/>
+              </w:rPr>
+            </w:pPr>
+            <w:r>
+              <w:rPr>
+                <w:sz w:val="24"/>
+                <w:szCs w:val="24"/>
+              </w:rPr>
+              <w:t xml:space="preserve">Переключается на ветку </w:t>
+            </w:r>
+            <w:proofErr w:type="spellStart"/>
+            <w:r>
+              <w:rPr>
+                <w:sz w:val="24"/>
+                <w:szCs w:val="24"/>
+              </w:rPr>
+              <w:t>bugfix</w:t>
+            </w:r>
+            <w:proofErr w:type="spellEnd"/>
+            <w:r>
+              <w:rPr>
+                <w:sz w:val="24"/>
+                <w:szCs w:val="24"/>
+              </w:rPr>
+              <w:t>.</w:t>
+            </w:r>
+          </w:p>
+        </w:tc>
+      </w:tr>
+      <w:tr>
+        <w:tc>
+          <w:tcPr>
+            <w:tcW w:w="4672" w:type="dxa"/>
+            <w:vAlign w:val="center"/>
+          </w:tcPr>
+          <w:p>
+            <w:pPr>
+              <w:rPr>
+                <w:i/>
+                <w:iCs/>
+                <w:sz w:val="24"/>
+                <w:szCs w:val="24"/>
+              </w:rPr>
+            </w:pPr>
+            <w:proofErr w:type="spellStart"/>
+            <w:r>
+              <w:rPr>
+                <w:i/>
+                <w:iCs/>
+                <w:sz w:val="24"/>
+                <w:szCs w:val="24"/>
+              </w:rPr>
+              <w:t>git</w:t>
+            </w:r>
+            <w:proofErr w:type="spellEnd"/>
+            <w:r>
+              <w:rPr>
+                <w:i/>
+                <w:iCs/>
+                <w:sz w:val="24"/>
+                <w:szCs w:val="24"/>
+              </w:rPr>
+              <w:t xml:space="preserve"> </w:t>
+            </w:r>
+            <w:proofErr w:type="spellStart"/>
+            <w:r>
+              <w:rPr>
+                <w:i/>
+                <w:iCs/>
+                <w:sz w:val="24"/>
+                <w:szCs w:val="24"/>
+              </w:rPr>
+              <w:t>add</w:t>
+            </w:r>
+            <w:proofErr w:type="spellEnd"/>
+            <w:r>
+              <w:rPr>
+                <w:i/>
+                <w:iCs/>
+                <w:sz w:val="24"/>
+                <w:szCs w:val="24"/>
+              </w:rPr>
+              <w:t xml:space="preserve"> lab5.py</w:t>
+            </w:r>
+          </w:p>
+        </w:tc>
+        <w:tc>
+          <w:tcPr>
+            <w:tcW w:w="4673" w:type="dxa"/>
+            <w:vAlign w:val="center"/>
+          </w:tcPr>
+          <w:p>
+            <w:pPr>
+              <w:jc w:val="center"/>
+              <w:rPr>
+                <w:sz w:val="24"/>
+                <w:szCs w:val="24"/>
+              </w:rPr>
+            </w:pPr>
+            <w:r>
+              <w:rPr>
+                <w:sz w:val="24"/>
+                <w:szCs w:val="24"/>
+              </w:rPr>
+              <w:t xml:space="preserve">Добавляет изменённый файл в </w:t>
+            </w:r>
+            <w:proofErr w:type="spellStart"/>
+            <w:r>
+              <w:rPr>
+                <w:sz w:val="24"/>
+                <w:szCs w:val="24"/>
+              </w:rPr>
+              <w:t>staging</w:t>
+            </w:r>
+            <w:proofErr w:type="spellEnd"/>
+            <w:r>
+              <w:rPr>
+                <w:sz w:val="24"/>
+                <w:szCs w:val="24"/>
+              </w:rPr>
+              <w:t>.</w:t>
+            </w:r>
+          </w:p>
+        </w:tc>
+      </w:tr>
+      <w:tr>
+        <w:tc>
+          <w:tcPr>
+            <w:tcW w:w="4672" w:type="dxa"/>
+            <w:vAlign w:val="center"/>
+          </w:tcPr>
+          <w:p>
+            <w:pPr>
+              <w:rPr>
+                <w:i/>
+                <w:iCs/>
+                <w:sz w:val="24"/>
+                <w:szCs w:val="24"/>
+              </w:rPr>
+            </w:pPr>
+            <w:proofErr w:type="spellStart"/>
+            <w:r>
+              <w:rPr>
+                <w:i/>
+                <w:iCs/>
+                <w:sz w:val="24"/>
+                <w:szCs w:val="24"/>
+              </w:rPr>
+              <w:t>git</w:t>
+            </w:r>
+            <w:proofErr w:type="spellEnd"/>
+            <w:r>
+              <w:rPr>
+                <w:i/>
+                <w:iCs/>
+                <w:sz w:val="24"/>
+                <w:szCs w:val="24"/>
+              </w:rPr>
+              <w:t xml:space="preserve"> </w:t>
+            </w:r>
+            <w:proofErr w:type="spellStart"/>
+            <w:r>
+              <w:rPr>
+                <w:i/>
+                <w:iCs/>
+                <w:sz w:val="24"/>
+                <w:szCs w:val="24"/>
+              </w:rPr>
+              <w:t>commit</w:t>
+            </w:r>
+            <w:proofErr w:type="spellEnd"/>
+            <w:r>
+              <w:rPr>
+                <w:i/>
+                <w:iCs/>
+                <w:sz w:val="24"/>
+                <w:szCs w:val="24"/>
+              </w:rPr>
+              <w:t xml:space="preserve"> -m "Изменения в ветке </w:t>
+            </w:r>
+            <w:proofErr w:type="spellStart"/>
+            <w:r>
+              <w:rPr>
+                <w:i/>
+                <w:iCs/>
+                <w:sz w:val="24"/>
+                <w:szCs w:val="24"/>
+              </w:rPr>
+              <w:t>bugfix</w:t>
+            </w:r>
+            <w:proofErr w:type="spellEnd"/>
+            <w:r>
+              <w:rPr>
+                <w:i/>
+                <w:iCs/>
+                <w:sz w:val="24"/>
+                <w:szCs w:val="24"/>
+              </w:rPr>
+              <w:t xml:space="preserve">: добавлен </w:t>
+            </w:r>
+            <w:proofErr w:type="spellStart"/>
+            <w:r>
+              <w:rPr>
+                <w:i/>
+                <w:iCs/>
+                <w:sz w:val="24"/>
+                <w:szCs w:val="24"/>
+              </w:rPr>
+              <w:t>print</w:t>
+            </w:r>
+            <w:proofErr w:type="spellEnd"/>
+            <w:r>
+              <w:rPr>
+                <w:i/>
+                <w:iCs/>
+                <w:sz w:val="24"/>
+                <w:szCs w:val="24"/>
+              </w:rPr>
+              <w:t>"</w:t>
+            </w:r>
+          </w:p>
+        </w:tc>
+        <w:tc>
+          <w:tcPr>
+            <w:tcW w:w="4673" w:type="dxa"/>
+            <w:vAlign w:val="center"/>
+          </w:tcPr>
+          <w:p>
+            <w:pPr>
+              <w:jc w:val="center"/>
+              <w:rPr>
+                <w:sz w:val="24"/>
+                <w:szCs w:val="24"/>
+              </w:rPr>
+            </w:pPr>
+            <w:r>
+              <w:rPr>
+                <w:sz w:val="24"/>
+                <w:szCs w:val="24"/>
+              </w:rPr>
+              <w:t xml:space="preserve">Фиксирует изменения в ветке </w:t>
+            </w:r>
+            <w:proofErr w:type="spellStart"/>
+            <w:r>
+              <w:rPr>
+                <w:sz w:val="24"/>
+                <w:szCs w:val="24"/>
+              </w:rPr>
+              <w:t>bugfix</w:t>
+            </w:r>
+            <w:proofErr w:type="spellEnd"/>
+            <w:r>
+              <w:rPr>
+                <w:sz w:val="24"/>
+                <w:szCs w:val="24"/>
+              </w:rPr>
+              <w:t>.</w:t>
+            </w:r>
+          </w:p>
+        </w:tc>
+      </w:tr>
+      <w:tr>
+        <w:tc>
+          <w:tcPr>
+            <w:tcW w:w="4672" w:type="dxa"/>
+            <w:vAlign w:val="center"/>
+          </w:tcPr>
+          <w:p>
+            <w:pPr>
+              <w:rPr>
+                <w:i/>
+                <w:iCs/>
+                <w:sz w:val="24"/>
+                <w:szCs w:val="24"/>
+              </w:rPr>
+            </w:pPr>
+            <w:proofErr w:type="spellStart"/>
+            <w:r>
+              <w:rPr>
+                <w:i/>
+                <w:iCs/>
+                <w:sz w:val="24"/>
+                <w:szCs w:val="24"/>
+              </w:rPr>
+              <w:t>git</w:t>
+            </w:r>
+            <w:proofErr w:type="spellEnd"/>
+            <w:r>
+              <w:rPr>
+                <w:i/>
+                <w:iCs/>
+                <w:sz w:val="24"/>
+                <w:szCs w:val="24"/>
+              </w:rPr>
+              <w:t xml:space="preserve"> </w:t>
+            </w:r>
+            <w:proofErr w:type="spellStart"/>
+            <w:r>
+              <w:rPr>
+                <w:i/>
+                <w:iCs/>
+                <w:sz w:val="24"/>
+                <w:szCs w:val="24"/>
+              </w:rPr>
+              <w:t>checkout</w:t>
+            </w:r>
+            <w:proofErr w:type="spellEnd"/>
+            <w:r>
+              <w:rPr>
+                <w:i/>
+                <w:iCs/>
+                <w:sz w:val="24"/>
+                <w:szCs w:val="24"/>
+              </w:rPr>
+              <w:t xml:space="preserve"> </w:t>
+            </w:r>
+            <w:proofErr w:type="spellStart"/>
+            <w:r>
+              <w:rPr>
+                <w:i/>
+                <w:iCs/>
+                <w:sz w:val="24"/>
+                <w:szCs w:val="24"/>
+              </w:rPr>
+              <w:t>master</w:t>
+            </w:r>
+            <w:proofErr w:type="spellEnd"/>
+          </w:p>
+        </w:tc>
+        <w:tc>
+          <w:tcPr>
+            <w:tcW w:w="4673" w:type="dxa"/>
+            <w:vAlign w:val="center"/>
+          </w:tcPr>
+          <w:p>
+            <w:pPr>
+              <w:jc w:val="center"/>
+              <w:rPr>
+                <w:sz w:val="24"/>
+                <w:szCs w:val="24"/>
+              </w:rPr>
+            </w:pPr>
+            <w:r>
+              <w:rPr>
+                <w:sz w:val="24"/>
+                <w:szCs w:val="24"/>
+              </w:rPr>
+              <w:t xml:space="preserve">Возвращается в основную ветку </w:t>
+            </w:r>
+            <w:proofErr w:type="spellStart"/>
+            <w:r>
+              <w:rPr>
+                <w:sz w:val="24"/>
+                <w:szCs w:val="24"/>
+              </w:rPr>
+              <w:t>master</w:t>
+            </w:r>
+            <w:proofErr w:type="spellEnd"/>
+            <w:r>
+              <w:rPr>
+                <w:sz w:val="24"/>
+                <w:szCs w:val="24"/>
+              </w:rPr>
+              <w:t>.</w:t>
+            </w:r>
+          </w:p>
+        </w:tc>
+      </w:tr>
+      <w:tr>
+        <w:tc>
+          <w:tcPr>
+            <w:tcW w:w="4672" w:type="dxa"/>
+            <w:vAlign w:val="center"/>
+          </w:tcPr>
+          <w:p>
+            <w:pPr>
+              <w:rPr>
+                <w:i/>
+                <w:iCs/>
+                <w:sz w:val="24"/>
+                <w:szCs w:val="24"/>
+              </w:rPr>
+            </w:pPr>
+            <w:proofErr w:type="spellStart"/>
+            <w:r>
+              <w:rPr>
+                <w:i/>
+                <w:iCs/>
+                <w:sz w:val="24"/>
+                <w:szCs w:val="24"/>
+              </w:rPr>
+              <w:t>git</w:t>
+            </w:r>
+            <w:proofErr w:type="spellEnd"/>
+            <w:r>
+              <w:rPr>
+                <w:i/>
+                <w:iCs/>
+                <w:sz w:val="24"/>
+                <w:szCs w:val="24"/>
+              </w:rPr>
+              <w:t xml:space="preserve"> </w:t>
+            </w:r>
+            <w:proofErr w:type="spellStart"/>
+            <w:r>
+              <w:rPr>
+                <w:i/>
+                <w:iCs/>
+                <w:sz w:val="24"/>
+                <w:szCs w:val="24"/>
+              </w:rPr>
+              <w:t>merge</w:t>
+            </w:r>
+            <w:proofErr w:type="spellEnd"/>
+            <w:r>
+              <w:rPr>
+                <w:i/>
+                <w:iCs/>
+                <w:sz w:val="24"/>
+                <w:szCs w:val="24"/>
+              </w:rPr>
+              <w:t xml:space="preserve"> </w:t>
+            </w:r>
+            <w:proofErr w:type="spellStart"/>
+            <w:r>
+              <w:rPr>
+                <w:i/>
+                <w:iCs/>
+                <w:sz w:val="24"/>
+                <w:szCs w:val="24"/>
+              </w:rPr>
+              <w:t>bugfix</w:t>
+            </w:r>
+            <w:proofErr w:type="spellEnd"/>
+          </w:p>
+        </w:tc>
+        <w:tc>
+          <w:tcPr>
+            <w:tcW w:w="4673" w:type="dxa"/>
+            <w:vAlign w:val="center"/>
+          </w:tcPr>
+          <w:p>
+            <w:pPr>
+              <w:jc w:val="center"/>
+              <w:rPr>
+                <w:sz w:val="24"/>
+                <w:szCs w:val="24"/>
+              </w:rPr>
+            </w:pPr>
+            <w:r>
+              <w:rPr>
+                <w:sz w:val="24"/>
+                <w:szCs w:val="24"/>
+              </w:rPr>
+              <w:t xml:space="preserve">Сливает ветку </w:t>
+            </w:r>
+            <w:proofErr w:type="spellStart"/>
+            <w:r>
+              <w:rPr>
+                <w:sz w:val="24"/>
+                <w:szCs w:val="24"/>
+              </w:rPr>
+              <w:t>bugfix</w:t>
+            </w:r>
+            <w:proofErr w:type="spellEnd"/>
+            <w:r>
+              <w:rPr>
+                <w:sz w:val="24"/>
+                <w:szCs w:val="24"/>
+              </w:rPr>
+              <w:t xml:space="preserve"> в текущую ветку </w:t>
+            </w:r>
+            <w:proofErr w:type="spellStart"/>
+            <w:r>
+              <w:rPr>
+                <w:sz w:val="24"/>
+                <w:szCs w:val="24"/>
+              </w:rPr>
+              <w:t>master</w:t>
+            </w:r>
+            <w:proofErr w:type="spellEnd"/>
+            <w:r>
+              <w:rPr>
+                <w:sz w:val="24"/>
+                <w:szCs w:val="24"/>
+              </w:rPr>
+              <w:t>.</w:t>
+            </w:r>
+          </w:p>
+        </w:tc>
+      </w:tr>
+      <w:tr>
+        <w:tc>
+          <w:tcPr>
+            <w:tcW w:w="4672" w:type="dxa"/>
+            <w:vAlign w:val="center"/>
+          </w:tcPr>
+          <w:p>
+            <w:pPr>
+              <w:rPr>
+                <w:i/>
+                <w:iCs/>
+                <w:sz w:val="24"/>
+                <w:szCs w:val="24"/>
+                <w:lang w:val="en-US"/>
+              </w:rPr>
+            </w:pPr>
+            <w:r>
+              <w:rPr>
+                <w:i/>
+                <w:iCs/>
+                <w:sz w:val="24"/>
+                <w:szCs w:val="24"/>
+                <w:lang w:val="en-US"/>
+              </w:rPr>
+              <w:t>git merge feature</w:t>
+            </w:r>
+          </w:p>
+        </w:tc>
+        <w:tc>
+          <w:tcPr>
+            <w:tcW w:w="4673" w:type="dxa"/>
+            <w:vAlign w:val="center"/>
+          </w:tcPr>
+          <w:p>
+            <w:pPr>
+              <w:jc w:val="center"/>
+              <w:rPr>
+                <w:sz w:val="24"/>
+                <w:szCs w:val="24"/>
+              </w:rPr>
+            </w:pPr>
+            <w:r>
+              <w:rPr>
+                <w:sz w:val="24"/>
+                <w:szCs w:val="24"/>
+              </w:rPr>
+              <w:t xml:space="preserve">Сливает ветку </w:t>
+            </w:r>
+            <w:r>
+              <w:rPr>
+                <w:sz w:val="24"/>
+                <w:szCs w:val="24"/>
+                <w:lang w:val="en-US"/>
+              </w:rPr>
+              <w:t>feature</w:t>
+            </w:r>
+            <w:r>
+              <w:rPr>
+                <w:sz w:val="24"/>
+                <w:szCs w:val="24"/>
+              </w:rPr>
+              <w:t xml:space="preserve"> в текущую ветку </w:t>
+            </w:r>
+            <w:r>
+              <w:rPr>
+                <w:sz w:val="24"/>
+                <w:szCs w:val="24"/>
+                <w:lang w:val="en-US"/>
+              </w:rPr>
+              <w:t>master</w:t>
+            </w:r>
+            <w:r>
+              <w:rPr>
+                <w:sz w:val="24"/>
+                <w:szCs w:val="24"/>
+              </w:rPr>
+              <w:t>.</w:t>
+            </w:r>
+          </w:p>
+        </w:tc>
+      </w:tr>
+      <w:tr>
+        <w:tc>
+          <w:tcPr>
+            <w:tcW w:w="4672" w:type="dxa"/>
+            <w:vAlign w:val="center"/>
+          </w:tcPr>
+          <w:p>
+            <w:pPr>
+              <w:rPr>
+                <w:i/>
+                <w:iCs/>
+                <w:sz w:val="24"/>
+                <w:szCs w:val="24"/>
+              </w:rPr>
+            </w:pPr>
+            <w:r>
+              <w:rPr>
+                <w:b/>
+                <w:bCs/>
+                <w:sz w:val="24"/>
+                <w:szCs w:val="24"/>
+              </w:rPr>
+              <w:t>Шаг 2.</w:t>
+            </w:r>
+            <w:r>
+              <w:rPr>
+                <w:b/>
+                <w:bCs/>
+                <w:sz w:val="24"/>
+                <w:szCs w:val="24"/>
+              </w:rPr>
+              <w:t>7</w:t>
+            </w:r>
+          </w:p>
+        </w:tc>
+        <w:tc>
+          <w:tcPr>
+            <w:tcW w:w="4673" w:type="dxa"/>
+            <w:vAlign w:val="center"/>
+          </w:tcPr>
+          <w:p>
+            <w:pPr>
+              <w:jc w:val="center"/>
+              <w:rPr>
+                <w:sz w:val="24"/>
+                <w:szCs w:val="24"/>
+              </w:rPr>
+            </w:pPr>
+          </w:p>
+        </w:tc>
+      </w:tr>
+      <w:tr>
+        <w:tc>
+          <w:tcPr>
+            <w:tcW w:w="4672" w:type="dxa"/>
+            <w:vAlign w:val="center"/>
+          </w:tcPr>
+          <w:p>
+            <w:pPr>
+              <w:rPr>
+                <w:i/>
+                <w:iCs/>
+                <w:sz w:val="24"/>
+                <w:szCs w:val="24"/>
+                <w:lang w:val="en-US"/>
+              </w:rPr>
+            </w:pPr>
+            <w:r>
+              <w:rPr>
+                <w:i/>
+                <w:iCs/>
+                <w:sz w:val="24"/>
+                <w:szCs w:val="24"/>
+                <w:lang w:val="en-US"/>
+              </w:rPr>
+              <w:t>git remote add origin </w:t>
+            </w:r>
+            <w:hyperlink r:id="rId9" w:tgtFrame="_blank" w:history="1">
+              <w:r>
+                <w:rPr>
+                  <w:rStyle w:val="ab"/>
+                  <w:i/>
+                  <w:iCs/>
+                  <w:sz w:val="24"/>
+                  <w:szCs w:val="24"/>
+                  <w:lang w:val="en-US"/>
+                </w:rPr>
+                <w:t>https://github.com/Dmitry-L01/RPP_lab5_git.git</w:t>
+              </w:r>
+            </w:hyperlink>
+          </w:p>
+        </w:tc>
+        <w:tc>
+          <w:tcPr>
+            <w:tcW w:w="4673" w:type="dxa"/>
+            <w:vAlign w:val="center"/>
+          </w:tcPr>
+          <w:p>
+            <w:pPr>
+              <w:jc w:val="center"/>
+              <w:rPr>
+                <w:sz w:val="24"/>
+                <w:szCs w:val="24"/>
+              </w:rPr>
+            </w:pPr>
+            <w:r>
+              <w:rPr>
+                <w:sz w:val="24"/>
+                <w:szCs w:val="24"/>
+              </w:rPr>
+              <w:t xml:space="preserve">Привязывает локальный репозиторий к удалённому на </w:t>
+            </w:r>
+            <w:r>
+              <w:rPr>
+                <w:sz w:val="24"/>
+                <w:szCs w:val="24"/>
+                <w:lang w:val="en-US"/>
+              </w:rPr>
+              <w:t>GitHub</w:t>
+            </w:r>
+            <w:r>
+              <w:rPr>
+                <w:sz w:val="24"/>
+                <w:szCs w:val="24"/>
+              </w:rPr>
+              <w:t xml:space="preserve">. </w:t>
+            </w:r>
+            <w:r>
+              <w:rPr>
+                <w:sz w:val="24"/>
+                <w:szCs w:val="24"/>
+                <w:lang w:val="en-US"/>
+              </w:rPr>
+              <w:t>origin</w:t>
+            </w:r>
+            <w:r>
+              <w:rPr>
+                <w:sz w:val="24"/>
+                <w:szCs w:val="24"/>
+              </w:rPr>
+              <w:t xml:space="preserve"> — имя удалённого репозитория.</w:t>
+            </w:r>
+          </w:p>
+        </w:tc>
+      </w:tr>
+      <w:tr>
+        <w:tc>
+          <w:tcPr>
+            <w:tcW w:w="4672" w:type="dxa"/>
+            <w:vAlign w:val="center"/>
+          </w:tcPr>
+          <w:p>
+            <w:pPr>
+              <w:rPr>
+                <w:i/>
+                <w:iCs/>
+                <w:sz w:val="24"/>
+                <w:szCs w:val="24"/>
+                <w:lang w:val="en-US"/>
+              </w:rPr>
+            </w:pPr>
+            <w:r>
+              <w:rPr>
+                <w:i/>
+                <w:iCs/>
+                <w:sz w:val="24"/>
+                <w:szCs w:val="24"/>
+                <w:lang w:val="en-US"/>
+              </w:rPr>
+              <w:t>git branch -M master</w:t>
+            </w:r>
+          </w:p>
+        </w:tc>
+        <w:tc>
+          <w:tcPr>
+            <w:tcW w:w="4673" w:type="dxa"/>
+            <w:vAlign w:val="center"/>
+          </w:tcPr>
+          <w:p>
+            <w:pPr>
+              <w:jc w:val="center"/>
+              <w:rPr>
+                <w:sz w:val="24"/>
+                <w:szCs w:val="24"/>
+              </w:rPr>
+            </w:pPr>
+            <w:r>
+              <w:rPr>
+                <w:sz w:val="24"/>
+                <w:szCs w:val="24"/>
+              </w:rPr>
+              <w:t xml:space="preserve">Переименовывает текущую ветку в </w:t>
+            </w:r>
+            <w:r>
+              <w:rPr>
+                <w:sz w:val="24"/>
+                <w:szCs w:val="24"/>
+                <w:lang w:val="en-US"/>
+              </w:rPr>
+              <w:t>master</w:t>
+            </w:r>
+            <w:r>
+              <w:rPr>
+                <w:sz w:val="24"/>
+                <w:szCs w:val="24"/>
+              </w:rPr>
+              <w:t>.</w:t>
+            </w:r>
+          </w:p>
+        </w:tc>
+      </w:tr>
+      <w:tr>
+        <w:tc>
+          <w:tcPr>
+            <w:tcW w:w="4672" w:type="dxa"/>
+            <w:vAlign w:val="center"/>
+          </w:tcPr>
+          <w:p>
+            <w:pPr>
+              <w:rPr>
+                <w:i/>
+                <w:iCs/>
+                <w:sz w:val="24"/>
+                <w:szCs w:val="24"/>
+                <w:lang w:val="en-US"/>
+              </w:rPr>
+            </w:pPr>
+            <w:r>
+              <w:rPr>
+                <w:i/>
+                <w:iCs/>
+                <w:sz w:val="24"/>
+                <w:szCs w:val="24"/>
+                <w:lang w:val="en-US"/>
+              </w:rPr>
+              <w:t>git push -u origin master</w:t>
+            </w:r>
+          </w:p>
+        </w:tc>
+        <w:tc>
+          <w:tcPr>
+            <w:tcW w:w="4673" w:type="dxa"/>
+            <w:vAlign w:val="center"/>
+          </w:tcPr>
+          <w:p>
+            <w:pPr>
+              <w:rPr>
+                <w:sz w:val="24"/>
+                <w:szCs w:val="24"/>
+              </w:rPr>
+            </w:pPr>
+            <w:r>
+              <w:rPr>
+                <w:sz w:val="24"/>
+                <w:szCs w:val="24"/>
+              </w:rPr>
+              <w:t xml:space="preserve">Отправляет изменения в удалённый репозиторий </w:t>
+            </w:r>
+            <w:r>
+              <w:rPr>
+                <w:sz w:val="24"/>
+                <w:szCs w:val="24"/>
+                <w:lang w:val="en-US"/>
+              </w:rPr>
+              <w:t>origin</w:t>
+            </w:r>
+            <w:r>
+              <w:rPr>
+                <w:sz w:val="24"/>
+                <w:szCs w:val="24"/>
+              </w:rPr>
+              <w:t>. Параметр -</w:t>
+            </w:r>
+            <w:r>
+              <w:rPr>
+                <w:sz w:val="24"/>
+                <w:szCs w:val="24"/>
+                <w:lang w:val="en-US"/>
+              </w:rPr>
+              <w:t>u</w:t>
+            </w:r>
+            <w:r>
+              <w:rPr>
+                <w:sz w:val="24"/>
+                <w:szCs w:val="24"/>
+              </w:rPr>
+              <w:t xml:space="preserve"> запоминает связь для будущих отправок.</w:t>
+            </w:r>
+          </w:p>
+        </w:tc>
+      </w:tr>
+      <w:tr>
+        <w:tc>
+          <w:tcPr>
+            <w:tcW w:w="4672" w:type="dxa"/>
+            <w:vAlign w:val="center"/>
+          </w:tcPr>
+          <w:p>
+            <w:pPr>
+              <w:rPr>
+                <w:i/>
+                <w:iCs/>
+                <w:sz w:val="24"/>
+                <w:szCs w:val="24"/>
+              </w:rPr>
+            </w:pPr>
+            <w:r>
+              <w:rPr>
+                <w:b/>
+                <w:bCs/>
+                <w:sz w:val="24"/>
+                <w:szCs w:val="24"/>
+              </w:rPr>
+              <w:t>Шаг 2.</w:t>
+            </w:r>
+            <w:r>
+              <w:rPr>
+                <w:b/>
+                <w:bCs/>
+                <w:sz w:val="24"/>
+                <w:szCs w:val="24"/>
+              </w:rPr>
+              <w:t>8</w:t>
+            </w:r>
+          </w:p>
+        </w:tc>
+        <w:tc>
+          <w:tcPr>
+            <w:tcW w:w="4673" w:type="dxa"/>
+            <w:vAlign w:val="center"/>
+          </w:tcPr>
+          <w:p>
+            <w:pPr>
+              <w:jc w:val="center"/>
+              <w:rPr>
+                <w:sz w:val="24"/>
+                <w:szCs w:val="24"/>
+              </w:rPr>
+            </w:pPr>
+          </w:p>
+        </w:tc>
+      </w:tr>
+      <w:tr>
+        <w:tc>
+          <w:tcPr>
+            <w:tcW w:w="4672" w:type="dxa"/>
+            <w:vAlign w:val="center"/>
+          </w:tcPr>
+          <w:p>
+            <w:pPr>
+              <w:rPr>
+                <w:i/>
+                <w:iCs/>
+                <w:sz w:val="24"/>
+                <w:szCs w:val="24"/>
+                <w:lang w:val="en-US"/>
+              </w:rPr>
+            </w:pPr>
+            <w:r>
+              <w:rPr>
+                <w:i/>
+                <w:iCs/>
+                <w:sz w:val="24"/>
+                <w:szCs w:val="24"/>
+                <w:lang w:val="en-US"/>
+              </w:rPr>
+              <w:t>cd</w:t>
+            </w:r>
+            <w:proofErr w:type="gramStart"/>
+            <w:r>
+              <w:rPr>
+                <w:i/>
+                <w:iCs/>
+                <w:sz w:val="24"/>
+                <w:szCs w:val="24"/>
+                <w:lang w:val="en-US"/>
+              </w:rPr>
+              <w:t xml:space="preserve"> ..</w:t>
+            </w:r>
+            <w:proofErr w:type="gramEnd"/>
+          </w:p>
+        </w:tc>
+        <w:tc>
+          <w:tcPr>
+            <w:tcW w:w="4673" w:type="dxa"/>
+            <w:vAlign w:val="center"/>
+          </w:tcPr>
+          <w:p>
+            <w:pPr>
+              <w:jc w:val="center"/>
+              <w:rPr>
+                <w:sz w:val="24"/>
+                <w:szCs w:val="24"/>
+              </w:rPr>
+            </w:pPr>
+            <w:r>
+              <w:rPr>
+                <w:sz w:val="24"/>
+                <w:szCs w:val="24"/>
+              </w:rPr>
+              <w:t>Переходим в предыдущую папку</w:t>
+            </w:r>
+          </w:p>
+        </w:tc>
+      </w:tr>
+      <w:tr>
+        <w:tc>
+          <w:tcPr>
+            <w:tcW w:w="4672" w:type="dxa"/>
+            <w:vAlign w:val="center"/>
+          </w:tcPr>
+          <w:p>
+            <w:pPr>
+              <w:rPr>
+                <w:i/>
+                <w:iCs/>
+                <w:sz w:val="24"/>
+                <w:szCs w:val="24"/>
+              </w:rPr>
+            </w:pPr>
+            <w:proofErr w:type="spellStart"/>
+            <w:r>
+              <w:rPr>
+                <w:i/>
+                <w:iCs/>
+                <w:sz w:val="24"/>
+                <w:szCs w:val="24"/>
+              </w:rPr>
+              <w:t>mkdir</w:t>
+            </w:r>
+            <w:proofErr w:type="spellEnd"/>
+            <w:r>
+              <w:rPr>
+                <w:i/>
+                <w:iCs/>
+                <w:sz w:val="24"/>
+                <w:szCs w:val="24"/>
+              </w:rPr>
+              <w:t xml:space="preserve"> lab5_clone</w:t>
+            </w:r>
+          </w:p>
+        </w:tc>
+        <w:tc>
+          <w:tcPr>
+            <w:tcW w:w="4673" w:type="dxa"/>
+            <w:vAlign w:val="center"/>
+          </w:tcPr>
+          <w:p>
+            <w:pPr>
+              <w:jc w:val="center"/>
+              <w:rPr>
+                <w:sz w:val="24"/>
+                <w:szCs w:val="24"/>
+              </w:rPr>
+            </w:pPr>
+            <w:r>
+              <w:rPr>
+                <w:sz w:val="24"/>
+                <w:szCs w:val="24"/>
+              </w:rPr>
+              <w:t>Создаем новую папку</w:t>
+            </w:r>
+          </w:p>
+        </w:tc>
+      </w:tr>
+      <w:tr>
+        <w:tc>
+          <w:tcPr>
+            <w:tcW w:w="4672" w:type="dxa"/>
+            <w:vAlign w:val="center"/>
+          </w:tcPr>
+          <w:p>
+            <w:pPr>
+              <w:rPr>
+                <w:i/>
+                <w:iCs/>
+                <w:sz w:val="24"/>
+                <w:szCs w:val="24"/>
+              </w:rPr>
+            </w:pPr>
+            <w:r>
+              <w:rPr>
+                <w:i/>
+                <w:iCs/>
+                <w:sz w:val="24"/>
+                <w:szCs w:val="24"/>
+                <w:lang w:val="en-US"/>
+              </w:rPr>
+              <w:t xml:space="preserve">Cd </w:t>
+            </w:r>
+            <w:r>
+              <w:rPr>
+                <w:i/>
+                <w:iCs/>
+                <w:sz w:val="24"/>
+                <w:szCs w:val="24"/>
+              </w:rPr>
+              <w:t>lab5_clone</w:t>
+            </w:r>
+          </w:p>
+        </w:tc>
+        <w:tc>
+          <w:tcPr>
+            <w:tcW w:w="4673" w:type="dxa"/>
+            <w:vAlign w:val="center"/>
+          </w:tcPr>
+          <w:p>
+            <w:pPr>
+              <w:jc w:val="center"/>
+              <w:rPr>
+                <w:sz w:val="24"/>
+                <w:szCs w:val="24"/>
+              </w:rPr>
+            </w:pPr>
+            <w:r>
+              <w:rPr>
+                <w:sz w:val="24"/>
+                <w:szCs w:val="24"/>
+              </w:rPr>
+              <w:t>Переходим в созданную папку</w:t>
+            </w:r>
+          </w:p>
+        </w:tc>
+      </w:tr>
+      <w:tr>
+        <w:tc>
+          <w:tcPr>
+            <w:tcW w:w="4672" w:type="dxa"/>
+            <w:vAlign w:val="center"/>
+          </w:tcPr>
+          <w:p>
+            <w:pPr>
+              <w:rPr>
+                <w:i/>
+                <w:iCs/>
+                <w:sz w:val="24"/>
+                <w:szCs w:val="24"/>
+                <w:lang w:val="en-US"/>
+              </w:rPr>
+            </w:pPr>
+            <w:r>
+              <w:rPr>
+                <w:i/>
+                <w:iCs/>
+                <w:sz w:val="24"/>
+                <w:szCs w:val="24"/>
+                <w:lang w:val="en-US"/>
+              </w:rPr>
+              <w:t>git clone https://github.com/Dmitry-L01/RPP_lab5_git.git</w:t>
+            </w:r>
+          </w:p>
+        </w:tc>
+        <w:tc>
+          <w:tcPr>
+            <w:tcW w:w="4673" w:type="dxa"/>
+            <w:vAlign w:val="center"/>
+          </w:tcPr>
+          <w:p>
+            <w:pPr>
+              <w:jc w:val="center"/>
+              <w:rPr>
+                <w:sz w:val="24"/>
+                <w:szCs w:val="24"/>
+              </w:rPr>
+            </w:pPr>
+            <w:proofErr w:type="spellStart"/>
+            <w:r>
+              <w:rPr>
+                <w:sz w:val="24"/>
+                <w:szCs w:val="24"/>
+                <w:lang w:val="en-US"/>
+              </w:rPr>
+              <w:t>Клониру</w:t>
+            </w:r>
+            <w:proofErr w:type="spellEnd"/>
+            <w:r>
+              <w:rPr>
+                <w:sz w:val="24"/>
+                <w:szCs w:val="24"/>
+              </w:rPr>
+              <w:t>ем</w:t>
+            </w:r>
+            <w:r>
+              <w:rPr>
+                <w:sz w:val="24"/>
+                <w:szCs w:val="24"/>
+                <w:lang w:val="en-US"/>
+              </w:rPr>
+              <w:t xml:space="preserve"> </w:t>
+            </w:r>
+            <w:proofErr w:type="spellStart"/>
+            <w:r>
+              <w:rPr>
+                <w:sz w:val="24"/>
+                <w:szCs w:val="24"/>
+                <w:lang w:val="en-US"/>
+              </w:rPr>
+              <w:t>репозиторий</w:t>
+            </w:r>
+            <w:proofErr w:type="spellEnd"/>
+          </w:p>
+        </w:tc>
+      </w:tr>
+      <w:tr>
+        <w:tc>
+          <w:tcPr>
+            <w:tcW w:w="4672" w:type="dxa"/>
+            <w:vAlign w:val="center"/>
+          </w:tcPr>
+          <w:p>
+            <w:pPr>
+              <w:rPr>
+                <w:i/>
+                <w:iCs/>
+                <w:sz w:val="24"/>
+                <w:szCs w:val="24"/>
+                <w:lang w:val="en-US"/>
+              </w:rPr>
+            </w:pPr>
+            <w:proofErr w:type="spellStart"/>
+            <w:r>
+              <w:rPr>
+                <w:i/>
+                <w:iCs/>
+                <w:sz w:val="24"/>
+                <w:szCs w:val="24"/>
+                <w:lang w:val="en-US"/>
+              </w:rPr>
+              <w:t>dir</w:t>
+            </w:r>
+            <w:proofErr w:type="spellEnd"/>
+          </w:p>
+        </w:tc>
+        <w:tc>
+          <w:tcPr>
+            <w:tcW w:w="4673" w:type="dxa"/>
+            <w:vAlign w:val="center"/>
+          </w:tcPr>
+          <w:p>
+            <w:pPr>
+              <w:jc w:val="center"/>
+              <w:rPr>
+                <w:sz w:val="24"/>
+                <w:szCs w:val="24"/>
+                <w:lang w:val="en-US"/>
+              </w:rPr>
+            </w:pPr>
+            <w:r>
+              <w:rPr>
+                <w:sz w:val="24"/>
+                <w:szCs w:val="24"/>
+              </w:rPr>
+              <w:t>Проверяем</w:t>
+            </w:r>
+          </w:p>
+        </w:tc>
+      </w:tr>
+      <w:tr>
+        <w:tc>
+          <w:tcPr>
+            <w:tcW w:w="4672" w:type="dxa"/>
+            <w:vAlign w:val="center"/>
+          </w:tcPr>
+          <w:p>
+            <w:pPr>
+              <w:rPr>
+                <w:i/>
+                <w:iCs/>
+                <w:sz w:val="24"/>
+                <w:szCs w:val="24"/>
+                <w:lang w:val="en-US"/>
+              </w:rPr>
+            </w:pPr>
+            <w:r>
+              <w:rPr>
+                <w:b/>
+                <w:bCs/>
+                <w:sz w:val="24"/>
+                <w:szCs w:val="24"/>
+              </w:rPr>
+              <w:t>Шаг 2.</w:t>
+            </w:r>
+            <w:r>
+              <w:rPr>
+                <w:b/>
+                <w:bCs/>
+                <w:sz w:val="24"/>
+                <w:szCs w:val="24"/>
+                <w:lang w:val="en-US"/>
+              </w:rPr>
+              <w:t>9</w:t>
+            </w:r>
+          </w:p>
+        </w:tc>
+        <w:tc>
+          <w:tcPr>
+            <w:tcW w:w="4673" w:type="dxa"/>
+            <w:vAlign w:val="center"/>
+          </w:tcPr>
+          <w:p>
+            <w:pPr>
+              <w:jc w:val="center"/>
+              <w:rPr>
+                <w:sz w:val="24"/>
+                <w:szCs w:val="24"/>
+                <w:lang w:val="en-US"/>
+              </w:rPr>
+            </w:pPr>
+          </w:p>
+        </w:tc>
+      </w:tr>
+      <w:tr>
+        <w:tc>
+          <w:tcPr>
+            <w:tcW w:w="4672" w:type="dxa"/>
+            <w:vAlign w:val="center"/>
+          </w:tcPr>
+          <w:p>
+            <w:pPr>
+              <w:rPr>
+                <w:i/>
+                <w:iCs/>
+                <w:sz w:val="24"/>
+                <w:szCs w:val="24"/>
+                <w:lang w:val="en-US"/>
+              </w:rPr>
+            </w:pPr>
+            <w:r>
+              <w:rPr>
+                <w:i/>
+                <w:iCs/>
+                <w:sz w:val="24"/>
+                <w:szCs w:val="24"/>
+                <w:lang w:val="en-US"/>
+              </w:rPr>
+              <w:t>git status</w:t>
+            </w:r>
+          </w:p>
+        </w:tc>
+        <w:tc>
+          <w:tcPr>
+            <w:tcW w:w="4673" w:type="dxa"/>
+            <w:vAlign w:val="center"/>
+          </w:tcPr>
+          <w:p>
+            <w:pPr>
+              <w:jc w:val="center"/>
+              <w:rPr>
+                <w:sz w:val="24"/>
+                <w:szCs w:val="24"/>
+                <w:lang w:val="en-US"/>
+              </w:rPr>
+            </w:pPr>
+          </w:p>
+        </w:tc>
+      </w:tr>
+      <w:tr>
+        <w:tc>
+          <w:tcPr>
+            <w:tcW w:w="4672" w:type="dxa"/>
+            <w:vAlign w:val="center"/>
+          </w:tcPr>
+          <w:p>
+            <w:pPr>
+              <w:rPr>
+                <w:i/>
+                <w:iCs/>
+                <w:sz w:val="24"/>
+                <w:szCs w:val="24"/>
+                <w:lang w:val="en-US"/>
+              </w:rPr>
+            </w:pPr>
+            <w:r>
+              <w:rPr>
+                <w:i/>
+                <w:iCs/>
+                <w:sz w:val="24"/>
+                <w:szCs w:val="24"/>
+                <w:lang w:val="en-US"/>
+              </w:rPr>
+              <w:t>git add lab5.py</w:t>
+            </w:r>
+          </w:p>
+        </w:tc>
+        <w:tc>
+          <w:tcPr>
+            <w:tcW w:w="4673" w:type="dxa"/>
+            <w:vAlign w:val="center"/>
+          </w:tcPr>
+          <w:p>
+            <w:pPr>
+              <w:jc w:val="center"/>
+              <w:rPr>
+                <w:sz w:val="24"/>
+                <w:szCs w:val="24"/>
+                <w:lang w:val="en-US"/>
+              </w:rPr>
+            </w:pPr>
+          </w:p>
+        </w:tc>
+      </w:tr>
+      <w:tr>
+        <w:tc>
+          <w:tcPr>
+            <w:tcW w:w="4672" w:type="dxa"/>
+            <w:vAlign w:val="center"/>
+          </w:tcPr>
+          <w:p>
+            <w:pPr>
+              <w:rPr>
+                <w:i/>
+                <w:iCs/>
+                <w:sz w:val="24"/>
+                <w:szCs w:val="24"/>
+              </w:rPr>
+            </w:pPr>
+            <w:r>
+              <w:rPr>
+                <w:i/>
+                <w:iCs/>
+                <w:sz w:val="24"/>
+                <w:szCs w:val="24"/>
+                <w:lang w:val="en-US"/>
+              </w:rPr>
+              <w:t>git</w:t>
+            </w:r>
+            <w:r>
+              <w:rPr>
+                <w:i/>
+                <w:iCs/>
+                <w:sz w:val="24"/>
+                <w:szCs w:val="24"/>
+              </w:rPr>
+              <w:t xml:space="preserve"> </w:t>
+            </w:r>
+            <w:r>
+              <w:rPr>
+                <w:i/>
+                <w:iCs/>
+                <w:sz w:val="24"/>
+                <w:szCs w:val="24"/>
+                <w:lang w:val="en-US"/>
+              </w:rPr>
+              <w:t>commit</w:t>
+            </w:r>
+            <w:r>
+              <w:rPr>
+                <w:i/>
+                <w:iCs/>
+                <w:sz w:val="24"/>
+                <w:szCs w:val="24"/>
+              </w:rPr>
+              <w:t xml:space="preserve"> -</w:t>
+            </w:r>
+            <w:r>
+              <w:rPr>
+                <w:i/>
+                <w:iCs/>
+                <w:sz w:val="24"/>
+                <w:szCs w:val="24"/>
+                <w:lang w:val="en-US"/>
+              </w:rPr>
+              <w:t>m</w:t>
+            </w:r>
+            <w:r>
+              <w:rPr>
+                <w:i/>
+                <w:iCs/>
+                <w:sz w:val="24"/>
+                <w:szCs w:val="24"/>
+              </w:rPr>
+              <w:t xml:space="preserve"> "Изменение в клоне: добавлен комментарий"</w:t>
+            </w:r>
+          </w:p>
+        </w:tc>
+        <w:tc>
+          <w:tcPr>
+            <w:tcW w:w="4673" w:type="dxa"/>
+            <w:vAlign w:val="center"/>
+          </w:tcPr>
+          <w:p>
+            <w:pPr>
+              <w:jc w:val="center"/>
+              <w:rPr>
+                <w:sz w:val="24"/>
+                <w:szCs w:val="24"/>
+              </w:rPr>
+            </w:pPr>
+          </w:p>
+        </w:tc>
+      </w:tr>
+      <w:tr>
+        <w:tc>
+          <w:tcPr>
+            <w:tcW w:w="4672" w:type="dxa"/>
+            <w:vAlign w:val="center"/>
+          </w:tcPr>
+          <w:p>
+            <w:pPr>
+              <w:rPr>
+                <w:i/>
+                <w:iCs/>
+                <w:sz w:val="24"/>
+                <w:szCs w:val="24"/>
+              </w:rPr>
+            </w:pPr>
+            <w:proofErr w:type="spellStart"/>
+            <w:r>
+              <w:rPr>
+                <w:i/>
+                <w:iCs/>
+                <w:sz w:val="24"/>
+                <w:szCs w:val="24"/>
+              </w:rPr>
+              <w:t>git</w:t>
+            </w:r>
+            <w:proofErr w:type="spellEnd"/>
+            <w:r>
+              <w:rPr>
+                <w:i/>
+                <w:iCs/>
+                <w:sz w:val="24"/>
+                <w:szCs w:val="24"/>
+              </w:rPr>
+              <w:t xml:space="preserve"> push origin master</w:t>
+            </w:r>
+          </w:p>
+        </w:tc>
+        <w:tc>
+          <w:tcPr>
+            <w:tcW w:w="4673" w:type="dxa"/>
+            <w:vAlign w:val="center"/>
+          </w:tcPr>
+          <w:p>
+            <w:pPr>
+              <w:jc w:val="center"/>
+              <w:rPr>
+                <w:sz w:val="24"/>
+                <w:szCs w:val="24"/>
+              </w:rPr>
+            </w:pPr>
+          </w:p>
+        </w:tc>
+      </w:tr>
+      <w:tr>
+        <w:tc>
+          <w:tcPr>
+            <w:tcW w:w="4672" w:type="dxa"/>
+            <w:vAlign w:val="center"/>
+          </w:tcPr>
+          <w:p>
+            <w:pPr>
+              <w:rPr>
+                <w:i/>
+                <w:iCs/>
+                <w:sz w:val="24"/>
+                <w:szCs w:val="24"/>
+              </w:rPr>
+            </w:pPr>
+          </w:p>
+        </w:tc>
+        <w:tc>
+          <w:tcPr>
+            <w:tcW w:w="4673" w:type="dxa"/>
+            <w:vAlign w:val="center"/>
+          </w:tcPr>
+          <w:p>
+            <w:pPr>
+              <w:jc w:val="center"/>
+              <w:rPr>
+                <w:sz w:val="24"/>
+                <w:szCs w:val="24"/>
+              </w:rPr>
+            </w:pPr>
+          </w:p>
+        </w:tc>
+      </w:tr>
+      <w:tr>
+        <w:tc>
+          <w:tcPr>
+            <w:tcW w:w="4672" w:type="dxa"/>
+            <w:vAlign w:val="center"/>
+          </w:tcPr>
+          <w:p>
+            <w:pPr>
+              <w:rPr>
+                <w:i/>
+                <w:iCs/>
+                <w:sz w:val="24"/>
+                <w:szCs w:val="24"/>
+              </w:rPr>
+            </w:pPr>
+          </w:p>
+        </w:tc>
+        <w:tc>
+          <w:tcPr>
+            <w:tcW w:w="4673" w:type="dxa"/>
+            <w:vAlign w:val="center"/>
+          </w:tcPr>
+          <w:p>
+            <w:pPr>
+              <w:jc w:val="center"/>
+              <w:rPr>
+                <w:sz w:val="24"/>
+                <w:szCs w:val="24"/>
+              </w:rPr>
+            </w:pPr>
+          </w:p>
+        </w:tc>
+      </w:tr>
+      <w:tr>
+        <w:tc>
+          <w:tcPr>
+            <w:tcW w:w="4672" w:type="dxa"/>
+            <w:vAlign w:val="center"/>
+          </w:tcPr>
+          <w:p>
+            <w:pPr>
+              <w:rPr>
+                <w:i/>
+                <w:iCs/>
+                <w:sz w:val="24"/>
+                <w:szCs w:val="24"/>
+              </w:rPr>
+            </w:pPr>
+          </w:p>
+        </w:tc>
+        <w:tc>
+          <w:tcPr>
+            <w:tcW w:w="4673" w:type="dxa"/>
+            <w:vAlign w:val="center"/>
+          </w:tcPr>
+          <w:p>
+            <w:pPr>
+              <w:jc w:val="center"/>
+              <w:rPr>
+                <w:sz w:val="24"/>
+                <w:szCs w:val="24"/>
+              </w:rPr>
+            </w:pPr>
+          </w:p>
+        </w:tc>
+      </w:tr>
+      <w:tr>
+        <w:tc>
+          <w:tcPr>
+            <w:tcW w:w="4672" w:type="dxa"/>
+            <w:vAlign w:val="center"/>
+          </w:tcPr>
+          <w:p>
+            <w:pPr>
+              <w:rPr>
+                <w:i/>
+                <w:iCs/>
+                <w:sz w:val="24"/>
+                <w:szCs w:val="24"/>
+              </w:rPr>
+            </w:pPr>
+          </w:p>
+        </w:tc>
+        <w:tc>
+          <w:tcPr>
+            <w:tcW w:w="4673" w:type="dxa"/>
+            <w:vAlign w:val="center"/>
+          </w:tcPr>
+          <w:p>
+            <w:pPr>
+              <w:jc w:val="center"/>
+              <w:rPr>
+                <w:sz w:val="24"/>
+                <w:szCs w:val="24"/>
+              </w:rPr>
+            </w:pPr>
+          </w:p>
+        </w:tc>
+      </w:tr>
+      <w:tr>
+        <w:tc>
+          <w:tcPr>
+            <w:tcW w:w="4672" w:type="dxa"/>
+            <w:vAlign w:val="center"/>
+          </w:tcPr>
+          <w:p>
+            <w:pPr>
+              <w:rPr>
+                <w:i/>
+                <w:iCs/>
+                <w:sz w:val="24"/>
+                <w:szCs w:val="24"/>
+              </w:rPr>
+            </w:pPr>
+          </w:p>
+        </w:tc>
+        <w:tc>
+          <w:tcPr>
+            <w:tcW w:w="4673" w:type="dxa"/>
+            <w:vAlign w:val="center"/>
+          </w:tcPr>
+          <w:p>
+            <w:pPr>
+              <w:jc w:val="center"/>
+              <w:rPr>
+                <w:sz w:val="24"/>
+                <w:szCs w:val="24"/>
+              </w:rPr>
+            </w:pPr>
+          </w:p>
+        </w:tc>
+      </w:tr>
+      <w:tr>
+        <w:tc>
+          <w:tcPr>
+            <w:tcW w:w="4672" w:type="dxa"/>
+            <w:vAlign w:val="center"/>
+          </w:tcPr>
+          <w:p>
+            <w:pPr>
+              <w:rPr>
+                <w:i/>
+                <w:iCs/>
+                <w:sz w:val="24"/>
+                <w:szCs w:val="24"/>
+              </w:rPr>
+            </w:pPr>
+          </w:p>
+        </w:tc>
+        <w:tc>
+          <w:tcPr>
+            <w:tcW w:w="4673" w:type="dxa"/>
+            <w:vAlign w:val="center"/>
+          </w:tcPr>
+          <w:p>
+            <w:pPr>
+              <w:jc w:val="center"/>
+              <w:rPr>
+                <w:sz w:val="24"/>
+                <w:szCs w:val="24"/>
+              </w:rPr>
+            </w:pPr>
+          </w:p>
+        </w:tc>
+      </w:tr>
+      <w:tr>
+        <w:tc>
+          <w:tcPr>
+            <w:tcW w:w="4672" w:type="dxa"/>
+            <w:vAlign w:val="center"/>
+          </w:tcPr>
+          <w:p>
+            <w:pPr>
+              <w:rPr>
+                <w:i/>
+                <w:iCs/>
+                <w:sz w:val="24"/>
+                <w:szCs w:val="24"/>
+              </w:rPr>
+            </w:pPr>
+          </w:p>
+        </w:tc>
+        <w:tc>
+          <w:tcPr>
+            <w:tcW w:w="4673" w:type="dxa"/>
+            <w:vAlign w:val="center"/>
+          </w:tcPr>
+          <w:p>
+            <w:pPr>
+              <w:jc w:val="center"/>
+              <w:rPr>
+                <w:sz w:val="24"/>
+                <w:szCs w:val="24"/>
+              </w:rPr>
+            </w:pPr>
+          </w:p>
+        </w:tc>
+      </w:tr>
+      <w:tr>
+        <w:tc>
+          <w:tcPr>
+            <w:tcW w:w="4672" w:type="dxa"/>
+            <w:vAlign w:val="center"/>
+          </w:tcPr>
+          <w:p>
+            <w:pPr>
+              <w:rPr>
+                <w:i/>
+                <w:iCs/>
+                <w:sz w:val="24"/>
+                <w:szCs w:val="24"/>
+              </w:rPr>
+            </w:pPr>
+          </w:p>
+        </w:tc>
+        <w:tc>
+          <w:tcPr>
+            <w:tcW w:w="4673" w:type="dxa"/>
+            <w:vAlign w:val="center"/>
+          </w:tcPr>
+          <w:p>
+            <w:pPr>
+              <w:jc w:val="center"/>
+              <w:rPr>
+                <w:sz w:val="24"/>
+                <w:szCs w:val="24"/>
+              </w:rPr>
+            </w:pPr>
+          </w:p>
+        </w:tc>
+      </w:tr>
+      <w:tr>
+        <w:tc>
+          <w:tcPr>
+            <w:tcW w:w="4672" w:type="dxa"/>
+            <w:vAlign w:val="center"/>
+          </w:tcPr>
+          <w:p>
+            <w:pPr>
+              <w:rPr>
+                <w:i/>
+                <w:iCs/>
+                <w:sz w:val="24"/>
+                <w:szCs w:val="24"/>
+              </w:rPr>
+            </w:pPr>
+          </w:p>
+        </w:tc>
+        <w:tc>
+          <w:tcPr>
+            <w:tcW w:w="4673" w:type="dxa"/>
+            <w:vAlign w:val="center"/>
+          </w:tcPr>
+          <w:p>
+            <w:pPr>
+              <w:jc w:val="center"/>
+              <w:rPr>
+                <w:sz w:val="24"/>
+                <w:szCs w:val="24"/>
+              </w:rPr>
+            </w:pPr>
+          </w:p>
+        </w:tc>
+      </w:tr>
+      <w:tr>
+        <w:tc>
+          <w:tcPr>
+            <w:tcW w:w="4672" w:type="dxa"/>
+            <w:vAlign w:val="center"/>
+          </w:tcPr>
+          <w:p>
+            <w:pPr>
+              <w:rPr>
+                <w:i/>
+                <w:iCs/>
+                <w:sz w:val="24"/>
+                <w:szCs w:val="24"/>
+              </w:rPr>
+            </w:pPr>
+          </w:p>
+        </w:tc>
+        <w:tc>
+          <w:tcPr>
+            <w:tcW w:w="4673" w:type="dxa"/>
+            <w:vAlign w:val="center"/>
+          </w:tcPr>
+          <w:p>
+            <w:pPr>
+              <w:jc w:val="center"/>
+              <w:rPr>
+                <w:sz w:val="24"/>
+                <w:szCs w:val="24"/>
+              </w:rPr>
+            </w:pPr>
+          </w:p>
+        </w:tc>
+      </w:tr>
+      <w:tr>
+        <w:tc>
+          <w:tcPr>
+            <w:tcW w:w="4672" w:type="dxa"/>
+            <w:vAlign w:val="center"/>
+          </w:tcPr>
+          <w:p>
+            <w:pPr>
+              <w:rPr>
+                <w:i/>
+                <w:iCs/>
+                <w:sz w:val="24"/>
+                <w:szCs w:val="24"/>
+              </w:rPr>
+            </w:pPr>
+          </w:p>
+        </w:tc>
+        <w:tc>
+          <w:tcPr>
+            <w:tcW w:w="4673" w:type="dxa"/>
+            <w:vAlign w:val="center"/>
+          </w:tcPr>
+          <w:p>
+            <w:pPr>
+              <w:jc w:val="center"/>
+              <w:rPr>
+                <w:sz w:val="24"/>
+                <w:szCs w:val="24"/>
               </w:rPr>
             </w:pPr>
           </w:p>
@@ -2255,7 +6756,35 @@
         </w:pBdr>
         <w:spacing w:after="0" w:line="360" w:lineRule="auto"/>
         <w:ind w:firstLine="720"/>
-      </w:pPr>
+        <w:rPr>
+          <w:rFonts w:eastAsia="Times New Roman"/>
+          <w:bCs/>
+        </w:rPr>
+      </w:pPr>
+      <w:r>
+        <w:rPr>
+          <w:rFonts w:eastAsia="Times New Roman"/>
+          <w:b/>
+        </w:rPr>
+        <w:lastRenderedPageBreak/>
+        <w:t>Шаг 1.</w:t>
+      </w:r>
+      <w:r>
+        <w:rPr>
+          <w:rFonts w:eastAsia="Times New Roman"/>
+          <w:bCs/>
+        </w:rPr>
+        <w:t xml:space="preserve"> Установка </w:t>
+      </w:r>
+      <w:proofErr w:type="spellStart"/>
+      <w:r>
+        <w:rPr>
+          <w:rFonts w:eastAsia="Times New Roman"/>
+          <w:bCs/>
+        </w:rPr>
+        <w:t>Git</w:t>
+      </w:r>
+      <w:proofErr w:type="spellEnd"/>
     </w:p>
     <w:p>
       <w:pPr>
@@ -2276,26 +6805,43 @@
       <w:r>
         <w:rPr>
           <w:rFonts w:eastAsia="Times New Roman"/>
-          <w:b/>
-        </w:rPr>
-        <w:t>Шаг 1.</w:t>
-      </w:r>
+          <w:bCs/>
+        </w:rPr>
+        <w:t xml:space="preserve">Для выполнения лабораторной работы был установлен </w:t>
+      </w:r>
+      <w:proofErr w:type="spellStart"/>
       <w:r>
         <w:rPr>
           <w:rFonts w:eastAsia="Times New Roman"/>
           <w:bCs/>
         </w:rPr>
-        <w:t xml:space="preserve"> Установка </w:t>
-      </w:r>
-      <w:proofErr w:type="spellStart"/>
+        <w:t>Git</w:t>
+      </w:r>
+      <w:proofErr w:type="spellEnd"/>
       <w:r>
         <w:rPr>
           <w:rFonts w:eastAsia="Times New Roman"/>
           <w:bCs/>
         </w:rPr>
-        <w:t>Git</w:t>
-      </w:r>
-      <w:proofErr w:type="spellEnd"/>
+        <w:t xml:space="preserve"> с официального сайта </w:t>
+      </w:r>
+      <w:hyperlink r:id="rId10" w:tgtFrame="_blank" w:history="1">
+        <w:r>
+          <w:rPr>
+            <w:rStyle w:val="ab"/>
+            <w:rFonts w:eastAsia="Times New Roman"/>
+            <w:bCs/>
+          </w:rPr>
+          <w:t>https://git-scm.com/</w:t>
+        </w:r>
+      </w:hyperlink>
+      <w:r>
+        <w:rPr>
+          <w:rFonts w:eastAsia="Times New Roman"/>
+          <w:bCs/>
+        </w:rPr>
+        <w:t xml:space="preserve">. </w:t>
+      </w:r>
     </w:p>
     <w:p>
       <w:pPr>
@@ -2318,40 +6864,93 @@
           <w:rFonts w:eastAsia="Times New Roman"/>
           <w:bCs/>
         </w:rPr>
-        <w:t xml:space="preserve">Для выполнения лабораторной работы был установлен </w:t>
+        <w:t xml:space="preserve">После установки выполнена проверка версии командой </w:t>
       </w:r>
       <w:proofErr w:type="spellStart"/>
+      <w:r>
+        <w:rPr>
+          <w:rFonts w:eastAsia="Times New Roman"/>
+          <w:b/>
+          <w:i/>
+          <w:iCs/>
+        </w:rPr>
+        <w:t>git</w:t>
+      </w:r>
+      <w:proofErr w:type="spellEnd"/>
+      <w:r>
+        <w:rPr>
+          <w:rFonts w:eastAsia="Times New Roman"/>
+          <w:b/>
+          <w:i/>
+          <w:iCs/>
+        </w:rPr>
+        <w:t xml:space="preserve"> --</w:t>
+      </w:r>
+      <w:proofErr w:type="spellStart"/>
+      <w:r>
+        <w:rPr>
+          <w:rFonts w:eastAsia="Times New Roman"/>
+          <w:b/>
+          <w:i/>
+          <w:iCs/>
+        </w:rPr>
+        <w:t>version</w:t>
+      </w:r>
+      <w:proofErr w:type="spellEnd"/>
       <w:r>
         <w:rPr>
           <w:rFonts w:eastAsia="Times New Roman"/>
           <w:bCs/>
         </w:rPr>
-        <w:t>Git</w:t>
-      </w:r>
-      <w:proofErr w:type="spellEnd"/>
+        <w:t xml:space="preserve">, которая показала </w:t>
+      </w:r>
+      <w:proofErr w:type="spellStart"/>
       <w:r>
         <w:rPr>
           <w:rFonts w:eastAsia="Times New Roman"/>
           <w:bCs/>
         </w:rPr>
-        <w:t xml:space="preserve"> с официального сайта </w:t>
-      </w:r>
-      <w:hyperlink r:id="rId9" w:tgtFrame="_blank" w:history="1">
-        <w:r>
-          <w:rPr>
-            <w:rStyle w:val="ab"/>
-            <w:rFonts w:eastAsia="Times New Roman"/>
-            <w:bCs/>
-          </w:rPr>
-          <w:t>https://git-scm.com/</w:t>
-        </w:r>
-      </w:hyperlink>
+        <w:t>git</w:t>
+      </w:r>
+      <w:proofErr w:type="spellEnd"/>
       <w:r>
         <w:rPr>
           <w:rFonts w:eastAsia="Times New Roman"/>
           <w:bCs/>
         </w:rPr>
-        <w:t xml:space="preserve">. </w:t>
+        <w:t xml:space="preserve"> </w:t>
+      </w:r>
+      <w:proofErr w:type="spellStart"/>
+      <w:r>
+        <w:rPr>
+          <w:rFonts w:eastAsia="Times New Roman"/>
+          <w:bCs/>
+        </w:rPr>
+        <w:t>version</w:t>
+      </w:r>
+      <w:proofErr w:type="spellEnd"/>
+      <w:r>
+        <w:rPr>
+          <w:rFonts w:eastAsia="Times New Roman"/>
+          <w:bCs/>
+        </w:rPr>
+        <w:t xml:space="preserve"> 2.54.</w:t>
+      </w:r>
+      <w:proofErr w:type="gramStart"/>
+      <w:r>
+        <w:rPr>
+          <w:rFonts w:eastAsia="Times New Roman"/>
+          <w:bCs/>
+        </w:rPr>
+        <w:t>0.windows</w:t>
+      </w:r>
+      <w:proofErr w:type="gramEnd"/>
+      <w:r>
+        <w:rPr>
+          <w:rFonts w:eastAsia="Times New Roman"/>
+          <w:bCs/>
+        </w:rPr>
+        <w:t>.1.</w:t>
       </w:r>
     </w:p>
     <w:p>
@@ -2375,116 +6974,6 @@
           <w:rFonts w:eastAsia="Times New Roman"/>
           <w:bCs/>
         </w:rPr>
-        <w:t xml:space="preserve">После установки выполнена проверка версии командой </w:t>
-      </w:r>
-      <w:proofErr w:type="spellStart"/>
-      <w:r>
-        <w:rPr>
-          <w:rFonts w:eastAsia="Times New Roman"/>
-          <w:b/>
-          <w:i/>
-          <w:iCs/>
-        </w:rPr>
-        <w:t>git</w:t>
-      </w:r>
-      <w:proofErr w:type="spellEnd"/>
-      <w:r>
-        <w:rPr>
-          <w:rFonts w:eastAsia="Times New Roman"/>
-          <w:b/>
-          <w:i/>
-          <w:iCs/>
-        </w:rPr>
-        <w:t xml:space="preserve"> --</w:t>
-      </w:r>
-      <w:proofErr w:type="spellStart"/>
-      <w:r>
-        <w:rPr>
-          <w:rFonts w:eastAsia="Times New Roman"/>
-          <w:b/>
-          <w:i/>
-          <w:iCs/>
-        </w:rPr>
-        <w:t>version</w:t>
-      </w:r>
-      <w:proofErr w:type="spellEnd"/>
-      <w:r>
-        <w:rPr>
-          <w:rFonts w:eastAsia="Times New Roman"/>
-          <w:bCs/>
-        </w:rPr>
-        <w:t xml:space="preserve">, которая показала </w:t>
-      </w:r>
-      <w:proofErr w:type="spellStart"/>
-      <w:r>
-        <w:rPr>
-          <w:rFonts w:eastAsia="Times New Roman"/>
-          <w:bCs/>
-        </w:rPr>
-        <w:t>git</w:t>
-      </w:r>
-      <w:proofErr w:type="spellEnd"/>
-      <w:r>
-        <w:rPr>
-          <w:rFonts w:eastAsia="Times New Roman"/>
-          <w:bCs/>
-        </w:rPr>
-        <w:t xml:space="preserve"> </w:t>
-      </w:r>
-      <w:proofErr w:type="spellStart"/>
-      <w:r>
-        <w:rPr>
-          <w:rFonts w:eastAsia="Times New Roman"/>
-          <w:bCs/>
-        </w:rPr>
-        <w:t>version</w:t>
-      </w:r>
-      <w:proofErr w:type="spellEnd"/>
-      <w:r>
-        <w:rPr>
-          <w:rFonts w:eastAsia="Times New Roman"/>
-          <w:bCs/>
-        </w:rPr>
-        <w:t xml:space="preserve"> 2.54.</w:t>
-      </w:r>
-      <w:proofErr w:type="gramStart"/>
-      <w:r>
-        <w:rPr>
-          <w:rFonts w:eastAsia="Times New Roman"/>
-          <w:bCs/>
-        </w:rPr>
-        <w:t>0.windows</w:t>
-      </w:r>
-      <w:proofErr w:type="gramEnd"/>
-      <w:r>
-        <w:rPr>
-          <w:rFonts w:eastAsia="Times New Roman"/>
-          <w:bCs/>
-        </w:rPr>
-        <w:t>.1.</w:t>
-      </w:r>
-    </w:p>
-    <w:p>
-      <w:pPr>
-        <w:pBdr>
-          <w:top w:val="nil"/>
-          <w:left w:val="nil"/>
-          <w:bottom w:val="nil"/>
-          <w:right w:val="nil"/>
-          <w:between w:val="nil"/>
-        </w:pBdr>
-        <w:spacing w:after="0" w:line="360" w:lineRule="auto"/>
-        <w:ind w:firstLine="720"/>
-        <w:rPr>
-          <w:rFonts w:eastAsia="Times New Roman"/>
-          <w:bCs/>
-        </w:rPr>
-      </w:pPr>
-      <w:r>
-        <w:rPr>
-          <w:rFonts w:eastAsia="Times New Roman"/>
-          <w:bCs/>
-        </w:rPr>
         <w:t xml:space="preserve">Также были заданы глобальные настройки имени пользователя и электронной почты через команды </w:t>
       </w:r>
       <w:proofErr w:type="spellStart"/>
@@ -2693,283 +7182,13 @@
         <w:rPr>
           <w:rFonts w:eastAsia="Times New Roman"/>
           <w:bCs/>
-        </w:rPr>
-        <w:lastRenderedPageBreak/>
+          <w:noProof/>
+        </w:rPr>
         <w:drawing>
-          <wp:inline distT="0" distB="0" distL="0" distR="0" wp14:anchorId="3613EDF3" wp14:editId="5AA621EB">
-            <wp:extent cx="4305913" cy="3211830"/>
-            <wp:effectExtent l="19050" t="19050" r="19050" b="26670"/>
+          <wp:inline distT="0" distB="0" distL="0" distR="0" wp14:anchorId="3613EDF3" wp14:editId="7124CEA6">
+            <wp:extent cx="4081169" cy="3044190"/>
+            <wp:effectExtent l="19050" t="19050" r="14605" b="22860"/>
             <wp:docPr id="1" name="Рисунок 1"/>
-            <wp:cNvGraphicFramePr>
-              <a:graphicFrameLocks xmlns:a="http://schemas.openxmlformats.org/drawingml/2006/main" noChangeAspect="1"/>
-            </wp:cNvGraphicFramePr>
-            <a:graphic xmlns:a="http://schemas.openxmlformats.org/drawingml/2006/main">
-              <a:graphicData uri="http://schemas.openxmlformats.org/drawingml/2006/picture">
-                <pic:pic xmlns:pic="http://schemas.openxmlformats.org/drawingml/2006/picture">
-                  <pic:nvPicPr>
-                    <pic:cNvPr id="1" name=""/>
-                    <pic:cNvPicPr/>
-                  </pic:nvPicPr>
-                  <pic:blipFill>
-                    <a:blip r:embed="rId10"/>
-                    <a:stretch>
-                      <a:fillRect/>
-                    </a:stretch>
-                  </pic:blipFill>
-                  <pic:spPr>
-                    <a:xfrm>
-                      <a:off x="0" y="0"/>
-                      <a:ext cx="4331170" cy="3230669"/>
-                    </a:xfrm>
-                    <a:prstGeom prst="rect">
-                      <a:avLst/>
-                    </a:prstGeom>
-                    <a:ln>
-                      <a:solidFill>
-                        <a:schemeClr val="tx1"/>
-                      </a:solidFill>
-                    </a:ln>
-                  </pic:spPr>
-                </pic:pic>
-              </a:graphicData>
-            </a:graphic>
-          </wp:inline>
-        </w:drawing>
-      </w:r>
-    </w:p>
-    <w:p>
-      <w:pPr>
-        <w:pBdr>
-          <w:top w:val="nil"/>
-          <w:left w:val="nil"/>
-          <w:bottom w:val="nil"/>
-          <w:right w:val="nil"/>
-          <w:between w:val="nil"/>
-        </w:pBdr>
-        <w:spacing w:after="0" w:line="360" w:lineRule="auto"/>
-        <w:ind w:firstLine="720"/>
-        <w:rPr>
-          <w:rFonts w:eastAsia="Times New Roman"/>
-          <w:bCs/>
-        </w:rPr>
-      </w:pPr>
-      <w:r>
-        <w:rPr>
-          <w:rFonts w:eastAsia="Times New Roman"/>
-          <w:b/>
-        </w:rPr>
-        <w:t>Шаг 2.1</w:t>
-      </w:r>
-      <w:r>
-        <w:rPr>
-          <w:rFonts w:eastAsia="Times New Roman"/>
-          <w:b/>
-        </w:rPr>
-        <w:t xml:space="preserve">. </w:t>
-      </w:r>
-      <w:r>
-        <w:rPr>
-          <w:rFonts w:eastAsia="Times New Roman"/>
-          <w:bCs/>
-        </w:rPr>
-        <w:t>Создание локального репозитория</w:t>
-      </w:r>
-    </w:p>
-    <w:p>
-      <w:pPr>
-        <w:pBdr>
-          <w:top w:val="nil"/>
-          <w:left w:val="nil"/>
-          <w:bottom w:val="nil"/>
-          <w:right w:val="nil"/>
-          <w:between w:val="nil"/>
-        </w:pBdr>
-        <w:spacing w:after="0" w:line="360" w:lineRule="auto"/>
-        <w:ind w:firstLine="720"/>
-        <w:rPr>
-          <w:rFonts w:eastAsia="Times New Roman"/>
-          <w:bCs/>
-        </w:rPr>
-      </w:pPr>
-      <w:r>
-        <w:rPr>
-          <w:rFonts w:eastAsia="Times New Roman"/>
-          <w:bCs/>
-        </w:rPr>
-        <w:t xml:space="preserve">Перед началом работы с </w:t>
-      </w:r>
-      <w:proofErr w:type="spellStart"/>
-      <w:r>
-        <w:rPr>
-          <w:rFonts w:eastAsia="Times New Roman"/>
-          <w:bCs/>
-        </w:rPr>
-        <w:t>Git</w:t>
-      </w:r>
-      <w:proofErr w:type="spellEnd"/>
-      <w:r>
-        <w:rPr>
-          <w:rFonts w:eastAsia="Times New Roman"/>
-          <w:bCs/>
-        </w:rPr>
-        <w:t xml:space="preserve"> была создана копия папки lab4 с проектом лабораторной работы №4, переименованная в lab5. Все дальнейшие действия производились в этой новой папке, чтобы сохранить исходный код четвёртой лабораторной работы в неизменном виде.</w:t>
-      </w:r>
-    </w:p>
-    <w:p>
-      <w:pPr>
-        <w:pBdr>
-          <w:top w:val="nil"/>
-          <w:left w:val="nil"/>
-          <w:bottom w:val="nil"/>
-          <w:right w:val="nil"/>
-          <w:between w:val="nil"/>
-        </w:pBdr>
-        <w:spacing w:after="0" w:line="360" w:lineRule="auto"/>
-        <w:ind w:firstLine="720"/>
-        <w:rPr>
-          <w:rFonts w:eastAsia="Times New Roman"/>
-          <w:bCs/>
-        </w:rPr>
-      </w:pPr>
-      <w:r>
-        <w:rPr>
-          <w:rFonts w:eastAsia="Times New Roman"/>
-          <w:bCs/>
-        </w:rPr>
-        <w:t xml:space="preserve">С помощью команды </w:t>
-      </w:r>
-      <w:proofErr w:type="spellStart"/>
-      <w:r>
-        <w:rPr>
-          <w:rFonts w:eastAsia="Times New Roman"/>
-          <w:b/>
-          <w:i/>
-          <w:iCs/>
-        </w:rPr>
-        <w:t>cd</w:t>
-      </w:r>
-      <w:proofErr w:type="spellEnd"/>
-      <w:r>
-        <w:rPr>
-          <w:rFonts w:eastAsia="Times New Roman"/>
-          <w:bCs/>
-        </w:rPr>
-        <w:t xml:space="preserve"> осуществлён переход в папку lab5. После этого выполнена команда </w:t>
-      </w:r>
-      <w:proofErr w:type="spellStart"/>
-      <w:r>
-        <w:rPr>
-          <w:rFonts w:eastAsia="Times New Roman"/>
-          <w:b/>
-          <w:i/>
-          <w:iCs/>
-        </w:rPr>
-        <w:t>git</w:t>
-      </w:r>
-      <w:proofErr w:type="spellEnd"/>
-      <w:r>
-        <w:rPr>
-          <w:rFonts w:eastAsia="Times New Roman"/>
-          <w:b/>
-          <w:i/>
-          <w:iCs/>
-        </w:rPr>
-        <w:t xml:space="preserve"> </w:t>
-      </w:r>
-      <w:proofErr w:type="spellStart"/>
-      <w:r>
-        <w:rPr>
-          <w:rFonts w:eastAsia="Times New Roman"/>
-          <w:b/>
-          <w:i/>
-          <w:iCs/>
-        </w:rPr>
-        <w:t>init</w:t>
-      </w:r>
-      <w:proofErr w:type="spellEnd"/>
-      <w:r>
-        <w:rPr>
-          <w:rFonts w:eastAsia="Times New Roman"/>
-          <w:bCs/>
-        </w:rPr>
-        <w:t xml:space="preserve">, которая создала в папке скрытую </w:t>
-      </w:r>
-      <w:proofErr w:type="gramStart"/>
-      <w:r>
-        <w:rPr>
-          <w:rFonts w:eastAsia="Times New Roman"/>
-          <w:bCs/>
-        </w:rPr>
-        <w:t>поддиректорию .</w:t>
-      </w:r>
-      <w:proofErr w:type="spellStart"/>
-      <w:r>
-        <w:rPr>
-          <w:rFonts w:eastAsia="Times New Roman"/>
-          <w:bCs/>
-        </w:rPr>
-        <w:t>git</w:t>
-      </w:r>
-      <w:proofErr w:type="spellEnd"/>
-      <w:proofErr w:type="gramEnd"/>
-      <w:r>
-        <w:rPr>
-          <w:rFonts w:eastAsia="Times New Roman"/>
-          <w:bCs/>
-        </w:rPr>
-        <w:t xml:space="preserve">. Это означает, что в данной папке инициализирован новый </w:t>
-      </w:r>
-      <w:proofErr w:type="spellStart"/>
-      <w:r>
-        <w:rPr>
-          <w:rFonts w:eastAsia="Times New Roman"/>
-          <w:bCs/>
-        </w:rPr>
-        <w:t>Git</w:t>
-      </w:r>
-      <w:proofErr w:type="spellEnd"/>
-      <w:r>
-        <w:rPr>
-          <w:rFonts w:eastAsia="Times New Roman"/>
-          <w:bCs/>
-        </w:rPr>
-        <w:t xml:space="preserve">-репозиторий, и теперь </w:t>
-      </w:r>
-      <w:proofErr w:type="spellStart"/>
-      <w:r>
-        <w:rPr>
-          <w:rFonts w:eastAsia="Times New Roman"/>
-          <w:bCs/>
-        </w:rPr>
-        <w:t>Git</w:t>
-      </w:r>
-      <w:proofErr w:type="spellEnd"/>
-      <w:r>
-        <w:rPr>
-          <w:rFonts w:eastAsia="Times New Roman"/>
-          <w:bCs/>
-        </w:rPr>
-        <w:t xml:space="preserve"> начинает отслеживать изменения файлов.</w:t>
-      </w:r>
-    </w:p>
-    <w:p>
-      <w:pPr>
-        <w:pBdr>
-          <w:top w:val="nil"/>
-          <w:left w:val="nil"/>
-          <w:bottom w:val="nil"/>
-          <w:right w:val="nil"/>
-          <w:between w:val="nil"/>
-        </w:pBdr>
-        <w:spacing w:after="0" w:line="360" w:lineRule="auto"/>
-      </w:pPr>
-      <w:r>
-        <w:lastRenderedPageBreak/>
-        <w:drawing>
-          <wp:inline distT="0" distB="0" distL="0" distR="0" wp14:anchorId="27E72818" wp14:editId="69F9E68D">
-            <wp:extent cx="5940425" cy="3102610"/>
-            <wp:effectExtent l="0" t="0" r="3175" b="2540"/>
-            <wp:docPr id="2" name="Рисунок 2"/>
             <wp:cNvGraphicFramePr>
               <a:graphicFrameLocks xmlns:a="http://schemas.openxmlformats.org/drawingml/2006/main" noChangeAspect="1"/>
             </wp:cNvGraphicFramePr>
@@ -2989,6 +7208,273 @@
                   <pic:spPr>
                     <a:xfrm>
                       <a:off x="0" y="0"/>
+                      <a:ext cx="4115334" cy="3069674"/>
+                    </a:xfrm>
+                    <a:prstGeom prst="rect">
+                      <a:avLst/>
+                    </a:prstGeom>
+                    <a:ln>
+                      <a:solidFill>
+                        <a:schemeClr val="tx1"/>
+                      </a:solidFill>
+                    </a:ln>
+                  </pic:spPr>
+                </pic:pic>
+              </a:graphicData>
+            </a:graphic>
+          </wp:inline>
+        </w:drawing>
+      </w:r>
+    </w:p>
+    <w:p>
+      <w:pPr>
+        <w:pStyle w:val="2"/>
+        <w:rPr>
+          <w:rFonts w:ascii="Times New Roman" w:eastAsia="Times New Roman" w:hAnsi="Times New Roman" w:cs="Times New Roman"/>
+          <w:bCs/>
+          <w:color w:val="000000" w:themeColor="text1"/>
+          <w:sz w:val="28"/>
+          <w:szCs w:val="28"/>
+        </w:rPr>
+      </w:pPr>
+      <w:r>
+        <w:rPr>
+          <w:rFonts w:ascii="Times New Roman" w:eastAsia="Times New Roman" w:hAnsi="Times New Roman" w:cs="Times New Roman"/>
+          <w:b/>
+          <w:color w:val="000000" w:themeColor="text1"/>
+          <w:sz w:val="28"/>
+          <w:szCs w:val="28"/>
+        </w:rPr>
+        <w:t xml:space="preserve">Шаг 2.1. </w:t>
+      </w:r>
+      <w:r>
+        <w:rPr>
+          <w:rFonts w:ascii="Times New Roman" w:eastAsia="Times New Roman" w:hAnsi="Times New Roman" w:cs="Times New Roman"/>
+          <w:bCs/>
+          <w:color w:val="000000" w:themeColor="text1"/>
+          <w:sz w:val="28"/>
+          <w:szCs w:val="28"/>
+        </w:rPr>
+        <w:t>Создание локального репозитория</w:t>
+      </w:r>
+    </w:p>
+    <w:p>
+      <w:pPr>
+        <w:pBdr>
+          <w:top w:val="nil"/>
+          <w:left w:val="nil"/>
+          <w:bottom w:val="nil"/>
+          <w:right w:val="nil"/>
+          <w:between w:val="nil"/>
+        </w:pBdr>
+        <w:spacing w:after="0" w:line="360" w:lineRule="auto"/>
+        <w:ind w:firstLine="720"/>
+        <w:rPr>
+          <w:rFonts w:eastAsia="Times New Roman"/>
+          <w:bCs/>
+        </w:rPr>
+      </w:pPr>
+      <w:r>
+        <w:rPr>
+          <w:rFonts w:eastAsia="Times New Roman"/>
+          <w:bCs/>
+        </w:rPr>
+        <w:t xml:space="preserve">Перед началом работы с </w:t>
+      </w:r>
+      <w:proofErr w:type="spellStart"/>
+      <w:r>
+        <w:rPr>
+          <w:rFonts w:eastAsia="Times New Roman"/>
+          <w:bCs/>
+        </w:rPr>
+        <w:t>Git</w:t>
+      </w:r>
+      <w:proofErr w:type="spellEnd"/>
+      <w:r>
+        <w:rPr>
+          <w:rFonts w:eastAsia="Times New Roman"/>
+          <w:bCs/>
+        </w:rPr>
+        <w:t xml:space="preserve"> была создана копия папки lab4 с проектом лабораторной работы №4, переименованная в lab5. Все дальнейшие действия производились в этой новой папке, чтобы сохранить исходный код четвёртой лабораторной работы в неизменном виде.</w:t>
+      </w:r>
+    </w:p>
+    <w:p>
+      <w:pPr>
+        <w:pBdr>
+          <w:top w:val="nil"/>
+          <w:left w:val="nil"/>
+          <w:bottom w:val="nil"/>
+          <w:right w:val="nil"/>
+          <w:between w:val="nil"/>
+        </w:pBdr>
+        <w:spacing w:after="0" w:line="360" w:lineRule="auto"/>
+        <w:ind w:firstLine="720"/>
+        <w:rPr>
+          <w:rFonts w:eastAsia="Times New Roman"/>
+          <w:bCs/>
+        </w:rPr>
+      </w:pPr>
+      <w:r>
+        <w:rPr>
+          <w:rFonts w:eastAsia="Times New Roman"/>
+          <w:bCs/>
+        </w:rPr>
+        <w:t xml:space="preserve">С помощью команды </w:t>
+      </w:r>
+      <w:proofErr w:type="spellStart"/>
+      <w:r>
+        <w:rPr>
+          <w:rFonts w:eastAsia="Times New Roman"/>
+          <w:b/>
+          <w:i/>
+          <w:iCs/>
+        </w:rPr>
+        <w:t>cd</w:t>
+      </w:r>
+      <w:proofErr w:type="spellEnd"/>
+      <w:r>
+        <w:rPr>
+          <w:rFonts w:eastAsia="Times New Roman"/>
+          <w:bCs/>
+        </w:rPr>
+        <w:t xml:space="preserve"> осуществлён переход в папку lab5. После этого выполнена команда </w:t>
+      </w:r>
+      <w:proofErr w:type="spellStart"/>
+      <w:r>
+        <w:rPr>
+          <w:rFonts w:eastAsia="Times New Roman"/>
+          <w:b/>
+          <w:i/>
+          <w:iCs/>
+        </w:rPr>
+        <w:t>git</w:t>
+      </w:r>
+      <w:proofErr w:type="spellEnd"/>
+      <w:r>
+        <w:rPr>
+          <w:rFonts w:eastAsia="Times New Roman"/>
+          <w:b/>
+          <w:i/>
+          <w:iCs/>
+        </w:rPr>
+        <w:t xml:space="preserve"> </w:t>
+      </w:r>
+      <w:proofErr w:type="spellStart"/>
+      <w:r>
+        <w:rPr>
+          <w:rFonts w:eastAsia="Times New Roman"/>
+          <w:b/>
+          <w:i/>
+          <w:iCs/>
+        </w:rPr>
+        <w:t>init</w:t>
+      </w:r>
+      <w:proofErr w:type="spellEnd"/>
+      <w:r>
+        <w:rPr>
+          <w:rFonts w:eastAsia="Times New Roman"/>
+          <w:bCs/>
+        </w:rPr>
+        <w:t xml:space="preserve">, которая создала в папке скрытую </w:t>
+      </w:r>
+      <w:proofErr w:type="gramStart"/>
+      <w:r>
+        <w:rPr>
+          <w:rFonts w:eastAsia="Times New Roman"/>
+          <w:bCs/>
+        </w:rPr>
+        <w:t>поддиректорию .</w:t>
+      </w:r>
+      <w:proofErr w:type="spellStart"/>
+      <w:r>
+        <w:rPr>
+          <w:rFonts w:eastAsia="Times New Roman"/>
+          <w:bCs/>
+        </w:rPr>
+        <w:t>git</w:t>
+      </w:r>
+      <w:proofErr w:type="spellEnd"/>
+      <w:proofErr w:type="gramEnd"/>
+      <w:r>
+        <w:rPr>
+          <w:rFonts w:eastAsia="Times New Roman"/>
+          <w:bCs/>
+        </w:rPr>
+        <w:t xml:space="preserve">. Это означает, что в данной папке инициализирован новый </w:t>
+      </w:r>
+      <w:proofErr w:type="spellStart"/>
+      <w:r>
+        <w:rPr>
+          <w:rFonts w:eastAsia="Times New Roman"/>
+          <w:bCs/>
+        </w:rPr>
+        <w:t>Git</w:t>
+      </w:r>
+      <w:proofErr w:type="spellEnd"/>
+      <w:r>
+        <w:rPr>
+          <w:rFonts w:eastAsia="Times New Roman"/>
+          <w:bCs/>
+        </w:rPr>
+        <w:t xml:space="preserve">-репозиторий, и теперь </w:t>
+      </w:r>
+      <w:proofErr w:type="spellStart"/>
+      <w:r>
+        <w:rPr>
+          <w:rFonts w:eastAsia="Times New Roman"/>
+          <w:bCs/>
+        </w:rPr>
+        <w:t>Git</w:t>
+      </w:r>
+      <w:proofErr w:type="spellEnd"/>
+      <w:r>
+        <w:rPr>
+          <w:rFonts w:eastAsia="Times New Roman"/>
+          <w:bCs/>
+        </w:rPr>
+        <w:t xml:space="preserve"> начинает отслеживать изменения файлов.</w:t>
+      </w:r>
+    </w:p>
+    <w:p>
+      <w:pPr>
+        <w:pBdr>
+          <w:top w:val="nil"/>
+          <w:left w:val="nil"/>
+          <w:bottom w:val="nil"/>
+          <w:right w:val="nil"/>
+          <w:between w:val="nil"/>
+        </w:pBdr>
+        <w:spacing w:after="0" w:line="360" w:lineRule="auto"/>
+      </w:pPr>
+      <w:r>
+        <w:rPr>
+          <w:noProof/>
+        </w:rPr>
+        <w:lastRenderedPageBreak/>
+        <w:drawing>
+          <wp:inline distT="0" distB="0" distL="0" distR="0" wp14:anchorId="27E72818" wp14:editId="69F9E68D">
+            <wp:extent cx="5940425" cy="3102610"/>
+            <wp:effectExtent l="0" t="0" r="3175" b="2540"/>
+            <wp:docPr id="2" name="Рисунок 2"/>
+            <wp:cNvGraphicFramePr>
+              <a:graphicFrameLocks xmlns:a="http://schemas.openxmlformats.org/drawingml/2006/main" noChangeAspect="1"/>
+            </wp:cNvGraphicFramePr>
+            <a:graphic xmlns:a="http://schemas.openxmlformats.org/drawingml/2006/main">
+              <a:graphicData uri="http://schemas.openxmlformats.org/drawingml/2006/picture">
+                <pic:pic xmlns:pic="http://schemas.openxmlformats.org/drawingml/2006/picture">
+                  <pic:nvPicPr>
+                    <pic:cNvPr id="1" name=""/>
+                    <pic:cNvPicPr/>
+                  </pic:nvPicPr>
+                  <pic:blipFill>
+                    <a:blip r:embed="rId12"/>
+                    <a:stretch>
+                      <a:fillRect/>
+                    </a:stretch>
+                  </pic:blipFill>
+                  <pic:spPr>
+                    <a:xfrm>
+                      <a:off x="0" y="0"/>
                       <a:ext cx="5940425" cy="3102610"/>
                     </a:xfrm>
                     <a:prstGeom prst="rect">
@@ -3004,342 +7490,35 @@
     </w:p>
     <w:p>
       <w:pPr>
-        <w:pBdr>
-          <w:top w:val="nil"/>
-          <w:left w:val="nil"/>
-          <w:bottom w:val="nil"/>
-          <w:right w:val="nil"/>
-          <w:between w:val="nil"/>
-        </w:pBdr>
-        <w:spacing w:after="0" w:line="360" w:lineRule="auto"/>
-      </w:pPr>
-    </w:p>
-    <w:p>
-      <w:pPr>
-        <w:pBdr>
-          <w:top w:val="nil"/>
-          <w:left w:val="nil"/>
-          <w:bottom w:val="nil"/>
-          <w:right w:val="nil"/>
-          <w:between w:val="nil"/>
-        </w:pBdr>
-        <w:spacing w:after="0" w:line="360" w:lineRule="auto"/>
-      </w:pPr>
-      <w:r>
-        <w:rPr>
-          <w:rFonts w:eastAsia="Times New Roman"/>
+        <w:pStyle w:val="2"/>
+        <w:rPr>
+          <w:rFonts w:ascii="Times New Roman" w:eastAsia="Times New Roman" w:hAnsi="Times New Roman" w:cs="Times New Roman"/>
           <w:bCs/>
-        </w:rPr>
-        <w:br w:type="page"/>
-      </w:r>
-    </w:p>
-    <w:p>
-      <w:pPr>
-        <w:pStyle w:val="1"/>
-        <w:spacing w:before="0" w:line="360" w:lineRule="auto"/>
+          <w:color w:val="000000" w:themeColor="text1"/>
+          <w:sz w:val="28"/>
+          <w:szCs w:val="28"/>
+        </w:rPr>
+      </w:pPr>
+      <w:r>
         <w:rPr>
           <w:rFonts w:ascii="Times New Roman" w:eastAsia="Times New Roman" w:hAnsi="Times New Roman" w:cs="Times New Roman"/>
           <w:b/>
-          <w:bCs/>
-          <w:color w:val="auto"/>
+          <w:color w:val="000000" w:themeColor="text1"/>
           <w:sz w:val="28"/>
           <w:szCs w:val="28"/>
         </w:rPr>
-      </w:pPr>
-      <w:bookmarkStart w:id="3" w:name="_Toc231646422"/>
+        <w:t xml:space="preserve">Шаг 2.2. </w:t>
+      </w:r>
       <w:r>
         <w:rPr>
           <w:rFonts w:ascii="Times New Roman" w:eastAsia="Times New Roman" w:hAnsi="Times New Roman" w:cs="Times New Roman"/>
-          <w:b/>
           <w:bCs/>
-          <w:color w:val="auto"/>
+          <w:color w:val="000000" w:themeColor="text1"/>
           <w:sz w:val="28"/>
           <w:szCs w:val="28"/>
         </w:rPr>
-        <w:lastRenderedPageBreak/>
-        <w:t xml:space="preserve">3. </w:t>
-      </w:r>
-      <w:r>
-        <w:rPr>
-          <w:rFonts w:ascii="Times New Roman" w:eastAsia="Times New Roman" w:hAnsi="Times New Roman" w:cs="Times New Roman"/>
-          <w:b/>
-          <w:bCs/>
-          <w:color w:val="auto"/>
-          <w:sz w:val="28"/>
-          <w:szCs w:val="28"/>
-        </w:rPr>
-        <w:t>Описание возникших затруднений</w:t>
-      </w:r>
-      <w:bookmarkEnd w:id="3"/>
-    </w:p>
-    <w:p>
-      <w:pPr>
-        <w:spacing w:after="0" w:line="360" w:lineRule="auto"/>
-        <w:ind w:firstLine="720"/>
-        <w:jc w:val="both"/>
-        <w:rPr>
-          <w:b/>
-          <w:bCs/>
-        </w:rPr>
-      </w:pPr>
-      <w:r>
-        <w:rPr>
-          <w:b/>
-          <w:bCs/>
-        </w:rPr>
-        <w:t>Трудность 1.</w:t>
-      </w:r>
-    </w:p>
-    <w:p>
-      <w:pPr>
-        <w:spacing w:after="0" w:line="360" w:lineRule="auto"/>
-        <w:ind w:firstLine="720"/>
-        <w:jc w:val="both"/>
-      </w:pPr>
-      <w:r>
-        <w:t>Самым сложным оказалось разобраться, какие методы должны быть статическими, а какие — обычными. Изначально хотелось сделать все методы статическими, но это неправильно.</w:t>
-      </w:r>
-    </w:p>
-    <w:p>
-      <w:pPr>
-        <w:spacing w:after="0" w:line="360" w:lineRule="auto"/>
-        <w:ind w:firstLine="720"/>
-        <w:jc w:val="both"/>
-      </w:pPr>
-      <w:r>
-        <w:rPr>
-          <w:b/>
-          <w:bCs/>
-        </w:rPr>
-        <w:t>Решение.</w:t>
-      </w:r>
-      <w:r>
-        <w:t> После изучения материала решил:</w:t>
-      </w:r>
-    </w:p>
-    <w:p>
-      <w:pPr>
-        <w:numPr>
-          <w:ilvl w:val="0"/>
-          <w:numId w:val="26"/>
-        </w:numPr>
-        <w:spacing w:after="0" w:line="360" w:lineRule="auto"/>
-        <w:jc w:val="both"/>
-      </w:pPr>
-      <w:r>
-        <w:t>сделать статическими методы </w:t>
-      </w:r>
-      <w:proofErr w:type="spellStart"/>
-      <w:r>
-        <w:t>get_</w:t>
-      </w:r>
-      <w:proofErr w:type="gramStart"/>
-      <w:r>
-        <w:t>data</w:t>
-      </w:r>
-      <w:proofErr w:type="spellEnd"/>
-      <w:r>
-        <w:t>(</w:t>
-      </w:r>
-      <w:proofErr w:type="gramEnd"/>
-      <w:r>
-        <w:t>) и </w:t>
-      </w:r>
-      <w:proofErr w:type="spellStart"/>
-      <w:r>
-        <w:t>count_files</w:t>
-      </w:r>
-      <w:proofErr w:type="spellEnd"/>
-      <w:r>
-        <w:t>(), так как они выполняют вспомогательные операции и не требуют доступа к конкретному объекту;</w:t>
-      </w:r>
-    </w:p>
-    <w:p>
-      <w:pPr>
-        <w:numPr>
-          <w:ilvl w:val="0"/>
-          <w:numId w:val="26"/>
-        </w:numPr>
-        <w:spacing w:after="0" w:line="360" w:lineRule="auto"/>
-        <w:jc w:val="both"/>
-      </w:pPr>
-      <w:r>
-        <w:t>остальные методы (</w:t>
-      </w:r>
-      <w:proofErr w:type="spellStart"/>
-      <w:r>
-        <w:t>out_List</w:t>
-      </w:r>
-      <w:proofErr w:type="spellEnd"/>
-      <w:r>
-        <w:t>, </w:t>
-      </w:r>
-      <w:proofErr w:type="spellStart"/>
-      <w:r>
-        <w:t>button_add_click</w:t>
-      </w:r>
-      <w:proofErr w:type="spellEnd"/>
-      <w:r>
-        <w:t>, </w:t>
-      </w:r>
-      <w:proofErr w:type="spellStart"/>
-      <w:r>
-        <w:t>search_List</w:t>
-      </w:r>
-      <w:proofErr w:type="spellEnd"/>
-      <w:r>
-        <w:t>) сделал обычными, так как они работают с данными объекта через </w:t>
-      </w:r>
-      <w:proofErr w:type="spellStart"/>
-      <w:r>
-        <w:t>self.data</w:t>
-      </w:r>
-      <w:proofErr w:type="spellEnd"/>
-      <w:r>
-        <w:t>.</w:t>
-      </w:r>
-    </w:p>
-    <w:p>
-      <w:pPr>
-        <w:spacing w:after="0" w:line="360" w:lineRule="auto"/>
-        <w:ind w:firstLine="720"/>
-        <w:jc w:val="both"/>
-        <w:rPr>
-          <w:b/>
-          <w:bCs/>
-        </w:rPr>
-      </w:pPr>
-    </w:p>
-    <w:p>
-      <w:pPr>
-        <w:spacing w:after="0" w:line="360" w:lineRule="auto"/>
-        <w:ind w:firstLine="720"/>
-        <w:jc w:val="both"/>
-      </w:pPr>
-      <w:r>
-        <w:rPr>
-          <w:b/>
-          <w:bCs/>
-        </w:rPr>
-        <w:t xml:space="preserve">Трудность 2. </w:t>
-      </w:r>
-    </w:p>
-    <w:p>
-      <w:pPr>
-        <w:spacing w:after="0" w:line="360" w:lineRule="auto"/>
-        <w:ind w:firstLine="720"/>
-        <w:jc w:val="both"/>
-      </w:pPr>
-      <w:r>
-        <w:t>В третьей лабораторной работе данные хранились в глобальной переменной </w:t>
-      </w:r>
-      <w:proofErr w:type="spellStart"/>
-      <w:r>
-        <w:t>data</w:t>
-      </w:r>
-      <w:proofErr w:type="spellEnd"/>
-      <w:r>
-        <w:t>. При переходе к классам потребовалось полностью убрать глобальные переменные.</w:t>
-      </w:r>
-    </w:p>
-    <w:p>
-      <w:pPr>
-        <w:spacing w:after="0" w:line="360" w:lineRule="auto"/>
-        <w:ind w:firstLine="720"/>
-        <w:jc w:val="both"/>
-      </w:pPr>
-      <w:r>
-        <w:rPr>
-          <w:b/>
-          <w:bCs/>
-        </w:rPr>
-        <w:t>Решение.</w:t>
-      </w:r>
-      <w:r>
-        <w:t> Создал атрибуты объекта </w:t>
-      </w:r>
-      <w:proofErr w:type="spellStart"/>
-      <w:r>
-        <w:t>self.data</w:t>
-      </w:r>
-      <w:proofErr w:type="spellEnd"/>
-      <w:r>
-        <w:t>. Данные загружаются в конструкторе</w:t>
-      </w:r>
-      <w:r>
-        <w:t xml:space="preserve">. </w:t>
-      </w:r>
-      <w:r>
-        <w:t>Все методы теперь работают с </w:t>
-      </w:r>
-      <w:proofErr w:type="spellStart"/>
-      <w:r>
-        <w:t>self.data</w:t>
-      </w:r>
-      <w:proofErr w:type="spellEnd"/>
-      <w:r>
-        <w:t>, а не с глобальной переменной.</w:t>
-      </w:r>
-    </w:p>
-    <w:p>
-      <w:pPr>
-        <w:spacing w:after="0" w:line="360" w:lineRule="auto"/>
-        <w:ind w:firstLine="720"/>
-        <w:jc w:val="both"/>
-      </w:pPr>
-      <w:r>
-        <w:br w:type="page"/>
-      </w:r>
-    </w:p>
-    <w:p>
-      <w:pPr>
-        <w:pStyle w:val="1"/>
-        <w:spacing w:before="0" w:line="360" w:lineRule="auto"/>
-        <w:rPr>
-          <w:rFonts w:ascii="Times New Roman" w:eastAsia="Times New Roman" w:hAnsi="Times New Roman" w:cs="Times New Roman"/>
-          <w:b/>
-          <w:bCs/>
-          <w:color w:val="auto"/>
-          <w:sz w:val="28"/>
-          <w:szCs w:val="28"/>
-        </w:rPr>
-      </w:pPr>
-      <w:r>
-        <w:rPr>
-          <w:rFonts w:ascii="Times New Roman" w:eastAsia="Times New Roman" w:hAnsi="Times New Roman" w:cs="Times New Roman"/>
-          <w:b/>
-          <w:bCs/>
-          <w:color w:val="auto"/>
-          <w:sz w:val="28"/>
-          <w:szCs w:val="28"/>
-        </w:rPr>
-        <w:lastRenderedPageBreak/>
-        <w:t xml:space="preserve">4. </w:t>
-      </w:r>
-      <w:bookmarkStart w:id="4" w:name="_Toc231646423"/>
-      <w:r>
-        <w:rPr>
-          <w:rFonts w:ascii="Times New Roman" w:eastAsia="Times New Roman" w:hAnsi="Times New Roman" w:cs="Times New Roman"/>
-          <w:b/>
-          <w:bCs/>
-          <w:color w:val="auto"/>
-          <w:sz w:val="28"/>
-          <w:szCs w:val="28"/>
-        </w:rPr>
-        <w:t>Вывод</w:t>
-      </w:r>
-      <w:r>
-        <w:rPr>
-          <w:rFonts w:ascii="Times New Roman" w:eastAsia="Times New Roman" w:hAnsi="Times New Roman" w:cs="Times New Roman"/>
-          <w:b/>
-          <w:bCs/>
-          <w:color w:val="auto"/>
-          <w:sz w:val="28"/>
-          <w:szCs w:val="28"/>
-        </w:rPr>
-        <w:t xml:space="preserve"> по проделанной работе</w:t>
-      </w:r>
-      <w:bookmarkEnd w:id="4"/>
+        <w:t>Добавление файлов.</w:t>
+      </w:r>
     </w:p>
     <w:p>
       <w:pPr>
@@ -3352,33 +7531,74 @@
         </w:pBdr>
         <w:spacing w:after="0" w:line="360" w:lineRule="auto"/>
         <w:ind w:firstLine="720"/>
-      </w:pPr>
-      <w:r>
-        <w:t xml:space="preserve">В ходе работы я переписал программу из третьей лабораторной с использованием классов. Все данные теперь хранятся в </w:t>
+        <w:rPr>
+          <w:rFonts w:eastAsia="Times New Roman"/>
+          <w:bCs/>
+        </w:rPr>
+      </w:pPr>
+      <w:r>
+        <w:rPr>
+          <w:rFonts w:eastAsia="Times New Roman"/>
+          <w:bCs/>
+        </w:rPr>
+        <w:t xml:space="preserve">Для добавления файлов проекта под контроль версий использована команда </w:t>
       </w:r>
       <w:proofErr w:type="spellStart"/>
       <w:r>
-        <w:t>self.data</w:t>
+        <w:rPr>
+          <w:rFonts w:eastAsia="Times New Roman"/>
+          <w:bCs/>
+        </w:rPr>
+        <w:t>git</w:t>
       </w:r>
       <w:proofErr w:type="spellEnd"/>
       <w:r>
-        <w:t xml:space="preserve">, а функции стали методами. Глобальные переменные полностью убраны. Статические методы </w:t>
+        <w:rPr>
+          <w:rFonts w:eastAsia="Times New Roman"/>
+          <w:bCs/>
+        </w:rPr>
+        <w:t xml:space="preserve"> </w:t>
       </w:r>
       <w:proofErr w:type="spellStart"/>
-      <w:r>
-        <w:t>get_data</w:t>
+      <w:proofErr w:type="gramStart"/>
+      <w:r>
+        <w:rPr>
+          <w:rFonts w:eastAsia="Times New Roman"/>
+          <w:bCs/>
+        </w:rPr>
+        <w:t>add</w:t>
       </w:r>
       <w:proofErr w:type="spellEnd"/>
       <w:r>
-        <w:t xml:space="preserve"> и </w:t>
+        <w:rPr>
+          <w:rFonts w:eastAsia="Times New Roman"/>
+          <w:bCs/>
+        </w:rPr>
+        <w:t xml:space="preserve"> .</w:t>
+      </w:r>
+      <w:proofErr w:type="gramEnd"/>
+      <w:r>
+        <w:rPr>
+          <w:rFonts w:eastAsia="Times New Roman"/>
+          <w:bCs/>
+        </w:rPr>
+        <w:t xml:space="preserve"> (точка означает добавление всех файлов в текущей директории). Данная команда помещает файлы в область </w:t>
       </w:r>
       <w:proofErr w:type="spellStart"/>
       <w:r>
-        <w:t>count_files</w:t>
+        <w:rPr>
+          <w:rFonts w:eastAsia="Times New Roman"/>
+          <w:bCs/>
+        </w:rPr>
+        <w:t>staging</w:t>
       </w:r>
       <w:proofErr w:type="spellEnd"/>
       <w:r>
-        <w:t xml:space="preserve"> вызываются без создания объекта и выполняют вспомогательные операции, не привязанные к конкретному автомобилю. Код стал чище, понятнее и легче расширяется. Программа полностью соответствует требованиям лабораторной работы.</w:t>
+        <w:rPr>
+          <w:rFonts w:eastAsia="Times New Roman"/>
+          <w:bCs/>
+        </w:rPr>
+        <w:t xml:space="preserve"> (подготовленную область), после чего они становятся готовыми к фиксации.</w:t>
       </w:r>
     </w:p>
     <w:p>
@@ -3393,25 +7613,2405 @@
         <w:spacing w:after="0" w:line="360" w:lineRule="auto"/>
         <w:ind w:firstLine="720"/>
         <w:rPr>
-          <w:szCs w:val="32"/>
-        </w:rPr>
-      </w:pPr>
+          <w:rFonts w:eastAsia="Times New Roman"/>
+          <w:bCs/>
+        </w:rPr>
+      </w:pPr>
+      <w:r>
+        <w:rPr>
+          <w:rFonts w:eastAsia="Times New Roman"/>
+          <w:bCs/>
+        </w:rPr>
+        <w:t xml:space="preserve">Проверка состояния выполнена командой </w:t>
+      </w:r>
+      <w:proofErr w:type="spellStart"/>
+      <w:r>
+        <w:rPr>
+          <w:rFonts w:eastAsia="Times New Roman"/>
+          <w:bCs/>
+        </w:rPr>
+        <w:t>git</w:t>
+      </w:r>
+      <w:proofErr w:type="spellEnd"/>
+      <w:r>
+        <w:rPr>
+          <w:rFonts w:eastAsia="Times New Roman"/>
+          <w:bCs/>
+        </w:rPr>
+        <w:t xml:space="preserve"> </w:t>
+      </w:r>
+      <w:proofErr w:type="spellStart"/>
+      <w:r>
+        <w:rPr>
+          <w:rFonts w:eastAsia="Times New Roman"/>
+          <w:bCs/>
+        </w:rPr>
+        <w:t>status</w:t>
+      </w:r>
+      <w:proofErr w:type="spellEnd"/>
+      <w:r>
+        <w:rPr>
+          <w:rFonts w:eastAsia="Times New Roman"/>
+          <w:bCs/>
+        </w:rPr>
+        <w:t xml:space="preserve">, которая отобразила список добавленных файлов зелёным цветом, что свидетельствует об успешном помещении их в </w:t>
+      </w:r>
+      <w:proofErr w:type="spellStart"/>
+      <w:r>
+        <w:rPr>
+          <w:rFonts w:eastAsia="Times New Roman"/>
+          <w:bCs/>
+        </w:rPr>
+        <w:t>staging</w:t>
+      </w:r>
+      <w:proofErr w:type="spellEnd"/>
+      <w:r>
+        <w:rPr>
+          <w:rFonts w:eastAsia="Times New Roman"/>
+          <w:bCs/>
+        </w:rPr>
+        <w:t>.</w:t>
+      </w:r>
     </w:p>
     <w:p>
       <w:pPr>
+        <w:pBdr>
+          <w:top w:val="nil"/>
+          <w:left w:val="nil"/>
+          <w:bottom w:val="nil"/>
+          <w:right w:val="nil"/>
+          <w:between w:val="nil"/>
+        </w:pBdr>
+        <w:spacing w:after="0" w:line="360" w:lineRule="auto"/>
+      </w:pPr>
+      <w:r>
+        <w:rPr>
+          <w:lang w:val="en-US"/>
+        </w:rPr>
+        <w:drawing>
+          <wp:inline distT="0" distB="0" distL="0" distR="0" wp14:anchorId="765142D4" wp14:editId="1001FDB5">
+            <wp:extent cx="5940425" cy="2522220"/>
+            <wp:effectExtent l="0" t="0" r="3175" b="0"/>
+            <wp:docPr id="4" name="Рисунок 4"/>
+            <wp:cNvGraphicFramePr>
+              <a:graphicFrameLocks xmlns:a="http://schemas.openxmlformats.org/drawingml/2006/main" noChangeAspect="1"/>
+            </wp:cNvGraphicFramePr>
+            <a:graphic xmlns:a="http://schemas.openxmlformats.org/drawingml/2006/main">
+              <a:graphicData uri="http://schemas.openxmlformats.org/drawingml/2006/picture">
+                <pic:pic xmlns:pic="http://schemas.openxmlformats.org/drawingml/2006/picture">
+                  <pic:nvPicPr>
+                    <pic:cNvPr id="1" name=""/>
+                    <pic:cNvPicPr/>
+                  </pic:nvPicPr>
+                  <pic:blipFill>
+                    <a:blip r:embed="rId13"/>
+                    <a:stretch>
+                      <a:fillRect/>
+                    </a:stretch>
+                  </pic:blipFill>
+                  <pic:spPr>
+                    <a:xfrm>
+                      <a:off x="0" y="0"/>
+                      <a:ext cx="5940425" cy="2522220"/>
+                    </a:xfrm>
+                    <a:prstGeom prst="rect">
+                      <a:avLst/>
+                    </a:prstGeom>
+                  </pic:spPr>
+                </pic:pic>
+              </a:graphicData>
+            </a:graphic>
+          </wp:inline>
+        </w:drawing>
+      </w:r>
+    </w:p>
+    <w:p>
+      <w:pPr>
+        <w:pStyle w:val="2"/>
+        <w:rPr>
+          <w:rFonts w:ascii="Times New Roman" w:eastAsia="Times New Roman" w:hAnsi="Times New Roman" w:cs="Times New Roman"/>
+          <w:bCs/>
+          <w:color w:val="000000" w:themeColor="text1"/>
+          <w:sz w:val="28"/>
+          <w:szCs w:val="28"/>
+        </w:rPr>
+      </w:pPr>
+      <w:r>
+        <w:rPr>
+          <w:rFonts w:ascii="Times New Roman" w:eastAsia="Times New Roman" w:hAnsi="Times New Roman" w:cs="Times New Roman"/>
+          <w:b/>
+          <w:color w:val="000000" w:themeColor="text1"/>
+          <w:sz w:val="28"/>
+          <w:szCs w:val="28"/>
+        </w:rPr>
+        <w:lastRenderedPageBreak/>
+        <w:t xml:space="preserve">Шаг 2.3. </w:t>
+      </w:r>
+      <w:r>
+        <w:rPr>
+          <w:rFonts w:ascii="Times New Roman" w:eastAsia="Times New Roman" w:hAnsi="Times New Roman" w:cs="Times New Roman"/>
+          <w:bCs/>
+          <w:color w:val="000000" w:themeColor="text1"/>
+          <w:sz w:val="28"/>
+          <w:szCs w:val="28"/>
+        </w:rPr>
+        <w:t>Создание игнорируемого файла</w:t>
+      </w:r>
+    </w:p>
+    <w:p>
+      <w:pPr>
+        <w:pBdr>
+          <w:top w:val="nil"/>
+          <w:left w:val="nil"/>
+          <w:bottom w:val="nil"/>
+          <w:right w:val="nil"/>
+          <w:between w:val="nil"/>
+        </w:pBdr>
+        <w:spacing w:after="0" w:line="360" w:lineRule="auto"/>
+        <w:ind w:firstLine="720"/>
         <w:rPr>
           <w:rFonts w:eastAsia="Times New Roman"/>
+          <w:bCs/>
+        </w:rPr>
+      </w:pPr>
+      <w:r>
+        <w:rPr>
+          <w:rFonts w:eastAsia="Times New Roman"/>
+          <w:bCs/>
+        </w:rPr>
+        <w:t xml:space="preserve">Для исключения ненужных файлов из репозитория был создан </w:t>
+      </w:r>
+      <w:proofErr w:type="gramStart"/>
+      <w:r>
+        <w:rPr>
+          <w:rFonts w:eastAsia="Times New Roman"/>
+          <w:bCs/>
+        </w:rPr>
+        <w:t>файл .</w:t>
+      </w:r>
+      <w:proofErr w:type="spellStart"/>
+      <w:r>
+        <w:rPr>
+          <w:rFonts w:eastAsia="Times New Roman"/>
+          <w:bCs/>
+        </w:rPr>
+        <w:t>gitignore</w:t>
+      </w:r>
+      <w:proofErr w:type="spellEnd"/>
+      <w:proofErr w:type="gramEnd"/>
+      <w:r>
+        <w:rPr>
+          <w:rFonts w:eastAsia="Times New Roman"/>
+          <w:bCs/>
+        </w:rPr>
+        <w:t xml:space="preserve">. В него добавлена строка ignore_file.txt, что предписывает </w:t>
+      </w:r>
+      <w:proofErr w:type="spellStart"/>
+      <w:r>
+        <w:rPr>
+          <w:rFonts w:eastAsia="Times New Roman"/>
+          <w:bCs/>
+        </w:rPr>
+        <w:t>Git</w:t>
+      </w:r>
+      <w:proofErr w:type="spellEnd"/>
+      <w:r>
+        <w:rPr>
+          <w:rFonts w:eastAsia="Times New Roman"/>
+          <w:bCs/>
+        </w:rPr>
+        <w:t xml:space="preserve"> игнорировать файл с таким именем.</w:t>
+      </w:r>
+    </w:p>
+    <w:p>
+      <w:pPr>
+        <w:pBdr>
+          <w:top w:val="nil"/>
+          <w:left w:val="nil"/>
+          <w:bottom w:val="nil"/>
+          <w:right w:val="nil"/>
+          <w:between w:val="nil"/>
+        </w:pBdr>
+        <w:spacing w:after="0" w:line="360" w:lineRule="auto"/>
+        <w:ind w:firstLine="720"/>
+        <w:rPr>
+          <w:rFonts w:eastAsia="Times New Roman"/>
+          <w:bCs/>
+        </w:rPr>
+      </w:pPr>
+      <w:proofErr w:type="gramStart"/>
+      <w:r>
+        <w:rPr>
+          <w:rFonts w:eastAsia="Times New Roman"/>
+          <w:bCs/>
+        </w:rPr>
+        <w:t>Файл .</w:t>
+      </w:r>
+      <w:proofErr w:type="spellStart"/>
+      <w:r>
+        <w:rPr>
+          <w:rFonts w:eastAsia="Times New Roman"/>
+          <w:bCs/>
+        </w:rPr>
+        <w:t>gitignore</w:t>
+      </w:r>
+      <w:proofErr w:type="spellEnd"/>
+      <w:proofErr w:type="gramEnd"/>
+      <w:r>
+        <w:rPr>
+          <w:rFonts w:eastAsia="Times New Roman"/>
+          <w:bCs/>
+        </w:rPr>
+        <w:t xml:space="preserve"> добавлен в отслеживание командой </w:t>
+      </w:r>
+      <w:proofErr w:type="spellStart"/>
+      <w:r>
+        <w:rPr>
+          <w:rFonts w:eastAsia="Times New Roman"/>
+          <w:bCs/>
+        </w:rPr>
+        <w:t>git</w:t>
+      </w:r>
+      <w:proofErr w:type="spellEnd"/>
+      <w:r>
+        <w:rPr>
+          <w:rFonts w:eastAsia="Times New Roman"/>
+          <w:bCs/>
+        </w:rPr>
+        <w:t xml:space="preserve"> </w:t>
+      </w:r>
+      <w:proofErr w:type="spellStart"/>
+      <w:r>
+        <w:rPr>
+          <w:rFonts w:eastAsia="Times New Roman"/>
+          <w:bCs/>
+        </w:rPr>
+        <w:t>add</w:t>
+      </w:r>
+      <w:proofErr w:type="spellEnd"/>
+      <w:r>
+        <w:rPr>
+          <w:rFonts w:eastAsia="Times New Roman"/>
+          <w:bCs/>
+        </w:rPr>
+        <w:t xml:space="preserve"> .</w:t>
+      </w:r>
+      <w:proofErr w:type="spellStart"/>
+      <w:r>
+        <w:rPr>
+          <w:rFonts w:eastAsia="Times New Roman"/>
+          <w:bCs/>
+        </w:rPr>
+        <w:t>gitignore</w:t>
+      </w:r>
+      <w:proofErr w:type="spellEnd"/>
+      <w:r>
+        <w:rPr>
+          <w:rFonts w:eastAsia="Times New Roman"/>
+          <w:bCs/>
+        </w:rPr>
+        <w:t xml:space="preserve">. Команда </w:t>
+      </w:r>
+      <w:proofErr w:type="spellStart"/>
+      <w:r>
+        <w:rPr>
+          <w:rFonts w:eastAsia="Times New Roman"/>
+          <w:bCs/>
+        </w:rPr>
+        <w:t>git</w:t>
+      </w:r>
+      <w:proofErr w:type="spellEnd"/>
+      <w:r>
+        <w:rPr>
+          <w:rFonts w:eastAsia="Times New Roman"/>
+          <w:bCs/>
+        </w:rPr>
+        <w:t xml:space="preserve"> </w:t>
+      </w:r>
+      <w:proofErr w:type="spellStart"/>
+      <w:r>
+        <w:rPr>
+          <w:rFonts w:eastAsia="Times New Roman"/>
+          <w:bCs/>
+        </w:rPr>
+        <w:t>status</w:t>
+      </w:r>
+      <w:proofErr w:type="spellEnd"/>
+      <w:r>
+        <w:rPr>
+          <w:rFonts w:eastAsia="Times New Roman"/>
+          <w:bCs/>
+        </w:rPr>
+        <w:t xml:space="preserve"> подтвердила, что ignore_file.txt не отображается в списке отслеживаемых файлов, </w:t>
+      </w:r>
+      <w:proofErr w:type="gramStart"/>
+      <w:r>
+        <w:rPr>
+          <w:rFonts w:eastAsia="Times New Roman"/>
+          <w:bCs/>
+        </w:rPr>
+        <w:t>а .</w:t>
+      </w:r>
+      <w:proofErr w:type="spellStart"/>
+      <w:r>
+        <w:rPr>
+          <w:rFonts w:eastAsia="Times New Roman"/>
+          <w:bCs/>
+        </w:rPr>
+        <w:t>gitignore</w:t>
+      </w:r>
+      <w:proofErr w:type="spellEnd"/>
+      <w:proofErr w:type="gramEnd"/>
+      <w:r>
+        <w:rPr>
+          <w:rFonts w:eastAsia="Times New Roman"/>
+          <w:bCs/>
+        </w:rPr>
+        <w:t xml:space="preserve"> успешно добавлен в </w:t>
+      </w:r>
+      <w:proofErr w:type="spellStart"/>
+      <w:r>
+        <w:rPr>
+          <w:rFonts w:eastAsia="Times New Roman"/>
+          <w:bCs/>
+        </w:rPr>
+        <w:t>staging</w:t>
+      </w:r>
+      <w:proofErr w:type="spellEnd"/>
+      <w:r>
+        <w:rPr>
+          <w:rFonts w:eastAsia="Times New Roman"/>
+          <w:bCs/>
+        </w:rPr>
+        <w:t>.</w:t>
+      </w:r>
+    </w:p>
+    <w:p>
+      <w:pPr>
+        <w:pBdr>
+          <w:top w:val="nil"/>
+          <w:left w:val="nil"/>
+          <w:bottom w:val="nil"/>
+          <w:right w:val="nil"/>
+          <w:between w:val="nil"/>
+        </w:pBdr>
+        <w:spacing w:after="0" w:line="360" w:lineRule="auto"/>
+      </w:pPr>
+      <w:r>
+        <w:drawing>
+          <wp:inline distT="0" distB="0" distL="0" distR="0" wp14:anchorId="2D356DC8" wp14:editId="6DC8A783">
+            <wp:extent cx="5940425" cy="2510790"/>
+            <wp:effectExtent l="0" t="0" r="3175" b="3810"/>
+            <wp:docPr id="5" name="Рисунок 5"/>
+            <wp:cNvGraphicFramePr>
+              <a:graphicFrameLocks xmlns:a="http://schemas.openxmlformats.org/drawingml/2006/main" noChangeAspect="1"/>
+            </wp:cNvGraphicFramePr>
+            <a:graphic xmlns:a="http://schemas.openxmlformats.org/drawingml/2006/main">
+              <a:graphicData uri="http://schemas.openxmlformats.org/drawingml/2006/picture">
+                <pic:pic xmlns:pic="http://schemas.openxmlformats.org/drawingml/2006/picture">
+                  <pic:nvPicPr>
+                    <pic:cNvPr id="1" name=""/>
+                    <pic:cNvPicPr/>
+                  </pic:nvPicPr>
+                  <pic:blipFill>
+                    <a:blip r:embed="rId14"/>
+                    <a:stretch>
+                      <a:fillRect/>
+                    </a:stretch>
+                  </pic:blipFill>
+                  <pic:spPr>
+                    <a:xfrm>
+                      <a:off x="0" y="0"/>
+                      <a:ext cx="5940425" cy="2510790"/>
+                    </a:xfrm>
+                    <a:prstGeom prst="rect">
+                      <a:avLst/>
+                    </a:prstGeom>
+                  </pic:spPr>
+                </pic:pic>
+              </a:graphicData>
+            </a:graphic>
+          </wp:inline>
+        </w:drawing>
+      </w:r>
+    </w:p>
+    <w:p>
+      <w:pPr>
+        <w:pBdr>
+          <w:top w:val="nil"/>
+          <w:left w:val="nil"/>
+          <w:bottom w:val="nil"/>
+          <w:right w:val="nil"/>
+          <w:between w:val="nil"/>
+        </w:pBdr>
+        <w:spacing w:after="0" w:line="360" w:lineRule="auto"/>
+      </w:pPr>
+      <w:r>
+        <w:drawing>
+          <wp:inline distT="0" distB="0" distL="0" distR="0" wp14:anchorId="2EBDC530" wp14:editId="70D5BC15">
+            <wp:extent cx="5940425" cy="1812290"/>
+            <wp:effectExtent l="0" t="0" r="3175" b="0"/>
+            <wp:docPr id="6" name="Рисунок 6"/>
+            <wp:cNvGraphicFramePr>
+              <a:graphicFrameLocks xmlns:a="http://schemas.openxmlformats.org/drawingml/2006/main" noChangeAspect="1"/>
+            </wp:cNvGraphicFramePr>
+            <a:graphic xmlns:a="http://schemas.openxmlformats.org/drawingml/2006/main">
+              <a:graphicData uri="http://schemas.openxmlformats.org/drawingml/2006/picture">
+                <pic:pic xmlns:pic="http://schemas.openxmlformats.org/drawingml/2006/picture">
+                  <pic:nvPicPr>
+                    <pic:cNvPr id="1" name=""/>
+                    <pic:cNvPicPr/>
+                  </pic:nvPicPr>
+                  <pic:blipFill>
+                    <a:blip r:embed="rId15"/>
+                    <a:stretch>
+                      <a:fillRect/>
+                    </a:stretch>
+                  </pic:blipFill>
+                  <pic:spPr>
+                    <a:xfrm>
+                      <a:off x="0" y="0"/>
+                      <a:ext cx="5940425" cy="1812290"/>
+                    </a:xfrm>
+                    <a:prstGeom prst="rect">
+                      <a:avLst/>
+                    </a:prstGeom>
+                  </pic:spPr>
+                </pic:pic>
+              </a:graphicData>
+            </a:graphic>
+          </wp:inline>
+        </w:drawing>
+      </w:r>
+    </w:p>
+    <w:p>
+      <w:pPr>
+        <w:pStyle w:val="2"/>
+        <w:rPr>
+          <w:rFonts w:ascii="Times New Roman" w:eastAsia="Times New Roman" w:hAnsi="Times New Roman" w:cs="Times New Roman"/>
+          <w:bCs/>
+          <w:color w:val="000000" w:themeColor="text1"/>
+          <w:sz w:val="28"/>
+          <w:szCs w:val="28"/>
+        </w:rPr>
+      </w:pPr>
+      <w:r>
+        <w:rPr>
+          <w:rFonts w:ascii="Times New Roman" w:eastAsia="Times New Roman" w:hAnsi="Times New Roman" w:cs="Times New Roman"/>
           <w:b/>
+          <w:color w:val="000000" w:themeColor="text1"/>
+          <w:sz w:val="28"/>
+          <w:szCs w:val="28"/>
+        </w:rPr>
+        <w:t xml:space="preserve">Шаг 2.4. </w:t>
+      </w:r>
+      <w:r>
+        <w:rPr>
+          <w:rFonts w:ascii="Times New Roman" w:eastAsia="Times New Roman" w:hAnsi="Times New Roman" w:cs="Times New Roman"/>
           <w:bCs/>
-          <w:color w:val="auto"/>
-        </w:rPr>
+          <w:color w:val="000000" w:themeColor="text1"/>
+          <w:sz w:val="28"/>
+          <w:szCs w:val="28"/>
+        </w:rPr>
+        <w:t>Фиксация изменений (первый коммит)</w:t>
+      </w:r>
+    </w:p>
+    <w:p>
+      <w:pPr>
+        <w:pBdr>
+          <w:top w:val="nil"/>
+          <w:left w:val="nil"/>
+          <w:bottom w:val="nil"/>
+          <w:right w:val="nil"/>
+          <w:between w:val="nil"/>
+        </w:pBdr>
+        <w:spacing w:after="0" w:line="360" w:lineRule="auto"/>
+        <w:ind w:firstLine="720"/>
       </w:pPr>
       <w:r>
         <w:rPr>
           <w:rFonts w:eastAsia="Times New Roman"/>
+          <w:bCs/>
+        </w:rPr>
+        <w:t xml:space="preserve">После добавления файлов в область </w:t>
+      </w:r>
+      <w:proofErr w:type="spellStart"/>
+      <w:r>
+        <w:rPr>
+          <w:rFonts w:eastAsia="Times New Roman"/>
+          <w:bCs/>
+        </w:rPr>
+        <w:t>staging</w:t>
+      </w:r>
+      <w:proofErr w:type="spellEnd"/>
+      <w:r>
+        <w:rPr>
+          <w:rFonts w:eastAsia="Times New Roman"/>
+          <w:bCs/>
+        </w:rPr>
+        <w:t xml:space="preserve"> выполнена их фиксация с помощью команды </w:t>
+      </w:r>
+      <w:proofErr w:type="spellStart"/>
+      <w:r>
+        <w:rPr>
+          <w:rFonts w:eastAsia="Times New Roman"/>
+          <w:bCs/>
+        </w:rPr>
+        <w:t>git</w:t>
+      </w:r>
+      <w:proofErr w:type="spellEnd"/>
+      <w:r>
+        <w:rPr>
+          <w:rFonts w:eastAsia="Times New Roman"/>
+          <w:bCs/>
+        </w:rPr>
+        <w:t xml:space="preserve"> </w:t>
+      </w:r>
+      <w:proofErr w:type="spellStart"/>
+      <w:r>
+        <w:rPr>
+          <w:rFonts w:eastAsia="Times New Roman"/>
+          <w:bCs/>
+        </w:rPr>
+        <w:t>commit</w:t>
+      </w:r>
+      <w:proofErr w:type="spellEnd"/>
+      <w:r>
+        <w:rPr>
+          <w:rFonts w:eastAsia="Times New Roman"/>
+          <w:bCs/>
+        </w:rPr>
+        <w:t xml:space="preserve"> с параметром -m, который позволяет добавить сообщение к коммиту. Сообщение должно быть осмысленным и отражать суть внесённых изменений. В данном случае зафиксированы все файлы проекта, </w:t>
+      </w:r>
+      <w:proofErr w:type="gramStart"/>
+      <w:r>
+        <w:rPr>
+          <w:rFonts w:eastAsia="Times New Roman"/>
+          <w:bCs/>
+        </w:rPr>
+        <w:t>включая .</w:t>
+      </w:r>
+      <w:proofErr w:type="spellStart"/>
+      <w:r>
+        <w:rPr>
+          <w:rFonts w:eastAsia="Times New Roman"/>
+          <w:bCs/>
+        </w:rPr>
+        <w:t>gitignore</w:t>
+      </w:r>
+      <w:proofErr w:type="spellEnd"/>
+      <w:proofErr w:type="gramEnd"/>
+      <w:r>
+        <w:rPr>
+          <w:rFonts w:eastAsia="Times New Roman"/>
+          <w:bCs/>
+        </w:rPr>
+        <w:t xml:space="preserve"> и игнорируемый файл ignore_file.txt (который </w:t>
+      </w:r>
+      <w:proofErr w:type="spellStart"/>
+      <w:r>
+        <w:rPr>
+          <w:rFonts w:eastAsia="Times New Roman"/>
+          <w:bCs/>
+        </w:rPr>
+        <w:t>Git</w:t>
+      </w:r>
+      <w:proofErr w:type="spellEnd"/>
+      <w:r>
+        <w:rPr>
+          <w:rFonts w:eastAsia="Times New Roman"/>
+          <w:bCs/>
+        </w:rPr>
+        <w:t xml:space="preserve"> не отслеживает, поэтому он не попал в коммит).</w:t>
+      </w:r>
+    </w:p>
+    <w:p>
+      <w:pPr>
+        <w:pBdr>
+          <w:top w:val="nil"/>
+          <w:left w:val="nil"/>
+          <w:bottom w:val="nil"/>
+          <w:right w:val="nil"/>
+          <w:between w:val="nil"/>
+        </w:pBdr>
+        <w:spacing w:after="0" w:line="360" w:lineRule="auto"/>
+      </w:pPr>
+      <w:r>
+        <w:lastRenderedPageBreak/>
+        <w:drawing>
+          <wp:inline distT="0" distB="0" distL="0" distR="0" wp14:anchorId="037AEBFF" wp14:editId="542DCB8B">
+            <wp:extent cx="5940425" cy="2512695"/>
+            <wp:effectExtent l="0" t="0" r="3175" b="1905"/>
+            <wp:docPr id="7" name="Рисунок 7"/>
+            <wp:cNvGraphicFramePr>
+              <a:graphicFrameLocks xmlns:a="http://schemas.openxmlformats.org/drawingml/2006/main" noChangeAspect="1"/>
+            </wp:cNvGraphicFramePr>
+            <a:graphic xmlns:a="http://schemas.openxmlformats.org/drawingml/2006/main">
+              <a:graphicData uri="http://schemas.openxmlformats.org/drawingml/2006/picture">
+                <pic:pic xmlns:pic="http://schemas.openxmlformats.org/drawingml/2006/picture">
+                  <pic:nvPicPr>
+                    <pic:cNvPr id="1" name=""/>
+                    <pic:cNvPicPr/>
+                  </pic:nvPicPr>
+                  <pic:blipFill>
+                    <a:blip r:embed="rId16"/>
+                    <a:stretch>
+                      <a:fillRect/>
+                    </a:stretch>
+                  </pic:blipFill>
+                  <pic:spPr>
+                    <a:xfrm>
+                      <a:off x="0" y="0"/>
+                      <a:ext cx="5940425" cy="2512695"/>
+                    </a:xfrm>
+                    <a:prstGeom prst="rect">
+                      <a:avLst/>
+                    </a:prstGeom>
+                  </pic:spPr>
+                </pic:pic>
+              </a:graphicData>
+            </a:graphic>
+          </wp:inline>
+        </w:drawing>
+      </w:r>
+    </w:p>
+    <w:p>
+      <w:pPr>
+        <w:pStyle w:val="2"/>
+        <w:rPr>
+          <w:rFonts w:ascii="Times New Roman" w:eastAsia="Times New Roman" w:hAnsi="Times New Roman" w:cs="Times New Roman"/>
+          <w:bCs/>
+          <w:color w:val="000000" w:themeColor="text1"/>
+          <w:sz w:val="28"/>
+          <w:szCs w:val="28"/>
+        </w:rPr>
+      </w:pPr>
+      <w:r>
+        <w:rPr>
+          <w:rFonts w:ascii="Times New Roman" w:eastAsia="Times New Roman" w:hAnsi="Times New Roman" w:cs="Times New Roman"/>
           <w:b/>
+          <w:color w:val="000000" w:themeColor="text1"/>
+          <w:sz w:val="28"/>
+          <w:szCs w:val="28"/>
+        </w:rPr>
+        <w:t xml:space="preserve">Шаг 2.5. </w:t>
+      </w:r>
+      <w:r>
+        <w:rPr>
+          <w:rFonts w:ascii="Times New Roman" w:eastAsia="Times New Roman" w:hAnsi="Times New Roman" w:cs="Times New Roman"/>
           <w:bCs/>
-          <w:color w:val="auto"/>
+          <w:color w:val="000000" w:themeColor="text1"/>
+          <w:sz w:val="28"/>
+          <w:szCs w:val="28"/>
+        </w:rPr>
+        <w:t>Внесение изменений в файлы и повторная фиксация</w:t>
+      </w:r>
+    </w:p>
+    <w:p>
+      <w:pPr>
+        <w:pBdr>
+          <w:top w:val="nil"/>
+          <w:left w:val="nil"/>
+          <w:bottom w:val="nil"/>
+          <w:right w:val="nil"/>
+          <w:between w:val="nil"/>
+        </w:pBdr>
+        <w:spacing w:after="0" w:line="360" w:lineRule="auto"/>
+        <w:ind w:firstLine="720"/>
+        <w:rPr>
+          <w:rFonts w:eastAsia="Times New Roman"/>
+          <w:bCs/>
+        </w:rPr>
+      </w:pPr>
+      <w:r>
+        <w:rPr>
+          <w:rFonts w:eastAsia="Times New Roman"/>
+          <w:bCs/>
+        </w:rPr>
+        <w:t>После первого коммита в файл lab5.py были внесены изменения: в начало файла добавлен комментарий # Версия 2.0. Для GIT.</w:t>
+      </w:r>
+    </w:p>
+    <w:p>
+      <w:pPr>
+        <w:pBdr>
+          <w:top w:val="nil"/>
+          <w:left w:val="nil"/>
+          <w:bottom w:val="nil"/>
+          <w:right w:val="nil"/>
+          <w:between w:val="nil"/>
+        </w:pBdr>
+        <w:spacing w:after="0" w:line="360" w:lineRule="auto"/>
+        <w:ind w:firstLine="720"/>
+        <w:rPr>
+          <w:rFonts w:eastAsia="Times New Roman"/>
+          <w:bCs/>
+        </w:rPr>
+      </w:pPr>
+      <w:r>
+        <w:rPr>
+          <w:rFonts w:eastAsia="Times New Roman"/>
+          <w:bCs/>
+        </w:rPr>
+        <w:t xml:space="preserve">Для просмотра состояния репозитория перед фиксацией использована команда </w:t>
+      </w:r>
+      <w:proofErr w:type="spellStart"/>
+      <w:r>
+        <w:rPr>
+          <w:rFonts w:eastAsia="Times New Roman"/>
+          <w:bCs/>
+        </w:rPr>
+        <w:t>git</w:t>
+      </w:r>
+      <w:proofErr w:type="spellEnd"/>
+      <w:r>
+        <w:rPr>
+          <w:rFonts w:eastAsia="Times New Roman"/>
+          <w:bCs/>
+        </w:rPr>
+        <w:t xml:space="preserve"> </w:t>
+      </w:r>
+      <w:proofErr w:type="spellStart"/>
+      <w:r>
+        <w:rPr>
+          <w:rFonts w:eastAsia="Times New Roman"/>
+          <w:bCs/>
+        </w:rPr>
+        <w:t>status</w:t>
+      </w:r>
+      <w:proofErr w:type="spellEnd"/>
+      <w:r>
+        <w:rPr>
+          <w:rFonts w:eastAsia="Times New Roman"/>
+          <w:bCs/>
+        </w:rPr>
+        <w:t xml:space="preserve">, которая показала изменённый файл. Затем изменённый файл добавлен в область </w:t>
+      </w:r>
+      <w:proofErr w:type="spellStart"/>
+      <w:r>
+        <w:rPr>
+          <w:rFonts w:eastAsia="Times New Roman"/>
+          <w:bCs/>
+        </w:rPr>
+        <w:t>staging</w:t>
+      </w:r>
+      <w:proofErr w:type="spellEnd"/>
+      <w:r>
+        <w:rPr>
+          <w:rFonts w:eastAsia="Times New Roman"/>
+          <w:bCs/>
+        </w:rPr>
+        <w:t xml:space="preserve"> командой </w:t>
+      </w:r>
+      <w:proofErr w:type="spellStart"/>
+      <w:r>
+        <w:rPr>
+          <w:rFonts w:eastAsia="Times New Roman"/>
+          <w:bCs/>
+        </w:rPr>
+        <w:t>git</w:t>
+      </w:r>
+      <w:proofErr w:type="spellEnd"/>
+      <w:r>
+        <w:rPr>
+          <w:rFonts w:eastAsia="Times New Roman"/>
+          <w:bCs/>
+        </w:rPr>
+        <w:t xml:space="preserve"> </w:t>
+      </w:r>
+      <w:proofErr w:type="spellStart"/>
+      <w:r>
+        <w:rPr>
+          <w:rFonts w:eastAsia="Times New Roman"/>
+          <w:bCs/>
+        </w:rPr>
+        <w:t>add</w:t>
+      </w:r>
+      <w:proofErr w:type="spellEnd"/>
+      <w:r>
+        <w:rPr>
+          <w:rFonts w:eastAsia="Times New Roman"/>
+          <w:bCs/>
+        </w:rPr>
+        <w:t xml:space="preserve"> lab5.py, после чего выполнена повторная фиксация с сообщением, отражающим суть внесённых правок.</w:t>
+      </w:r>
+    </w:p>
+    <w:p>
+      <w:pPr>
+        <w:pBdr>
+          <w:top w:val="nil"/>
+          <w:left w:val="nil"/>
+          <w:bottom w:val="nil"/>
+          <w:right w:val="nil"/>
+          <w:between w:val="nil"/>
+        </w:pBdr>
+        <w:spacing w:after="0" w:line="360" w:lineRule="auto"/>
+        <w:rPr>
+          <w:lang w:val="en-US"/>
+        </w:rPr>
+      </w:pPr>
+      <w:r>
+        <w:rPr>
+          <w:lang w:val="en-US"/>
+        </w:rPr>
+        <w:drawing>
+          <wp:inline distT="0" distB="0" distL="0" distR="0" wp14:anchorId="3A7E9845" wp14:editId="6188F0A1">
+            <wp:extent cx="5940425" cy="2505710"/>
+            <wp:effectExtent l="0" t="0" r="3175" b="8890"/>
+            <wp:docPr id="9" name="Рисунок 9"/>
+            <wp:cNvGraphicFramePr>
+              <a:graphicFrameLocks xmlns:a="http://schemas.openxmlformats.org/drawingml/2006/main" noChangeAspect="1"/>
+            </wp:cNvGraphicFramePr>
+            <a:graphic xmlns:a="http://schemas.openxmlformats.org/drawingml/2006/main">
+              <a:graphicData uri="http://schemas.openxmlformats.org/drawingml/2006/picture">
+                <pic:pic xmlns:pic="http://schemas.openxmlformats.org/drawingml/2006/picture">
+                  <pic:nvPicPr>
+                    <pic:cNvPr id="1" name=""/>
+                    <pic:cNvPicPr/>
+                  </pic:nvPicPr>
+                  <pic:blipFill>
+                    <a:blip r:embed="rId17"/>
+                    <a:stretch>
+                      <a:fillRect/>
+                    </a:stretch>
+                  </pic:blipFill>
+                  <pic:spPr>
+                    <a:xfrm>
+                      <a:off x="0" y="0"/>
+                      <a:ext cx="5940425" cy="2505710"/>
+                    </a:xfrm>
+                    <a:prstGeom prst="rect">
+                      <a:avLst/>
+                    </a:prstGeom>
+                  </pic:spPr>
+                </pic:pic>
+              </a:graphicData>
+            </a:graphic>
+          </wp:inline>
+        </w:drawing>
+      </w:r>
+    </w:p>
+    <w:p>
+      <w:pPr>
+        <w:pStyle w:val="2"/>
+        <w:rPr>
+          <w:rFonts w:ascii="Times New Roman" w:eastAsia="Times New Roman" w:hAnsi="Times New Roman" w:cs="Times New Roman"/>
+          <w:bCs/>
+          <w:color w:val="000000" w:themeColor="text1"/>
+          <w:sz w:val="28"/>
+          <w:szCs w:val="28"/>
+        </w:rPr>
+      </w:pPr>
+      <w:r>
+        <w:rPr>
+          <w:rFonts w:ascii="Times New Roman" w:eastAsia="Times New Roman" w:hAnsi="Times New Roman" w:cs="Times New Roman"/>
+          <w:b/>
+          <w:color w:val="000000" w:themeColor="text1"/>
+          <w:sz w:val="28"/>
+          <w:szCs w:val="28"/>
+        </w:rPr>
+        <w:t xml:space="preserve">Шаг 2.6. </w:t>
+      </w:r>
+      <w:r>
+        <w:rPr>
+          <w:rFonts w:ascii="Times New Roman" w:eastAsia="Times New Roman" w:hAnsi="Times New Roman" w:cs="Times New Roman"/>
+          <w:bCs/>
+          <w:color w:val="000000" w:themeColor="text1"/>
+          <w:sz w:val="28"/>
+          <w:szCs w:val="28"/>
+        </w:rPr>
+        <w:t>Создание веток, редактирование файлов в разных ветках и слияние</w:t>
+      </w:r>
+    </w:p>
+    <w:p>
+      <w:pPr>
+        <w:pBdr>
+          <w:top w:val="nil"/>
+          <w:left w:val="nil"/>
+          <w:bottom w:val="nil"/>
+          <w:right w:val="nil"/>
+          <w:between w:val="nil"/>
+        </w:pBdr>
+        <w:spacing w:after="0" w:line="360" w:lineRule="auto"/>
+        <w:ind w:firstLine="720"/>
+        <w:rPr>
+          <w:rFonts w:eastAsia="Times New Roman"/>
+          <w:bCs/>
+        </w:rPr>
+      </w:pPr>
+      <w:r>
+        <w:rPr>
+          <w:rFonts w:eastAsia="Times New Roman"/>
+          <w:bCs/>
+        </w:rPr>
+        <w:t xml:space="preserve">В </w:t>
+      </w:r>
+      <w:proofErr w:type="spellStart"/>
+      <w:r>
+        <w:rPr>
+          <w:rFonts w:eastAsia="Times New Roman"/>
+          <w:bCs/>
+        </w:rPr>
+        <w:t>Git</w:t>
+      </w:r>
+      <w:proofErr w:type="spellEnd"/>
+      <w:r>
+        <w:rPr>
+          <w:rFonts w:eastAsia="Times New Roman"/>
+          <w:bCs/>
+        </w:rPr>
+        <w:t xml:space="preserve"> ветки (</w:t>
+      </w:r>
+      <w:proofErr w:type="spellStart"/>
+      <w:r>
+        <w:rPr>
+          <w:rFonts w:eastAsia="Times New Roman"/>
+          <w:bCs/>
+        </w:rPr>
+        <w:t>branches</w:t>
+      </w:r>
+      <w:proofErr w:type="spellEnd"/>
+      <w:r>
+        <w:rPr>
+          <w:rFonts w:eastAsia="Times New Roman"/>
+          <w:bCs/>
+        </w:rPr>
+        <w:t xml:space="preserve">) позволяют вести параллельную разработку. Созданы две ветки: </w:t>
+      </w:r>
+      <w:proofErr w:type="spellStart"/>
+      <w:r>
+        <w:rPr>
+          <w:rFonts w:eastAsia="Times New Roman"/>
+          <w:bCs/>
+        </w:rPr>
+        <w:t>feature</w:t>
+      </w:r>
+      <w:proofErr w:type="spellEnd"/>
+      <w:r>
+        <w:rPr>
+          <w:rFonts w:eastAsia="Times New Roman"/>
+          <w:bCs/>
+        </w:rPr>
+        <w:t xml:space="preserve"> и </w:t>
+      </w:r>
+      <w:proofErr w:type="spellStart"/>
+      <w:r>
+        <w:rPr>
+          <w:rFonts w:eastAsia="Times New Roman"/>
+          <w:bCs/>
+        </w:rPr>
+        <w:t>bugfix</w:t>
+      </w:r>
+      <w:proofErr w:type="spellEnd"/>
+      <w:r>
+        <w:rPr>
+          <w:rFonts w:eastAsia="Times New Roman"/>
+          <w:bCs/>
+        </w:rPr>
+        <w:t xml:space="preserve">. Переключение между ветками выполнено командой </w:t>
+      </w:r>
+      <w:proofErr w:type="spellStart"/>
+      <w:r>
+        <w:rPr>
+          <w:rFonts w:eastAsia="Times New Roman"/>
+          <w:bCs/>
+        </w:rPr>
+        <w:t>git</w:t>
+      </w:r>
+      <w:proofErr w:type="spellEnd"/>
+      <w:r>
+        <w:rPr>
+          <w:rFonts w:eastAsia="Times New Roman"/>
+          <w:bCs/>
+        </w:rPr>
+        <w:t xml:space="preserve"> </w:t>
+      </w:r>
+      <w:proofErr w:type="spellStart"/>
+      <w:r>
+        <w:rPr>
+          <w:rFonts w:eastAsia="Times New Roman"/>
+          <w:bCs/>
+        </w:rPr>
+        <w:t>checkout</w:t>
+      </w:r>
+      <w:proofErr w:type="spellEnd"/>
+      <w:r>
+        <w:rPr>
+          <w:rFonts w:eastAsia="Times New Roman"/>
+          <w:bCs/>
+        </w:rPr>
+        <w:t xml:space="preserve">. В каждой ветке в файл lab5.py внесены </w:t>
+      </w:r>
+      <w:r>
+        <w:rPr>
+          <w:rFonts w:eastAsia="Times New Roman"/>
+          <w:bCs/>
+        </w:rPr>
+        <w:lastRenderedPageBreak/>
+        <w:t xml:space="preserve">разные изменения. После завершения работы в ветках выполнено их слияние с основной веткой </w:t>
+      </w:r>
+      <w:proofErr w:type="spellStart"/>
+      <w:r>
+        <w:rPr>
+          <w:rFonts w:eastAsia="Times New Roman"/>
+          <w:bCs/>
+        </w:rPr>
+        <w:t>master</w:t>
+      </w:r>
+      <w:proofErr w:type="spellEnd"/>
+      <w:r>
+        <w:rPr>
+          <w:rFonts w:eastAsia="Times New Roman"/>
+          <w:bCs/>
+        </w:rPr>
+        <w:t xml:space="preserve"> с помощью команды </w:t>
+      </w:r>
+      <w:proofErr w:type="spellStart"/>
+      <w:r>
+        <w:rPr>
+          <w:rFonts w:eastAsia="Times New Roman"/>
+          <w:bCs/>
+        </w:rPr>
+        <w:t>git</w:t>
+      </w:r>
+      <w:proofErr w:type="spellEnd"/>
+      <w:r>
+        <w:rPr>
+          <w:rFonts w:eastAsia="Times New Roman"/>
+          <w:bCs/>
+        </w:rPr>
+        <w:t xml:space="preserve"> </w:t>
+      </w:r>
+      <w:proofErr w:type="spellStart"/>
+      <w:r>
+        <w:rPr>
+          <w:rFonts w:eastAsia="Times New Roman"/>
+          <w:bCs/>
+        </w:rPr>
+        <w:t>merge</w:t>
+      </w:r>
+      <w:proofErr w:type="spellEnd"/>
+      <w:r>
+        <w:rPr>
+          <w:rFonts w:eastAsia="Times New Roman"/>
+          <w:bCs/>
+        </w:rPr>
+        <w:t>.</w:t>
+      </w:r>
+    </w:p>
+    <w:p>
+      <w:pPr>
+        <w:pBdr>
+          <w:top w:val="nil"/>
+          <w:left w:val="nil"/>
+          <w:bottom w:val="nil"/>
+          <w:right w:val="nil"/>
+          <w:between w:val="nil"/>
+        </w:pBdr>
+        <w:spacing w:after="0" w:line="360" w:lineRule="auto"/>
+        <w:rPr>
+          <w:lang w:val="en-US"/>
+        </w:rPr>
+      </w:pPr>
+      <w:r>
+        <w:rPr>
+          <w:lang w:val="en-US"/>
+        </w:rPr>
+        <w:drawing>
+          <wp:inline distT="0" distB="0" distL="0" distR="0" wp14:anchorId="3B4EF1D8" wp14:editId="1F9FAE88">
+            <wp:extent cx="5940425" cy="3509010"/>
+            <wp:effectExtent l="0" t="0" r="3175" b="0"/>
+            <wp:docPr id="11" name="Рисунок 11"/>
+            <wp:cNvGraphicFramePr>
+              <a:graphicFrameLocks xmlns:a="http://schemas.openxmlformats.org/drawingml/2006/main" noChangeAspect="1"/>
+            </wp:cNvGraphicFramePr>
+            <a:graphic xmlns:a="http://schemas.openxmlformats.org/drawingml/2006/main">
+              <a:graphicData uri="http://schemas.openxmlformats.org/drawingml/2006/picture">
+                <pic:pic xmlns:pic="http://schemas.openxmlformats.org/drawingml/2006/picture">
+                  <pic:nvPicPr>
+                    <pic:cNvPr id="1" name=""/>
+                    <pic:cNvPicPr/>
+                  </pic:nvPicPr>
+                  <pic:blipFill>
+                    <a:blip r:embed="rId18"/>
+                    <a:stretch>
+                      <a:fillRect/>
+                    </a:stretch>
+                  </pic:blipFill>
+                  <pic:spPr>
+                    <a:xfrm>
+                      <a:off x="0" y="0"/>
+                      <a:ext cx="5940425" cy="3509010"/>
+                    </a:xfrm>
+                    <a:prstGeom prst="rect">
+                      <a:avLst/>
+                    </a:prstGeom>
+                  </pic:spPr>
+                </pic:pic>
+              </a:graphicData>
+            </a:graphic>
+          </wp:inline>
+        </w:drawing>
+      </w:r>
+    </w:p>
+    <w:p>
+      <w:pPr>
+        <w:pBdr>
+          <w:top w:val="nil"/>
+          <w:left w:val="nil"/>
+          <w:bottom w:val="nil"/>
+          <w:right w:val="nil"/>
+          <w:between w:val="nil"/>
+        </w:pBdr>
+        <w:spacing w:after="0" w:line="360" w:lineRule="auto"/>
+        <w:rPr>
+          <w:lang w:val="en-US"/>
+        </w:rPr>
+      </w:pPr>
+      <w:r>
+        <w:rPr>
+          <w:lang w:val="en-US"/>
+        </w:rPr>
+        <w:drawing>
+          <wp:inline distT="0" distB="0" distL="0" distR="0" wp14:anchorId="2D0A0B50" wp14:editId="72DD598D">
+            <wp:extent cx="5940425" cy="2119630"/>
+            <wp:effectExtent l="0" t="0" r="3175" b="0"/>
+            <wp:docPr id="12" name="Рисунок 12"/>
+            <wp:cNvGraphicFramePr>
+              <a:graphicFrameLocks xmlns:a="http://schemas.openxmlformats.org/drawingml/2006/main" noChangeAspect="1"/>
+            </wp:cNvGraphicFramePr>
+            <a:graphic xmlns:a="http://schemas.openxmlformats.org/drawingml/2006/main">
+              <a:graphicData uri="http://schemas.openxmlformats.org/drawingml/2006/picture">
+                <pic:pic xmlns:pic="http://schemas.openxmlformats.org/drawingml/2006/picture">
+                  <pic:nvPicPr>
+                    <pic:cNvPr id="1" name=""/>
+                    <pic:cNvPicPr/>
+                  </pic:nvPicPr>
+                  <pic:blipFill>
+                    <a:blip r:embed="rId19"/>
+                    <a:stretch>
+                      <a:fillRect/>
+                    </a:stretch>
+                  </pic:blipFill>
+                  <pic:spPr>
+                    <a:xfrm>
+                      <a:off x="0" y="0"/>
+                      <a:ext cx="5940425" cy="2119630"/>
+                    </a:xfrm>
+                    <a:prstGeom prst="rect">
+                      <a:avLst/>
+                    </a:prstGeom>
+                  </pic:spPr>
+                </pic:pic>
+              </a:graphicData>
+            </a:graphic>
+          </wp:inline>
+        </w:drawing>
+      </w:r>
+    </w:p>
+    <w:p>
+      <w:pPr>
+        <w:pBdr>
+          <w:top w:val="nil"/>
+          <w:left w:val="nil"/>
+          <w:bottom w:val="nil"/>
+          <w:right w:val="nil"/>
+          <w:between w:val="nil"/>
+        </w:pBdr>
+        <w:spacing w:after="0" w:line="360" w:lineRule="auto"/>
+      </w:pPr>
+      <w:r>
+        <w:rPr>
+          <w:lang w:val="en-US"/>
+        </w:rPr>
+        <w:drawing>
+          <wp:inline distT="0" distB="0" distL="0" distR="0" wp14:anchorId="4FCBED2A" wp14:editId="0957A37A">
+            <wp:extent cx="5940425" cy="1288415"/>
+            <wp:effectExtent l="0" t="0" r="3175" b="6985"/>
+            <wp:docPr id="13" name="Рисунок 13"/>
+            <wp:cNvGraphicFramePr>
+              <a:graphicFrameLocks xmlns:a="http://schemas.openxmlformats.org/drawingml/2006/main" noChangeAspect="1"/>
+            </wp:cNvGraphicFramePr>
+            <a:graphic xmlns:a="http://schemas.openxmlformats.org/drawingml/2006/main">
+              <a:graphicData uri="http://schemas.openxmlformats.org/drawingml/2006/picture">
+                <pic:pic xmlns:pic="http://schemas.openxmlformats.org/drawingml/2006/picture">
+                  <pic:nvPicPr>
+                    <pic:cNvPr id="1" name=""/>
+                    <pic:cNvPicPr/>
+                  </pic:nvPicPr>
+                  <pic:blipFill>
+                    <a:blip r:embed="rId20"/>
+                    <a:stretch>
+                      <a:fillRect/>
+                    </a:stretch>
+                  </pic:blipFill>
+                  <pic:spPr>
+                    <a:xfrm>
+                      <a:off x="0" y="0"/>
+                      <a:ext cx="5940425" cy="1288415"/>
+                    </a:xfrm>
+                    <a:prstGeom prst="rect">
+                      <a:avLst/>
+                    </a:prstGeom>
+                  </pic:spPr>
+                </pic:pic>
+              </a:graphicData>
+            </a:graphic>
+          </wp:inline>
+        </w:drawing>
+      </w:r>
+    </w:p>
+    <w:p>
+      <w:pPr>
+        <w:pBdr>
+          <w:top w:val="nil"/>
+          <w:left w:val="nil"/>
+          <w:bottom w:val="nil"/>
+          <w:right w:val="nil"/>
+          <w:between w:val="nil"/>
+        </w:pBdr>
+        <w:spacing w:after="0" w:line="360" w:lineRule="auto"/>
+        <w:ind w:firstLine="720"/>
+      </w:pPr>
+      <w:r>
+        <w:t xml:space="preserve">При </w:t>
+      </w:r>
+      <w:r>
+        <w:rPr>
+          <w:rFonts w:eastAsia="Times New Roman"/>
+          <w:bCs/>
+        </w:rPr>
+        <w:t>слиянии</w:t>
+      </w:r>
+      <w:r>
+        <w:t xml:space="preserve"> ветки </w:t>
+      </w:r>
+      <w:proofErr w:type="spellStart"/>
+      <w:r>
+        <w:t>feature</w:t>
+      </w:r>
+      <w:proofErr w:type="spellEnd"/>
+      <w:r>
+        <w:t xml:space="preserve"> в </w:t>
+      </w:r>
+      <w:proofErr w:type="spellStart"/>
+      <w:r>
+        <w:t>master</w:t>
+      </w:r>
+      <w:proofErr w:type="spellEnd"/>
+      <w:r>
+        <w:t xml:space="preserve"> произошёл конфликт, так как в обеих ветках была изменена одна и та же строка в файле lab5.py. </w:t>
+      </w:r>
+      <w:proofErr w:type="spellStart"/>
+      <w:r>
+        <w:t>Git</w:t>
+      </w:r>
+      <w:proofErr w:type="spellEnd"/>
+      <w:r>
+        <w:t xml:space="preserve"> автоматически не смог объединить изменения и сообщил об ошибке CONFLICT.</w:t>
+      </w:r>
+    </w:p>
+    <w:p>
+      <w:pPr>
+        <w:pBdr>
+          <w:top w:val="nil"/>
+          <w:left w:val="nil"/>
+          <w:bottom w:val="nil"/>
+          <w:right w:val="nil"/>
+          <w:between w:val="nil"/>
+        </w:pBdr>
+        <w:spacing w:after="0" w:line="360" w:lineRule="auto"/>
+      </w:pPr>
+      <w:r>
+        <w:lastRenderedPageBreak/>
+        <w:drawing>
+          <wp:inline distT="0" distB="0" distL="0" distR="0" wp14:anchorId="70487990" wp14:editId="09BDD2D1">
+            <wp:extent cx="5940425" cy="2138045"/>
+            <wp:effectExtent l="0" t="0" r="3175" b="0"/>
+            <wp:docPr id="15" name="Рисунок 15"/>
+            <wp:cNvGraphicFramePr>
+              <a:graphicFrameLocks xmlns:a="http://schemas.openxmlformats.org/drawingml/2006/main" noChangeAspect="1"/>
+            </wp:cNvGraphicFramePr>
+            <a:graphic xmlns:a="http://schemas.openxmlformats.org/drawingml/2006/main">
+              <a:graphicData uri="http://schemas.openxmlformats.org/drawingml/2006/picture">
+                <pic:pic xmlns:pic="http://schemas.openxmlformats.org/drawingml/2006/picture">
+                  <pic:nvPicPr>
+                    <pic:cNvPr id="1" name=""/>
+                    <pic:cNvPicPr/>
+                  </pic:nvPicPr>
+                  <pic:blipFill>
+                    <a:blip r:embed="rId21"/>
+                    <a:stretch>
+                      <a:fillRect/>
+                    </a:stretch>
+                  </pic:blipFill>
+                  <pic:spPr>
+                    <a:xfrm>
+                      <a:off x="0" y="0"/>
+                      <a:ext cx="5940425" cy="2138045"/>
+                    </a:xfrm>
+                    <a:prstGeom prst="rect">
+                      <a:avLst/>
+                    </a:prstGeom>
+                  </pic:spPr>
+                </pic:pic>
+              </a:graphicData>
+            </a:graphic>
+          </wp:inline>
+        </w:drawing>
+      </w:r>
+    </w:p>
+    <w:p>
+      <w:pPr>
+        <w:pBdr>
+          <w:top w:val="nil"/>
+          <w:left w:val="nil"/>
+          <w:bottom w:val="nil"/>
+          <w:right w:val="nil"/>
+          <w:between w:val="nil"/>
+        </w:pBdr>
+        <w:spacing w:after="0" w:line="360" w:lineRule="auto"/>
+        <w:ind w:firstLine="720"/>
+      </w:pPr>
+      <w:r>
+        <w:t>В файле lab5.py появились специальные метки конфликта: &lt;&lt;&lt;&lt;&lt;</w:t>
+      </w:r>
+      <w:proofErr w:type="gramStart"/>
+      <w:r>
+        <w:t>&lt;&lt; HEAD</w:t>
+      </w:r>
+      <w:proofErr w:type="gramEnd"/>
+      <w:r>
+        <w:t xml:space="preserve">, =======, &gt;&gt;&gt;&gt;&gt;&gt;&gt; </w:t>
+      </w:r>
+      <w:proofErr w:type="spellStart"/>
+      <w:r>
+        <w:t>feature</w:t>
+      </w:r>
+      <w:proofErr w:type="spellEnd"/>
+      <w:r>
+        <w:t xml:space="preserve">. Вручную были удалены ненужные строки, оставлены оба </w:t>
+      </w:r>
+      <w:proofErr w:type="spellStart"/>
+      <w:r>
+        <w:t>print</w:t>
+      </w:r>
+      <w:proofErr w:type="spellEnd"/>
+      <w:r>
+        <w:t xml:space="preserve"> с сообщениями из обеих веток.</w:t>
+      </w:r>
+    </w:p>
+    <w:p>
+      <w:pPr>
+        <w:pBdr>
+          <w:top w:val="nil"/>
+          <w:left w:val="nil"/>
+          <w:bottom w:val="nil"/>
+          <w:right w:val="nil"/>
+          <w:between w:val="nil"/>
+        </w:pBdr>
+        <w:spacing w:after="0" w:line="360" w:lineRule="auto"/>
+      </w:pPr>
+      <w:r>
+        <w:drawing>
+          <wp:inline distT="0" distB="0" distL="0" distR="0" wp14:anchorId="73590918" wp14:editId="5F5C67DE">
+            <wp:extent cx="5940425" cy="3500755"/>
+            <wp:effectExtent l="0" t="0" r="3175" b="4445"/>
+            <wp:docPr id="14" name="Рисунок 14"/>
+            <wp:cNvGraphicFramePr>
+              <a:graphicFrameLocks xmlns:a="http://schemas.openxmlformats.org/drawingml/2006/main" noChangeAspect="1"/>
+            </wp:cNvGraphicFramePr>
+            <a:graphic xmlns:a="http://schemas.openxmlformats.org/drawingml/2006/main">
+              <a:graphicData uri="http://schemas.openxmlformats.org/drawingml/2006/picture">
+                <pic:pic xmlns:pic="http://schemas.openxmlformats.org/drawingml/2006/picture">
+                  <pic:nvPicPr>
+                    <pic:cNvPr id="1" name=""/>
+                    <pic:cNvPicPr/>
+                  </pic:nvPicPr>
+                  <pic:blipFill>
+                    <a:blip r:embed="rId22"/>
+                    <a:stretch>
+                      <a:fillRect/>
+                    </a:stretch>
+                  </pic:blipFill>
+                  <pic:spPr>
+                    <a:xfrm>
+                      <a:off x="0" y="0"/>
+                      <a:ext cx="5940425" cy="3500755"/>
+                    </a:xfrm>
+                    <a:prstGeom prst="rect">
+                      <a:avLst/>
+                    </a:prstGeom>
+                  </pic:spPr>
+                </pic:pic>
+              </a:graphicData>
+            </a:graphic>
+          </wp:inline>
+        </w:drawing>
+      </w:r>
+    </w:p>
+    <w:p>
+      <w:pPr>
+        <w:pBdr>
+          <w:top w:val="nil"/>
+          <w:left w:val="nil"/>
+          <w:bottom w:val="nil"/>
+          <w:right w:val="nil"/>
+          <w:between w:val="nil"/>
+        </w:pBdr>
+        <w:spacing w:after="0" w:line="360" w:lineRule="auto"/>
+      </w:pPr>
+      <w:r>
+        <w:lastRenderedPageBreak/>
+        <w:drawing>
+          <wp:inline distT="0" distB="0" distL="0" distR="0" wp14:anchorId="035CCE9B" wp14:editId="1A6EC8E2">
+            <wp:extent cx="5849166" cy="2886478"/>
+            <wp:effectExtent l="0" t="0" r="0" b="9525"/>
+            <wp:docPr id="16" name="Рисунок 16"/>
+            <wp:cNvGraphicFramePr>
+              <a:graphicFrameLocks xmlns:a="http://schemas.openxmlformats.org/drawingml/2006/main" noChangeAspect="1"/>
+            </wp:cNvGraphicFramePr>
+            <a:graphic xmlns:a="http://schemas.openxmlformats.org/drawingml/2006/main">
+              <a:graphicData uri="http://schemas.openxmlformats.org/drawingml/2006/picture">
+                <pic:pic xmlns:pic="http://schemas.openxmlformats.org/drawingml/2006/picture">
+                  <pic:nvPicPr>
+                    <pic:cNvPr id="1" name=""/>
+                    <pic:cNvPicPr/>
+                  </pic:nvPicPr>
+                  <pic:blipFill>
+                    <a:blip r:embed="rId23"/>
+                    <a:stretch>
+                      <a:fillRect/>
+                    </a:stretch>
+                  </pic:blipFill>
+                  <pic:spPr>
+                    <a:xfrm>
+                      <a:off x="0" y="0"/>
+                      <a:ext cx="5849166" cy="2886478"/>
+                    </a:xfrm>
+                    <a:prstGeom prst="rect">
+                      <a:avLst/>
+                    </a:prstGeom>
+                  </pic:spPr>
+                </pic:pic>
+              </a:graphicData>
+            </a:graphic>
+          </wp:inline>
+        </w:drawing>
+      </w:r>
+    </w:p>
+    <w:p>
+      <w:pPr>
+        <w:pBdr>
+          <w:top w:val="nil"/>
+          <w:left w:val="nil"/>
+          <w:bottom w:val="nil"/>
+          <w:right w:val="nil"/>
+          <w:between w:val="nil"/>
+        </w:pBdr>
+        <w:spacing w:after="0" w:line="360" w:lineRule="auto"/>
+        <w:ind w:firstLine="720"/>
+      </w:pPr>
+      <w:r>
+        <w:t xml:space="preserve">После разрешения конфликта изменения добавлены командой </w:t>
+      </w:r>
+      <w:proofErr w:type="spellStart"/>
+      <w:r>
+        <w:t>git</w:t>
+      </w:r>
+      <w:proofErr w:type="spellEnd"/>
+      <w:r>
+        <w:t xml:space="preserve"> </w:t>
+      </w:r>
+      <w:proofErr w:type="spellStart"/>
+      <w:r>
+        <w:t>add</w:t>
+      </w:r>
+      <w:proofErr w:type="spellEnd"/>
+      <w:r>
+        <w:t xml:space="preserve"> lab5.py, выполнена фиксация слияния через </w:t>
+      </w:r>
+      <w:proofErr w:type="spellStart"/>
+      <w:r>
+        <w:t>git</w:t>
+      </w:r>
+      <w:proofErr w:type="spellEnd"/>
+      <w:r>
+        <w:t xml:space="preserve"> </w:t>
+      </w:r>
+      <w:proofErr w:type="spellStart"/>
+      <w:r>
+        <w:t>commit</w:t>
+      </w:r>
+      <w:proofErr w:type="spellEnd"/>
+      <w:r>
+        <w:t>, и рабочая область снова стала чистой.</w:t>
+      </w:r>
+    </w:p>
+    <w:p>
+      <w:pPr>
+        <w:pBdr>
+          <w:top w:val="nil"/>
+          <w:left w:val="nil"/>
+          <w:bottom w:val="nil"/>
+          <w:right w:val="nil"/>
+          <w:between w:val="nil"/>
+        </w:pBdr>
+        <w:spacing w:after="0" w:line="360" w:lineRule="auto"/>
+      </w:pPr>
+      <w:r>
+        <w:drawing>
+          <wp:inline distT="0" distB="0" distL="0" distR="0" wp14:anchorId="624FF898" wp14:editId="584C6460">
+            <wp:extent cx="5940425" cy="2889885"/>
+            <wp:effectExtent l="0" t="0" r="3175" b="5715"/>
+            <wp:docPr id="17" name="Рисунок 17"/>
+            <wp:cNvGraphicFramePr>
+              <a:graphicFrameLocks xmlns:a="http://schemas.openxmlformats.org/drawingml/2006/main" noChangeAspect="1"/>
+            </wp:cNvGraphicFramePr>
+            <a:graphic xmlns:a="http://schemas.openxmlformats.org/drawingml/2006/main">
+              <a:graphicData uri="http://schemas.openxmlformats.org/drawingml/2006/picture">
+                <pic:pic xmlns:pic="http://schemas.openxmlformats.org/drawingml/2006/picture">
+                  <pic:nvPicPr>
+                    <pic:cNvPr id="1" name=""/>
+                    <pic:cNvPicPr/>
+                  </pic:nvPicPr>
+                  <pic:blipFill>
+                    <a:blip r:embed="rId24"/>
+                    <a:stretch>
+                      <a:fillRect/>
+                    </a:stretch>
+                  </pic:blipFill>
+                  <pic:spPr>
+                    <a:xfrm>
+                      <a:off x="0" y="0"/>
+                      <a:ext cx="5940425" cy="2889885"/>
+                    </a:xfrm>
+                    <a:prstGeom prst="rect">
+                      <a:avLst/>
+                    </a:prstGeom>
+                  </pic:spPr>
+                </pic:pic>
+              </a:graphicData>
+            </a:graphic>
+          </wp:inline>
+        </w:drawing>
+      </w:r>
+    </w:p>
+    <w:p>
+      <w:pPr>
+        <w:pStyle w:val="2"/>
+        <w:rPr>
+          <w:rFonts w:ascii="Times New Roman" w:eastAsia="Times New Roman" w:hAnsi="Times New Roman" w:cs="Times New Roman"/>
+          <w:color w:val="000000" w:themeColor="text1"/>
+          <w:sz w:val="28"/>
+          <w:szCs w:val="28"/>
+        </w:rPr>
+      </w:pPr>
+      <w:r>
+        <w:rPr>
+          <w:rFonts w:ascii="Times New Roman" w:eastAsia="Times New Roman" w:hAnsi="Times New Roman" w:cs="Times New Roman"/>
+          <w:b/>
+          <w:color w:val="000000" w:themeColor="text1"/>
+          <w:sz w:val="28"/>
+          <w:szCs w:val="28"/>
+        </w:rPr>
+        <w:t>Шаг 2.</w:t>
+      </w:r>
+      <w:r>
+        <w:rPr>
+          <w:rFonts w:ascii="Times New Roman" w:eastAsia="Times New Roman" w:hAnsi="Times New Roman" w:cs="Times New Roman"/>
+          <w:b/>
+          <w:color w:val="000000" w:themeColor="text1"/>
+          <w:sz w:val="28"/>
+          <w:szCs w:val="28"/>
+        </w:rPr>
+        <w:t>7</w:t>
+      </w:r>
+      <w:r>
+        <w:rPr>
+          <w:rFonts w:ascii="Times New Roman" w:eastAsia="Times New Roman" w:hAnsi="Times New Roman" w:cs="Times New Roman"/>
+          <w:b/>
+          <w:color w:val="000000" w:themeColor="text1"/>
+          <w:sz w:val="28"/>
+          <w:szCs w:val="28"/>
+        </w:rPr>
+        <w:t xml:space="preserve">. </w:t>
+      </w:r>
+      <w:r>
+        <w:rPr>
+          <w:rFonts w:ascii="Times New Roman" w:eastAsia="Times New Roman" w:hAnsi="Times New Roman" w:cs="Times New Roman"/>
+          <w:color w:val="000000" w:themeColor="text1"/>
+          <w:sz w:val="28"/>
+          <w:szCs w:val="28"/>
+        </w:rPr>
+        <w:t xml:space="preserve">Создание аккаунта на </w:t>
+      </w:r>
+      <w:proofErr w:type="spellStart"/>
+      <w:r>
+        <w:rPr>
+          <w:rFonts w:ascii="Times New Roman" w:eastAsia="Times New Roman" w:hAnsi="Times New Roman" w:cs="Times New Roman"/>
+          <w:color w:val="000000" w:themeColor="text1"/>
+          <w:sz w:val="28"/>
+          <w:szCs w:val="28"/>
+        </w:rPr>
+        <w:t>GitHub</w:t>
+      </w:r>
+      <w:proofErr w:type="spellEnd"/>
+      <w:r>
+        <w:rPr>
+          <w:rFonts w:ascii="Times New Roman" w:eastAsia="Times New Roman" w:hAnsi="Times New Roman" w:cs="Times New Roman"/>
+          <w:color w:val="000000" w:themeColor="text1"/>
+          <w:sz w:val="28"/>
+          <w:szCs w:val="28"/>
+        </w:rPr>
+        <w:t xml:space="preserve"> и отправка кода в удалённый репозиторий</w:t>
+      </w:r>
+    </w:p>
+    <w:p>
+      <w:pPr>
+        <w:pBdr>
+          <w:top w:val="nil"/>
+          <w:left w:val="nil"/>
+          <w:bottom w:val="nil"/>
+          <w:right w:val="nil"/>
+          <w:between w:val="nil"/>
+        </w:pBdr>
+        <w:spacing w:after="0" w:line="360" w:lineRule="auto"/>
+        <w:ind w:firstLine="720"/>
+      </w:pPr>
+      <w:r>
+        <w:t xml:space="preserve">Для отправки локального репозитория в интернет использован уже существующий аккаунт на </w:t>
+      </w:r>
+      <w:proofErr w:type="spellStart"/>
+      <w:r>
+        <w:t>GitHub</w:t>
+      </w:r>
+      <w:proofErr w:type="spellEnd"/>
+      <w:r>
+        <w:t>. На сервисе был создан новый удалённый репозиторий с именем RPP_lab5_git.</w:t>
+      </w:r>
+    </w:p>
+    <w:p>
+      <w:pPr>
+        <w:pBdr>
+          <w:top w:val="nil"/>
+          <w:left w:val="nil"/>
+          <w:bottom w:val="nil"/>
+          <w:right w:val="nil"/>
+          <w:between w:val="nil"/>
+        </w:pBdr>
+        <w:spacing w:after="0" w:line="360" w:lineRule="auto"/>
+        <w:ind w:firstLine="720"/>
+      </w:pPr>
+      <w:r>
+        <w:t>Затем локальный репозиторий был связан с удалённым с помощью команды:</w:t>
+      </w:r>
+    </w:p>
+    <w:p>
+      <w:pPr>
+        <w:pBdr>
+          <w:top w:val="nil"/>
+          <w:left w:val="nil"/>
+          <w:bottom w:val="nil"/>
+          <w:right w:val="nil"/>
+          <w:between w:val="nil"/>
+        </w:pBdr>
+        <w:spacing w:after="0" w:line="360" w:lineRule="auto"/>
+        <w:ind w:firstLine="720"/>
+        <w:rPr>
+          <w:lang w:val="en-US"/>
+        </w:rPr>
+      </w:pPr>
+      <w:r>
+        <w:rPr>
+          <w:lang w:val="en-US"/>
+        </w:rPr>
+        <w:lastRenderedPageBreak/>
+        <w:t>git remote add origin </w:t>
+      </w:r>
+      <w:hyperlink r:id="rId25" w:tgtFrame="_blank" w:history="1">
+        <w:r>
+          <w:rPr>
+            <w:rStyle w:val="ab"/>
+            <w:lang w:val="en-US"/>
+          </w:rPr>
+          <w:t>https://github.com/Dmitry-L01/RPP_lab5_git.git</w:t>
+        </w:r>
+      </w:hyperlink>
+    </w:p>
+    <w:p>
+      <w:pPr>
+        <w:pBdr>
+          <w:top w:val="nil"/>
+          <w:left w:val="nil"/>
+          <w:bottom w:val="nil"/>
+          <w:right w:val="nil"/>
+          <w:between w:val="nil"/>
+        </w:pBdr>
+        <w:spacing w:after="0" w:line="360" w:lineRule="auto"/>
+        <w:ind w:firstLine="720"/>
+      </w:pPr>
+      <w:r>
+        <w:t xml:space="preserve">После этого текущая ветка переименована в </w:t>
+      </w:r>
+      <w:proofErr w:type="spellStart"/>
+      <w:r>
+        <w:t>master</w:t>
+      </w:r>
+      <w:proofErr w:type="spellEnd"/>
+      <w:r>
+        <w:t xml:space="preserve"> командой </w:t>
+      </w:r>
+      <w:proofErr w:type="spellStart"/>
+      <w:r>
+        <w:t>git</w:t>
+      </w:r>
+      <w:proofErr w:type="spellEnd"/>
+      <w:r>
+        <w:t xml:space="preserve"> </w:t>
+      </w:r>
+      <w:proofErr w:type="spellStart"/>
+      <w:r>
+        <w:t>branch</w:t>
+      </w:r>
+      <w:proofErr w:type="spellEnd"/>
+      <w:r>
+        <w:t xml:space="preserve"> -M </w:t>
+      </w:r>
+      <w:proofErr w:type="spellStart"/>
+      <w:r>
+        <w:t>master</w:t>
+      </w:r>
+      <w:proofErr w:type="spellEnd"/>
+      <w:r>
+        <w:t>.</w:t>
+      </w:r>
+    </w:p>
+    <w:p>
+      <w:pPr>
+        <w:pBdr>
+          <w:top w:val="nil"/>
+          <w:left w:val="nil"/>
+          <w:bottom w:val="nil"/>
+          <w:right w:val="nil"/>
+          <w:between w:val="nil"/>
+        </w:pBdr>
+        <w:spacing w:after="0" w:line="360" w:lineRule="auto"/>
+        <w:ind w:firstLine="720"/>
+      </w:pPr>
+      <w:r>
+        <w:t>Далее выполнена отправка кода в удалённый репозиторий:</w:t>
+      </w:r>
+    </w:p>
+    <w:p>
+      <w:pPr>
+        <w:pBdr>
+          <w:top w:val="nil"/>
+          <w:left w:val="nil"/>
+          <w:bottom w:val="nil"/>
+          <w:right w:val="nil"/>
+          <w:between w:val="nil"/>
+        </w:pBdr>
+        <w:spacing w:after="0" w:line="360" w:lineRule="auto"/>
+        <w:ind w:firstLine="720"/>
+      </w:pPr>
+      <w:proofErr w:type="spellStart"/>
+      <w:r>
+        <w:t>git</w:t>
+      </w:r>
+      <w:proofErr w:type="spellEnd"/>
+      <w:r>
+        <w:t xml:space="preserve"> </w:t>
+      </w:r>
+      <w:proofErr w:type="spellStart"/>
+      <w:r>
+        <w:t>push</w:t>
+      </w:r>
+      <w:proofErr w:type="spellEnd"/>
+      <w:r>
+        <w:t xml:space="preserve"> -u </w:t>
+      </w:r>
+      <w:proofErr w:type="spellStart"/>
+      <w:r>
+        <w:t>origin</w:t>
+      </w:r>
+      <w:proofErr w:type="spellEnd"/>
+      <w:r>
+        <w:t xml:space="preserve"> </w:t>
+      </w:r>
+      <w:proofErr w:type="spellStart"/>
+      <w:r>
+        <w:t>master</w:t>
+      </w:r>
+      <w:proofErr w:type="spellEnd"/>
+    </w:p>
+    <w:p>
+      <w:pPr>
+        <w:pBdr>
+          <w:top w:val="nil"/>
+          <w:left w:val="nil"/>
+          <w:bottom w:val="nil"/>
+          <w:right w:val="nil"/>
+          <w:between w:val="nil"/>
+        </w:pBdr>
+        <w:spacing w:after="0" w:line="360" w:lineRule="auto"/>
+        <w:ind w:firstLine="720"/>
+      </w:pPr>
+      <w:r>
+        <w:t xml:space="preserve">В процессе выполнения потребовалась авторизация в браузере, которая была успешно пройдена. </w:t>
+      </w:r>
+      <w:proofErr w:type="spellStart"/>
+      <w:r>
+        <w:t>Git</w:t>
+      </w:r>
+      <w:proofErr w:type="spellEnd"/>
+      <w:r>
+        <w:t xml:space="preserve"> вывел информацию о количестве отправленных объектов (19 объектов, объём 132.39 </w:t>
+      </w:r>
+      <w:proofErr w:type="spellStart"/>
+      <w:r>
+        <w:t>KiB</w:t>
+      </w:r>
+      <w:proofErr w:type="spellEnd"/>
+      <w:r>
+        <w:t xml:space="preserve">). В результате в удалённом репозитории появилась новая ветка </w:t>
+      </w:r>
+      <w:proofErr w:type="spellStart"/>
+      <w:r>
+        <w:t>master</w:t>
+      </w:r>
+      <w:proofErr w:type="spellEnd"/>
+      <w:r>
+        <w:t>, настроенная на отслеживание изменений из локального репозитория.</w:t>
+      </w:r>
+    </w:p>
+    <w:p>
+      <w:pPr>
+        <w:pBdr>
+          <w:top w:val="nil"/>
+          <w:left w:val="nil"/>
+          <w:bottom w:val="nil"/>
+          <w:right w:val="nil"/>
+          <w:between w:val="nil"/>
+        </w:pBdr>
+        <w:spacing w:after="0" w:line="360" w:lineRule="auto"/>
+      </w:pPr>
+      <w:r>
+        <w:rPr>
+          <w:lang w:val="en-US"/>
+        </w:rPr>
+        <w:drawing>
+          <wp:inline distT="0" distB="0" distL="0" distR="0" wp14:anchorId="6795B0B3" wp14:editId="3B87857C">
+            <wp:extent cx="5940425" cy="1724660"/>
+            <wp:effectExtent l="0" t="0" r="3175" b="8890"/>
+            <wp:docPr id="19" name="Рисунок 19"/>
+            <wp:cNvGraphicFramePr>
+              <a:graphicFrameLocks xmlns:a="http://schemas.openxmlformats.org/drawingml/2006/main" noChangeAspect="1"/>
+            </wp:cNvGraphicFramePr>
+            <a:graphic xmlns:a="http://schemas.openxmlformats.org/drawingml/2006/main">
+              <a:graphicData uri="http://schemas.openxmlformats.org/drawingml/2006/picture">
+                <pic:pic xmlns:pic="http://schemas.openxmlformats.org/drawingml/2006/picture">
+                  <pic:nvPicPr>
+                    <pic:cNvPr id="1" name=""/>
+                    <pic:cNvPicPr/>
+                  </pic:nvPicPr>
+                  <pic:blipFill>
+                    <a:blip r:embed="rId26"/>
+                    <a:stretch>
+                      <a:fillRect/>
+                    </a:stretch>
+                  </pic:blipFill>
+                  <pic:spPr>
+                    <a:xfrm>
+                      <a:off x="0" y="0"/>
+                      <a:ext cx="5940425" cy="1724660"/>
+                    </a:xfrm>
+                    <a:prstGeom prst="rect">
+                      <a:avLst/>
+                    </a:prstGeom>
+                  </pic:spPr>
+                </pic:pic>
+              </a:graphicData>
+            </a:graphic>
+          </wp:inline>
+        </w:drawing>
+      </w:r>
+    </w:p>
+    <w:p>
+      <w:pPr>
+        <w:pBdr>
+          <w:top w:val="nil"/>
+          <w:left w:val="nil"/>
+          <w:bottom w:val="nil"/>
+          <w:right w:val="nil"/>
+          <w:between w:val="nil"/>
+        </w:pBdr>
+        <w:spacing w:after="0" w:line="360" w:lineRule="auto"/>
+      </w:pPr>
+      <w:r>
+        <w:drawing>
+          <wp:inline distT="0" distB="0" distL="0" distR="0" wp14:anchorId="33A0C4EB" wp14:editId="0A4237D1">
+            <wp:extent cx="5940425" cy="3345180"/>
+            <wp:effectExtent l="0" t="0" r="3175" b="7620"/>
+            <wp:docPr id="20" name="Рисунок 20"/>
+            <wp:cNvGraphicFramePr>
+              <a:graphicFrameLocks xmlns:a="http://schemas.openxmlformats.org/drawingml/2006/main" noChangeAspect="1"/>
+            </wp:cNvGraphicFramePr>
+            <a:graphic xmlns:a="http://schemas.openxmlformats.org/drawingml/2006/main">
+              <a:graphicData uri="http://schemas.openxmlformats.org/drawingml/2006/picture">
+                <pic:pic xmlns:pic="http://schemas.openxmlformats.org/drawingml/2006/picture">
+                  <pic:nvPicPr>
+                    <pic:cNvPr id="1" name=""/>
+                    <pic:cNvPicPr/>
+                  </pic:nvPicPr>
+                  <pic:blipFill>
+                    <a:blip r:embed="rId27"/>
+                    <a:stretch>
+                      <a:fillRect/>
+                    </a:stretch>
+                  </pic:blipFill>
+                  <pic:spPr>
+                    <a:xfrm>
+                      <a:off x="0" y="0"/>
+                      <a:ext cx="5940425" cy="3345180"/>
+                    </a:xfrm>
+                    <a:prstGeom prst="rect">
+                      <a:avLst/>
+                    </a:prstGeom>
+                  </pic:spPr>
+                </pic:pic>
+              </a:graphicData>
+            </a:graphic>
+          </wp:inline>
+        </w:drawing>
+      </w:r>
+    </w:p>
+    <w:p>
+      <w:pPr>
+        <w:pStyle w:val="2"/>
+        <w:rPr>
+          <w:rFonts w:ascii="Times New Roman" w:eastAsia="Times New Roman" w:hAnsi="Times New Roman" w:cs="Times New Roman"/>
+          <w:bCs/>
+          <w:color w:val="000000" w:themeColor="text1"/>
+          <w:sz w:val="28"/>
+          <w:szCs w:val="28"/>
+        </w:rPr>
+      </w:pPr>
+      <w:r>
+        <w:rPr>
+          <w:rFonts w:ascii="Times New Roman" w:eastAsia="Times New Roman" w:hAnsi="Times New Roman" w:cs="Times New Roman"/>
+          <w:b/>
+          <w:color w:val="000000" w:themeColor="text1"/>
+          <w:sz w:val="28"/>
+          <w:szCs w:val="28"/>
+        </w:rPr>
+        <w:lastRenderedPageBreak/>
+        <w:t>Шаг 2.</w:t>
+      </w:r>
+      <w:r>
+        <w:rPr>
+          <w:rFonts w:ascii="Times New Roman" w:eastAsia="Times New Roman" w:hAnsi="Times New Roman" w:cs="Times New Roman"/>
+          <w:b/>
+          <w:color w:val="000000" w:themeColor="text1"/>
+          <w:sz w:val="28"/>
+          <w:szCs w:val="28"/>
+        </w:rPr>
+        <w:t>8</w:t>
+      </w:r>
+      <w:r>
+        <w:rPr>
+          <w:rFonts w:ascii="Times New Roman" w:eastAsia="Times New Roman" w:hAnsi="Times New Roman" w:cs="Times New Roman"/>
+          <w:b/>
+          <w:color w:val="000000" w:themeColor="text1"/>
+          <w:sz w:val="28"/>
+          <w:szCs w:val="28"/>
+        </w:rPr>
+        <w:t xml:space="preserve">. </w:t>
+      </w:r>
+      <w:r>
+        <w:rPr>
+          <w:rFonts w:ascii="Times New Roman" w:eastAsia="Times New Roman" w:hAnsi="Times New Roman" w:cs="Times New Roman"/>
+          <w:bCs/>
+          <w:color w:val="000000" w:themeColor="text1"/>
+          <w:sz w:val="28"/>
+          <w:szCs w:val="28"/>
+        </w:rPr>
+        <w:t>Клонирование удалённого репозитория в другую папку</w:t>
+      </w:r>
+    </w:p>
+    <w:p>
+      <w:pPr>
+        <w:pBdr>
+          <w:top w:val="nil"/>
+          <w:left w:val="nil"/>
+          <w:bottom w:val="nil"/>
+          <w:right w:val="nil"/>
+          <w:between w:val="nil"/>
+        </w:pBdr>
+        <w:spacing w:after="0" w:line="360" w:lineRule="auto"/>
+        <w:ind w:firstLine="720"/>
+      </w:pPr>
+      <w:r>
+        <w:t>Для проверки возможности получения копии репозитория на другом компьютере или в другом месте была создана новая папка lab5_clone по адресу D:\YandexDisk\УлгтУ\2 курс 2 семестр\5 Разработка профессиональных приложений\lab5_clone.</w:t>
+      </w:r>
+    </w:p>
+    <w:p>
+      <w:pPr>
+        <w:pBdr>
+          <w:top w:val="nil"/>
+          <w:left w:val="nil"/>
+          <w:bottom w:val="nil"/>
+          <w:right w:val="nil"/>
+          <w:between w:val="nil"/>
+        </w:pBdr>
+        <w:spacing w:after="0" w:line="360" w:lineRule="auto"/>
+        <w:ind w:firstLine="720"/>
+      </w:pPr>
+      <w:r>
+        <w:t xml:space="preserve">С помощью команды </w:t>
+      </w:r>
+      <w:proofErr w:type="spellStart"/>
+      <w:r>
+        <w:t>cd</w:t>
+      </w:r>
+      <w:proofErr w:type="spellEnd"/>
+      <w:r>
+        <w:t xml:space="preserve"> осуществлён переход в созданную папку. После этого выполнена команда </w:t>
+      </w:r>
+      <w:proofErr w:type="spellStart"/>
+      <w:r>
+        <w:t>git</w:t>
+      </w:r>
+      <w:proofErr w:type="spellEnd"/>
+      <w:r>
+        <w:t xml:space="preserve"> </w:t>
+      </w:r>
+      <w:proofErr w:type="spellStart"/>
+      <w:r>
+        <w:t>clone</w:t>
+      </w:r>
+      <w:proofErr w:type="spellEnd"/>
+      <w:r>
+        <w:t>, которая создала локальную копию удалённого репозитория.</w:t>
+      </w:r>
+    </w:p>
+    <w:p>
+      <w:pPr>
+        <w:pBdr>
+          <w:top w:val="nil"/>
+          <w:left w:val="nil"/>
+          <w:bottom w:val="nil"/>
+          <w:right w:val="nil"/>
+          <w:between w:val="nil"/>
+        </w:pBdr>
+        <w:spacing w:after="0" w:line="360" w:lineRule="auto"/>
+      </w:pPr>
+      <w:r>
+        <w:drawing>
+          <wp:inline distT="0" distB="0" distL="0" distR="0" wp14:anchorId="320E76A0" wp14:editId="48D7FBD7">
+            <wp:extent cx="5940425" cy="3844925"/>
+            <wp:effectExtent l="0" t="0" r="3175" b="3175"/>
+            <wp:docPr id="21" name="Рисунок 21"/>
+            <wp:cNvGraphicFramePr>
+              <a:graphicFrameLocks xmlns:a="http://schemas.openxmlformats.org/drawingml/2006/main" noChangeAspect="1"/>
+            </wp:cNvGraphicFramePr>
+            <a:graphic xmlns:a="http://schemas.openxmlformats.org/drawingml/2006/main">
+              <a:graphicData uri="http://schemas.openxmlformats.org/drawingml/2006/picture">
+                <pic:pic xmlns:pic="http://schemas.openxmlformats.org/drawingml/2006/picture">
+                  <pic:nvPicPr>
+                    <pic:cNvPr id="1" name=""/>
+                    <pic:cNvPicPr/>
+                  </pic:nvPicPr>
+                  <pic:blipFill>
+                    <a:blip r:embed="rId28"/>
+                    <a:stretch>
+                      <a:fillRect/>
+                    </a:stretch>
+                  </pic:blipFill>
+                  <pic:spPr>
+                    <a:xfrm>
+                      <a:off x="0" y="0"/>
+                      <a:ext cx="5940425" cy="3844925"/>
+                    </a:xfrm>
+                    <a:prstGeom prst="rect">
+                      <a:avLst/>
+                    </a:prstGeom>
+                  </pic:spPr>
+                </pic:pic>
+              </a:graphicData>
+            </a:graphic>
+          </wp:inline>
+        </w:drawing>
+      </w:r>
+    </w:p>
+    <w:p>
+      <w:pPr>
+        <w:pBdr>
+          <w:top w:val="nil"/>
+          <w:left w:val="nil"/>
+          <w:bottom w:val="nil"/>
+          <w:right w:val="nil"/>
+          <w:between w:val="nil"/>
+        </w:pBdr>
+        <w:spacing w:after="0" w:line="360" w:lineRule="auto"/>
+      </w:pPr>
+      <w:r>
+        <w:drawing>
+          <wp:inline distT="0" distB="0" distL="0" distR="0" wp14:anchorId="68F0F356" wp14:editId="7EB421E6">
+            <wp:extent cx="5077534" cy="2657846"/>
+            <wp:effectExtent l="0" t="0" r="8890" b="9525"/>
+            <wp:docPr id="22" name="Рисунок 22"/>
+            <wp:cNvGraphicFramePr>
+              <a:graphicFrameLocks xmlns:a="http://schemas.openxmlformats.org/drawingml/2006/main" noChangeAspect="1"/>
+            </wp:cNvGraphicFramePr>
+            <a:graphic xmlns:a="http://schemas.openxmlformats.org/drawingml/2006/main">
+              <a:graphicData uri="http://schemas.openxmlformats.org/drawingml/2006/picture">
+                <pic:pic xmlns:pic="http://schemas.openxmlformats.org/drawingml/2006/picture">
+                  <pic:nvPicPr>
+                    <pic:cNvPr id="1" name=""/>
+                    <pic:cNvPicPr/>
+                  </pic:nvPicPr>
+                  <pic:blipFill>
+                    <a:blip r:embed="rId29"/>
+                    <a:stretch>
+                      <a:fillRect/>
+                    </a:stretch>
+                  </pic:blipFill>
+                  <pic:spPr>
+                    <a:xfrm>
+                      <a:off x="0" y="0"/>
+                      <a:ext cx="5077534" cy="2657846"/>
+                    </a:xfrm>
+                    <a:prstGeom prst="rect">
+                      <a:avLst/>
+                    </a:prstGeom>
+                  </pic:spPr>
+                </pic:pic>
+              </a:graphicData>
+            </a:graphic>
+          </wp:inline>
+        </w:drawing>
+      </w:r>
+    </w:p>
+    <w:p>
+      <w:pPr>
+        <w:pStyle w:val="2"/>
+        <w:rPr>
+          <w:rFonts w:ascii="Times New Roman" w:eastAsia="Times New Roman" w:hAnsi="Times New Roman" w:cs="Times New Roman"/>
+          <w:bCs/>
+          <w:color w:val="000000" w:themeColor="text1"/>
+          <w:sz w:val="28"/>
+          <w:szCs w:val="28"/>
+        </w:rPr>
+      </w:pPr>
+      <w:r>
+        <w:rPr>
+          <w:rFonts w:ascii="Times New Roman" w:eastAsia="Times New Roman" w:hAnsi="Times New Roman" w:cs="Times New Roman"/>
+          <w:b/>
+          <w:color w:val="000000" w:themeColor="text1"/>
+          <w:sz w:val="28"/>
+          <w:szCs w:val="28"/>
+        </w:rPr>
+        <w:lastRenderedPageBreak/>
+        <w:t>Шаг 2.</w:t>
+      </w:r>
+      <w:r>
+        <w:rPr>
+          <w:rFonts w:ascii="Times New Roman" w:eastAsia="Times New Roman" w:hAnsi="Times New Roman" w:cs="Times New Roman"/>
+          <w:b/>
+          <w:color w:val="000000" w:themeColor="text1"/>
+          <w:sz w:val="28"/>
+          <w:szCs w:val="28"/>
+        </w:rPr>
+        <w:t>9</w:t>
+      </w:r>
+      <w:r>
+        <w:rPr>
+          <w:rFonts w:ascii="Times New Roman" w:eastAsia="Times New Roman" w:hAnsi="Times New Roman" w:cs="Times New Roman"/>
+          <w:b/>
+          <w:color w:val="000000" w:themeColor="text1"/>
+          <w:sz w:val="28"/>
+          <w:szCs w:val="28"/>
+        </w:rPr>
+        <w:t xml:space="preserve">. </w:t>
+      </w:r>
+      <w:r>
+        <w:rPr>
+          <w:rFonts w:ascii="Times New Roman" w:eastAsia="Times New Roman" w:hAnsi="Times New Roman" w:cs="Times New Roman"/>
+          <w:bCs/>
+          <w:color w:val="000000" w:themeColor="text1"/>
+          <w:sz w:val="28"/>
+          <w:szCs w:val="28"/>
+        </w:rPr>
+        <w:t>Создание конфликта при применении изменений</w:t>
+      </w:r>
+    </w:p>
+    <w:p>
+      <w:pPr>
+        <w:pBdr>
+          <w:top w:val="nil"/>
+          <w:left w:val="nil"/>
+          <w:bottom w:val="nil"/>
+          <w:right w:val="nil"/>
+          <w:between w:val="nil"/>
+        </w:pBdr>
+        <w:spacing w:after="0" w:line="360" w:lineRule="auto"/>
+        <w:ind w:firstLine="720"/>
+      </w:pPr>
+      <w:r>
+        <w:t xml:space="preserve">Для демонстрации конфликта необходимо создать ситуацию, когда один и тот же файл изменён по-разному в локальном и удалённом репозиториях. Для этого сначала вносятся изменения в файл в </w:t>
+      </w:r>
+      <w:proofErr w:type="spellStart"/>
+      <w:r>
+        <w:t>склонированной</w:t>
+      </w:r>
+      <w:proofErr w:type="spellEnd"/>
+      <w:r>
+        <w:t xml:space="preserve"> папке, фиксируются и отправляются на </w:t>
+      </w:r>
+      <w:proofErr w:type="spellStart"/>
+      <w:r>
+        <w:t>GitHub</w:t>
+      </w:r>
+      <w:proofErr w:type="spellEnd"/>
+      <w:r>
+        <w:t>. Затем в оригинальной папке (первоначальный репозиторий) вносятся изменения в тот же файл, и при попытке отправки возникает конфликт, так как удалённый репозиторий уже содержит более новую версию.</w:t>
+      </w:r>
+    </w:p>
+    <w:p>
+      <w:pPr>
+        <w:pBdr>
+          <w:top w:val="nil"/>
+          <w:left w:val="nil"/>
+          <w:bottom w:val="nil"/>
+          <w:right w:val="nil"/>
+          <w:between w:val="nil"/>
+        </w:pBdr>
+        <w:spacing w:after="0" w:line="360" w:lineRule="auto"/>
+        <w:rPr>
+          <w:lang w:val="en-US"/>
+        </w:rPr>
+      </w:pPr>
+      <w:r>
+        <w:rPr>
+          <w:lang w:val="en-US"/>
+        </w:rPr>
+        <w:drawing>
+          <wp:inline distT="0" distB="0" distL="0" distR="0" wp14:anchorId="15883EB1" wp14:editId="67C1DF0E">
+            <wp:extent cx="5940425" cy="2521585"/>
+            <wp:effectExtent l="0" t="0" r="3175" b="0"/>
+            <wp:docPr id="24" name="Рисунок 24"/>
+            <wp:cNvGraphicFramePr>
+              <a:graphicFrameLocks xmlns:a="http://schemas.openxmlformats.org/drawingml/2006/main" noChangeAspect="1"/>
+            </wp:cNvGraphicFramePr>
+            <a:graphic xmlns:a="http://schemas.openxmlformats.org/drawingml/2006/main">
+              <a:graphicData uri="http://schemas.openxmlformats.org/drawingml/2006/picture">
+                <pic:pic xmlns:pic="http://schemas.openxmlformats.org/drawingml/2006/picture">
+                  <pic:nvPicPr>
+                    <pic:cNvPr id="1" name=""/>
+                    <pic:cNvPicPr/>
+                  </pic:nvPicPr>
+                  <pic:blipFill>
+                    <a:blip r:embed="rId30"/>
+                    <a:stretch>
+                      <a:fillRect/>
+                    </a:stretch>
+                  </pic:blipFill>
+                  <pic:spPr>
+                    <a:xfrm>
+                      <a:off x="0" y="0"/>
+                      <a:ext cx="5940425" cy="2521585"/>
+                    </a:xfrm>
+                    <a:prstGeom prst="rect">
+                      <a:avLst/>
+                    </a:prstGeom>
+                  </pic:spPr>
+                </pic:pic>
+              </a:graphicData>
+            </a:graphic>
+          </wp:inline>
+        </w:drawing>
+      </w:r>
+    </w:p>
+    <w:p>
+      <w:pPr>
+        <w:pBdr>
+          <w:top w:val="nil"/>
+          <w:left w:val="nil"/>
+          <w:bottom w:val="nil"/>
+          <w:right w:val="nil"/>
+          <w:between w:val="nil"/>
+        </w:pBdr>
+        <w:spacing w:after="0" w:line="360" w:lineRule="auto"/>
+        <w:rPr>
+          <w:lang w:val="en-US"/>
+        </w:rPr>
+      </w:pPr>
+      <w:bookmarkStart w:id="2" w:name="_GoBack"/>
+      <w:bookmarkEnd w:id="2"/>
+    </w:p>
+    <w:p>
+      <w:pPr>
+        <w:pBdr>
+          <w:top w:val="nil"/>
+          <w:left w:val="nil"/>
+          <w:bottom w:val="nil"/>
+          <w:right w:val="nil"/>
+          <w:between w:val="nil"/>
+        </w:pBdr>
+        <w:spacing w:after="0" w:line="360" w:lineRule="auto"/>
+      </w:pPr>
+    </w:p>
+    <w:p>
+      <w:pPr>
+        <w:pBdr>
+          <w:top w:val="nil"/>
+          <w:left w:val="nil"/>
+          <w:bottom w:val="nil"/>
+          <w:right w:val="nil"/>
+          <w:between w:val="nil"/>
+        </w:pBdr>
+        <w:spacing w:after="0" w:line="360" w:lineRule="auto"/>
+      </w:pPr>
+    </w:p>
+    <w:p>
+      <w:pPr>
+        <w:pBdr>
+          <w:top w:val="nil"/>
+          <w:left w:val="nil"/>
+          <w:bottom w:val="nil"/>
+          <w:right w:val="nil"/>
+          <w:between w:val="nil"/>
+        </w:pBdr>
+        <w:spacing w:after="0" w:line="360" w:lineRule="auto"/>
+      </w:pPr>
+    </w:p>
+    <w:p>
+      <w:pPr>
+        <w:pBdr>
+          <w:top w:val="nil"/>
+          <w:left w:val="nil"/>
+          <w:bottom w:val="nil"/>
+          <w:right w:val="nil"/>
+          <w:between w:val="nil"/>
+        </w:pBdr>
+        <w:spacing w:after="0" w:line="360" w:lineRule="auto"/>
+      </w:pPr>
+    </w:p>
+    <w:p>
+      <w:pPr>
+        <w:pBdr>
+          <w:top w:val="nil"/>
+          <w:left w:val="nil"/>
+          <w:bottom w:val="nil"/>
+          <w:right w:val="nil"/>
+          <w:between w:val="nil"/>
+        </w:pBdr>
+        <w:spacing w:after="0" w:line="360" w:lineRule="auto"/>
+      </w:pPr>
+      <w:r>
+        <w:rPr>
+          <w:rFonts w:eastAsia="Times New Roman"/>
+          <w:bCs/>
         </w:rPr>
         <w:br w:type="page"/>
       </w:r>
@@ -3429,6 +10029,7 @@
           <w:szCs w:val="28"/>
         </w:rPr>
       </w:pPr>
+      <w:bookmarkStart w:id="3" w:name="_Toc231646422"/>
       <w:r>
         <w:rPr>
           <w:rFonts w:ascii="Times New Roman" w:eastAsia="Times New Roman" w:hAnsi="Times New Roman" w:cs="Times New Roman"/>
@@ -3439,9 +10040,8 @@
           <w:szCs w:val="28"/>
         </w:rPr>
         <w:lastRenderedPageBreak/>
-        <w:t xml:space="preserve">5. </w:t>
-      </w:r>
-      <w:bookmarkStart w:id="5" w:name="_Toc231646424"/>
+        <w:t xml:space="preserve">3. </w:t>
+      </w:r>
       <w:r>
         <w:rPr>
           <w:rFonts w:ascii="Times New Roman" w:eastAsia="Times New Roman" w:hAnsi="Times New Roman" w:cs="Times New Roman"/>
@@ -3451,6 +10051,389 @@
           <w:sz w:val="28"/>
           <w:szCs w:val="28"/>
         </w:rPr>
+        <w:t>Описание возникших затруднений</w:t>
+      </w:r>
+      <w:bookmarkEnd w:id="3"/>
+    </w:p>
+    <w:p>
+      <w:pPr>
+        <w:spacing w:after="0" w:line="360" w:lineRule="auto"/>
+        <w:ind w:firstLine="720"/>
+        <w:jc w:val="both"/>
+        <w:rPr>
+          <w:b/>
+          <w:bCs/>
+        </w:rPr>
+      </w:pPr>
+      <w:r>
+        <w:rPr>
+          <w:b/>
+          <w:bCs/>
+        </w:rPr>
+        <w:t>Трудность 1.</w:t>
+      </w:r>
+    </w:p>
+    <w:p>
+      <w:pPr>
+        <w:spacing w:after="0" w:line="360" w:lineRule="auto"/>
+        <w:ind w:firstLine="720"/>
+        <w:jc w:val="both"/>
+      </w:pPr>
+      <w:r>
+        <w:t>Самым сложным оказалось разобраться, какие методы должны быть статическими, а какие — обычными. Изначально хотелось сделать все методы статическими, но это неправильно.</w:t>
+      </w:r>
+    </w:p>
+    <w:p>
+      <w:pPr>
+        <w:spacing w:after="0" w:line="360" w:lineRule="auto"/>
+        <w:ind w:firstLine="720"/>
+        <w:jc w:val="both"/>
+      </w:pPr>
+      <w:r>
+        <w:rPr>
+          <w:b/>
+          <w:bCs/>
+        </w:rPr>
+        <w:t>Решение.</w:t>
+      </w:r>
+      <w:r>
+        <w:t> После изучения материала решил:</w:t>
+      </w:r>
+    </w:p>
+    <w:p>
+      <w:pPr>
+        <w:numPr>
+          <w:ilvl w:val="0"/>
+          <w:numId w:val="26"/>
+        </w:numPr>
+        <w:spacing w:after="0" w:line="360" w:lineRule="auto"/>
+        <w:jc w:val="both"/>
+      </w:pPr>
+      <w:r>
+        <w:t>сделать статическими методы </w:t>
+      </w:r>
+      <w:proofErr w:type="spellStart"/>
+      <w:r>
+        <w:t>get_</w:t>
+      </w:r>
+      <w:proofErr w:type="gramStart"/>
+      <w:r>
+        <w:t>data</w:t>
+      </w:r>
+      <w:proofErr w:type="spellEnd"/>
+      <w:r>
+        <w:t>(</w:t>
+      </w:r>
+      <w:proofErr w:type="gramEnd"/>
+      <w:r>
+        <w:t>) и </w:t>
+      </w:r>
+      <w:proofErr w:type="spellStart"/>
+      <w:r>
+        <w:t>count_files</w:t>
+      </w:r>
+      <w:proofErr w:type="spellEnd"/>
+      <w:r>
+        <w:t>(), так как они выполняют вспомогательные операции и не требуют доступа к конкретному объекту;</w:t>
+      </w:r>
+    </w:p>
+    <w:p>
+      <w:pPr>
+        <w:numPr>
+          <w:ilvl w:val="0"/>
+          <w:numId w:val="26"/>
+        </w:numPr>
+        <w:spacing w:after="0" w:line="360" w:lineRule="auto"/>
+        <w:jc w:val="both"/>
+      </w:pPr>
+      <w:r>
+        <w:t>остальные методы (</w:t>
+      </w:r>
+      <w:proofErr w:type="spellStart"/>
+      <w:r>
+        <w:t>out_List</w:t>
+      </w:r>
+      <w:proofErr w:type="spellEnd"/>
+      <w:r>
+        <w:t>, </w:t>
+      </w:r>
+      <w:proofErr w:type="spellStart"/>
+      <w:r>
+        <w:t>button_add_click</w:t>
+      </w:r>
+      <w:proofErr w:type="spellEnd"/>
+      <w:r>
+        <w:t>, </w:t>
+      </w:r>
+      <w:proofErr w:type="spellStart"/>
+      <w:r>
+        <w:t>search_List</w:t>
+      </w:r>
+      <w:proofErr w:type="spellEnd"/>
+      <w:r>
+        <w:t>) сделал обычными, так как они работают с данными объекта через </w:t>
+      </w:r>
+      <w:proofErr w:type="spellStart"/>
+      <w:r>
+        <w:t>self.data</w:t>
+      </w:r>
+      <w:proofErr w:type="spellEnd"/>
+      <w:r>
+        <w:t>.</w:t>
+      </w:r>
+    </w:p>
+    <w:p>
+      <w:pPr>
+        <w:spacing w:after="0" w:line="360" w:lineRule="auto"/>
+        <w:ind w:firstLine="720"/>
+        <w:jc w:val="both"/>
+        <w:rPr>
+          <w:b/>
+          <w:bCs/>
+        </w:rPr>
+      </w:pPr>
+    </w:p>
+    <w:p>
+      <w:pPr>
+        <w:spacing w:after="0" w:line="360" w:lineRule="auto"/>
+        <w:ind w:firstLine="720"/>
+        <w:jc w:val="both"/>
+      </w:pPr>
+      <w:r>
+        <w:rPr>
+          <w:b/>
+          <w:bCs/>
+        </w:rPr>
+        <w:t xml:space="preserve">Трудность 2. </w:t>
+      </w:r>
+    </w:p>
+    <w:p>
+      <w:pPr>
+        <w:spacing w:after="0" w:line="360" w:lineRule="auto"/>
+        <w:ind w:firstLine="720"/>
+        <w:jc w:val="both"/>
+      </w:pPr>
+      <w:r>
+        <w:t>В третьей лабораторной работе данные хранились в глобальной переменной </w:t>
+      </w:r>
+      <w:proofErr w:type="spellStart"/>
+      <w:r>
+        <w:t>data</w:t>
+      </w:r>
+      <w:proofErr w:type="spellEnd"/>
+      <w:r>
+        <w:t>. При переходе к классам потребовалось полностью убрать глобальные переменные.</w:t>
+      </w:r>
+    </w:p>
+    <w:p>
+      <w:pPr>
+        <w:spacing w:after="0" w:line="360" w:lineRule="auto"/>
+        <w:ind w:firstLine="720"/>
+        <w:jc w:val="both"/>
+      </w:pPr>
+      <w:r>
+        <w:rPr>
+          <w:b/>
+          <w:bCs/>
+        </w:rPr>
+        <w:t>Решение.</w:t>
+      </w:r>
+      <w:r>
+        <w:t> Создал атрибуты объекта </w:t>
+      </w:r>
+      <w:proofErr w:type="spellStart"/>
+      <w:r>
+        <w:t>self.data</w:t>
+      </w:r>
+      <w:proofErr w:type="spellEnd"/>
+      <w:r>
+        <w:t>. Данные загружаются в конструкторе</w:t>
+      </w:r>
+      <w:r>
+        <w:t xml:space="preserve">. </w:t>
+      </w:r>
+      <w:r>
+        <w:t>Все методы теперь работают с </w:t>
+      </w:r>
+      <w:proofErr w:type="spellStart"/>
+      <w:r>
+        <w:t>self.data</w:t>
+      </w:r>
+      <w:proofErr w:type="spellEnd"/>
+      <w:r>
+        <w:t>, а не с глобальной переменной.</w:t>
+      </w:r>
+    </w:p>
+    <w:p>
+      <w:pPr>
+        <w:spacing w:after="0" w:line="360" w:lineRule="auto"/>
+        <w:ind w:firstLine="720"/>
+        <w:jc w:val="both"/>
+      </w:pPr>
+      <w:r>
+        <w:br w:type="page"/>
+      </w:r>
+    </w:p>
+    <w:p>
+      <w:pPr>
+        <w:pStyle w:val="1"/>
+        <w:spacing w:before="0" w:line="360" w:lineRule="auto"/>
+        <w:rPr>
+          <w:rFonts w:ascii="Times New Roman" w:eastAsia="Times New Roman" w:hAnsi="Times New Roman" w:cs="Times New Roman"/>
+          <w:b/>
+          <w:bCs/>
+          <w:color w:val="auto"/>
+          <w:sz w:val="28"/>
+          <w:szCs w:val="28"/>
+        </w:rPr>
+      </w:pPr>
+      <w:r>
+        <w:rPr>
+          <w:rFonts w:ascii="Times New Roman" w:eastAsia="Times New Roman" w:hAnsi="Times New Roman" w:cs="Times New Roman"/>
+          <w:b/>
+          <w:bCs/>
+          <w:color w:val="auto"/>
+          <w:sz w:val="28"/>
+          <w:szCs w:val="28"/>
+        </w:rPr>
+        <w:lastRenderedPageBreak/>
+        <w:t xml:space="preserve">4. </w:t>
+      </w:r>
+      <w:bookmarkStart w:id="4" w:name="_Toc231646423"/>
+      <w:r>
+        <w:rPr>
+          <w:rFonts w:ascii="Times New Roman" w:eastAsia="Times New Roman" w:hAnsi="Times New Roman" w:cs="Times New Roman"/>
+          <w:b/>
+          <w:bCs/>
+          <w:color w:val="auto"/>
+          <w:sz w:val="28"/>
+          <w:szCs w:val="28"/>
+        </w:rPr>
+        <w:t>Вывод</w:t>
+      </w:r>
+      <w:r>
+        <w:rPr>
+          <w:rFonts w:ascii="Times New Roman" w:eastAsia="Times New Roman" w:hAnsi="Times New Roman" w:cs="Times New Roman"/>
+          <w:b/>
+          <w:bCs/>
+          <w:color w:val="auto"/>
+          <w:sz w:val="28"/>
+          <w:szCs w:val="28"/>
+        </w:rPr>
+        <w:t xml:space="preserve"> по проделанной работе</w:t>
+      </w:r>
+      <w:bookmarkEnd w:id="4"/>
+    </w:p>
+    <w:p>
+      <w:pPr>
+        <w:pBdr>
+          <w:top w:val="nil"/>
+          <w:left w:val="nil"/>
+          <w:bottom w:val="nil"/>
+          <w:right w:val="nil"/>
+          <w:between w:val="nil"/>
+        </w:pBdr>
+        <w:spacing w:after="0" w:line="360" w:lineRule="auto"/>
+        <w:ind w:firstLine="720"/>
+      </w:pPr>
+      <w:r>
+        <w:t xml:space="preserve">В ходе работы я переписал программу из третьей лабораторной с использованием классов. Все данные теперь хранятся в </w:t>
+      </w:r>
+      <w:proofErr w:type="spellStart"/>
+      <w:r>
+        <w:t>self.data</w:t>
+      </w:r>
+      <w:proofErr w:type="spellEnd"/>
+      <w:r>
+        <w:t xml:space="preserve">, а функции стали методами. Глобальные переменные полностью убраны. Статические методы </w:t>
+      </w:r>
+      <w:proofErr w:type="spellStart"/>
+      <w:r>
+        <w:t>get_data</w:t>
+      </w:r>
+      <w:proofErr w:type="spellEnd"/>
+      <w:r>
+        <w:t xml:space="preserve"> и </w:t>
+      </w:r>
+      <w:proofErr w:type="spellStart"/>
+      <w:r>
+        <w:t>count_files</w:t>
+      </w:r>
+      <w:proofErr w:type="spellEnd"/>
+      <w:r>
+        <w:t xml:space="preserve"> вызываются без создания объекта и выполняют вспомогательные операции, не привязанные к конкретному автомобилю. Код стал чище, понятнее и легче расширяется. Программа полностью соответствует требованиям лабораторной работы.</w:t>
+      </w:r>
+    </w:p>
+    <w:p>
+      <w:pPr>
+        <w:pBdr>
+          <w:top w:val="nil"/>
+          <w:left w:val="nil"/>
+          <w:bottom w:val="nil"/>
+          <w:right w:val="nil"/>
+          <w:between w:val="nil"/>
+        </w:pBdr>
+        <w:spacing w:after="0" w:line="360" w:lineRule="auto"/>
+        <w:ind w:firstLine="720"/>
+        <w:rPr>
+          <w:szCs w:val="32"/>
+        </w:rPr>
+      </w:pPr>
+    </w:p>
+    <w:p>
+      <w:pPr>
+        <w:rPr>
+          <w:rFonts w:eastAsia="Times New Roman"/>
+          <w:b/>
+          <w:bCs/>
+          <w:color w:val="auto"/>
+        </w:rPr>
+      </w:pPr>
+      <w:r>
+        <w:rPr>
+          <w:rFonts w:eastAsia="Times New Roman"/>
+          <w:b/>
+          <w:bCs/>
+          <w:color w:val="auto"/>
+        </w:rPr>
+        <w:br w:type="page"/>
+      </w:r>
+    </w:p>
+    <w:p>
+      <w:pPr>
+        <w:pStyle w:val="1"/>
+        <w:spacing w:before="0" w:line="360" w:lineRule="auto"/>
+        <w:rPr>
+          <w:rFonts w:ascii="Times New Roman" w:eastAsia="Times New Roman" w:hAnsi="Times New Roman" w:cs="Times New Roman"/>
+          <w:b/>
+          <w:bCs/>
+          <w:color w:val="auto"/>
+          <w:sz w:val="28"/>
+          <w:szCs w:val="28"/>
+        </w:rPr>
+      </w:pPr>
+      <w:r>
+        <w:rPr>
+          <w:rFonts w:ascii="Times New Roman" w:eastAsia="Times New Roman" w:hAnsi="Times New Roman" w:cs="Times New Roman"/>
+          <w:b/>
+          <w:bCs/>
+          <w:color w:val="auto"/>
+          <w:sz w:val="28"/>
+          <w:szCs w:val="28"/>
+        </w:rPr>
+        <w:lastRenderedPageBreak/>
+        <w:t xml:space="preserve">5. </w:t>
+      </w:r>
+      <w:bookmarkStart w:id="5" w:name="_Toc231646424"/>
+      <w:r>
+        <w:rPr>
+          <w:rFonts w:ascii="Times New Roman" w:eastAsia="Times New Roman" w:hAnsi="Times New Roman" w:cs="Times New Roman"/>
+          <w:b/>
+          <w:bCs/>
+          <w:color w:val="auto"/>
+          <w:sz w:val="28"/>
+          <w:szCs w:val="28"/>
+        </w:rPr>
         <w:t>Приложение</w:t>
       </w:r>
       <w:bookmarkEnd w:id="5"/>
@@ -7649,7 +14632,6 @@
           <w:color w:val="EEFFFF"/>
           <w:sz w:val="16"/>
           <w:szCs w:val="16"/>
-          <w:lang w:val="en-US"/>
         </w:rPr>
       </w:pPr>
       <w:r>
@@ -7662,7 +14644,6 @@
         </w:rPr>
         <w:t xml:space="preserve">                </w:t>
       </w:r>
-      <w:proofErr w:type="spellStart"/>
       <w:proofErr w:type="gramStart"/>
       <w:r>
         <w:rPr>
@@ -7680,7 +14661,6 @@
           <w:color w:val="89DDFF"/>
           <w:sz w:val="16"/>
           <w:szCs w:val="16"/>
-          <w:lang w:val="en-US"/>
         </w:rPr>
         <w:t>.</w:t>
       </w:r>
@@ -7694,7 +14674,6 @@
         </w:rPr>
         <w:t>insert</w:t>
       </w:r>
-      <w:proofErr w:type="spellEnd"/>
       <w:proofErr w:type="gramEnd"/>
       <w:r>
         <w:rPr>
@@ -7702,7 +14681,6 @@
           <w:color w:val="89DDFF"/>
           <w:sz w:val="16"/>
           <w:szCs w:val="16"/>
-          <w:lang w:val="en-US"/>
         </w:rPr>
         <w:t>("",</w:t>
       </w:r>
@@ -7712,7 +14690,6 @@
           <w:color w:val="82AAFF"/>
           <w:sz w:val="16"/>
           <w:szCs w:val="16"/>
-          <w:lang w:val="en-US"/>
         </w:rPr>
         <w:t xml:space="preserve"> </w:t>
       </w:r>
@@ -7722,7 +14699,6 @@
           <w:color w:val="89DDFF"/>
           <w:sz w:val="16"/>
           <w:szCs w:val="16"/>
-          <w:lang w:val="en-US"/>
         </w:rPr>
         <w:t>"</w:t>
       </w:r>
@@ -7742,7 +14718,6 @@
           <w:color w:val="89DDFF"/>
           <w:sz w:val="16"/>
           <w:szCs w:val="16"/>
-          <w:lang w:val="en-US"/>
         </w:rPr>
         <w:t>",</w:t>
       </w:r>
@@ -7752,7 +14727,6 @@
           <w:color w:val="82AAFF"/>
           <w:sz w:val="16"/>
           <w:szCs w:val="16"/>
-          <w:lang w:val="en-US"/>
         </w:rPr>
         <w:t xml:space="preserve"> </w:t>
       </w:r>
@@ -7772,7 +14746,6 @@
           <w:color w:val="89DDFF"/>
           <w:sz w:val="16"/>
           <w:szCs w:val="16"/>
-          <w:lang w:val="en-US"/>
         </w:rPr>
         <w:t>=</w:t>
       </w:r>
@@ -7792,7 +14765,6 @@
           <w:color w:val="89DDFF"/>
           <w:sz w:val="16"/>
           <w:szCs w:val="16"/>
-          <w:lang w:val="en-US"/>
         </w:rPr>
         <w:t>)</w:t>
       </w:r>
@@ -7802,7 +14774,6 @@
           <w:color w:val="EEFFFF"/>
           <w:sz w:val="16"/>
           <w:szCs w:val="16"/>
-          <w:lang w:val="en-US"/>
         </w:rPr>
         <w:t xml:space="preserve"> </w:t>
       </w:r>
@@ -7814,7 +14785,6 @@
           <w:color w:val="546E7A"/>
           <w:sz w:val="16"/>
           <w:szCs w:val="16"/>
-          <w:lang w:val="en-US"/>
         </w:rPr>
         <w:t xml:space="preserve"># "" - </w:t>
       </w:r>
@@ -7837,7 +14807,6 @@
           <w:color w:val="546E7A"/>
           <w:sz w:val="16"/>
           <w:szCs w:val="16"/>
-          <w:lang w:val="en-US"/>
         </w:rPr>
         <w:t xml:space="preserve"> </w:t>
       </w:r>
@@ -7860,9 +14829,8 @@
           <w:color w:val="546E7A"/>
           <w:sz w:val="16"/>
           <w:szCs w:val="16"/>
-          <w:lang w:val="en-US"/>
-        </w:rPr>
-        <w:t xml:space="preserve">, "end" - </w:t>
+        </w:rPr>
+        <w:t>, "</w:t>
       </w:r>
       <w:r>
         <w:rPr>
@@ -7872,8 +14840,9 @@
           <w:color w:val="546E7A"/>
           <w:sz w:val="16"/>
           <w:szCs w:val="16"/>
-        </w:rPr>
-        <w:t>вставить</w:t>
+          <w:lang w:val="en-US"/>
+        </w:rPr>
+        <w:t>end</w:t>
       </w:r>
       <w:r>
         <w:rPr>
@@ -7883,9 +14852,8 @@
           <w:color w:val="546E7A"/>
           <w:sz w:val="16"/>
           <w:szCs w:val="16"/>
-          <w:lang w:val="en-US"/>
-        </w:rPr>
-        <w:t xml:space="preserve"> </w:t>
+        </w:rPr>
+        <w:t xml:space="preserve">" - </w:t>
       </w:r>
       <w:r>
         <w:rPr>
@@ -7896,7 +14864,7 @@
           <w:sz w:val="16"/>
           <w:szCs w:val="16"/>
         </w:rPr>
-        <w:t>в</w:t>
+        <w:t>вставить</w:t>
       </w:r>
       <w:r>
         <w:rPr>
@@ -7906,7 +14874,6 @@
           <w:color w:val="546E7A"/>
           <w:sz w:val="16"/>
           <w:szCs w:val="16"/>
-          <w:lang w:val="en-US"/>
         </w:rPr>
         <w:t xml:space="preserve"> </w:t>
       </w:r>
@@ -7919,7 +14886,7 @@
           <w:sz w:val="16"/>
           <w:szCs w:val="16"/>
         </w:rPr>
-        <w:t>конец</w:t>
+        <w:t>в</w:t>
       </w:r>
       <w:r>
         <w:rPr>
@@ -7929,9 +14896,8 @@
           <w:color w:val="546E7A"/>
           <w:sz w:val="16"/>
           <w:szCs w:val="16"/>
-          <w:lang w:val="en-US"/>
-        </w:rPr>
-        <w:t xml:space="preserve">, </w:t>
+        </w:rPr>
+        <w:t xml:space="preserve"> </w:t>
       </w:r>
       <w:r>
         <w:rPr>
@@ -7942,7 +14908,7 @@
           <w:sz w:val="16"/>
           <w:szCs w:val="16"/>
         </w:rPr>
-        <w:t>что</w:t>
+        <w:t>конец</w:t>
       </w:r>
       <w:r>
         <w:rPr>
@@ -7952,9 +14918,8 @@
           <w:color w:val="546E7A"/>
           <w:sz w:val="16"/>
           <w:szCs w:val="16"/>
-          <w:lang w:val="en-US"/>
-        </w:rPr>
-        <w:t xml:space="preserve"> </w:t>
+        </w:rPr>
+        <w:t xml:space="preserve">, </w:t>
       </w:r>
       <w:r>
         <w:rPr>
@@ -7965,6 +14930,28 @@
           <w:sz w:val="16"/>
           <w:szCs w:val="16"/>
         </w:rPr>
+        <w:t>что</w:t>
+      </w:r>
+      <w:r>
+        <w:rPr>
+          <w:rFonts w:ascii="Consolas" w:eastAsia="Times New Roman" w:hAnsi="Consolas"/>
+          <w:i/>
+          <w:iCs/>
+          <w:color w:val="546E7A"/>
+          <w:sz w:val="16"/>
+          <w:szCs w:val="16"/>
+        </w:rPr>
+        <w:t xml:space="preserve"> </w:t>
+      </w:r>
+      <w:r>
+        <w:rPr>
+          <w:rFonts w:ascii="Consolas" w:eastAsia="Times New Roman" w:hAnsi="Consolas"/>
+          <w:i/>
+          <w:iCs/>
+          <w:color w:val="546E7A"/>
+          <w:sz w:val="16"/>
+          <w:szCs w:val="16"/>
+        </w:rPr>
         <w:t>вставить</w:t>
       </w:r>
     </w:p>
@@ -7988,7 +14975,73 @@
           <w:szCs w:val="16"/>
           <w:lang w:val="en-US"/>
         </w:rPr>
-        <w:t xml:space="preserve">        </w:t>
+        <w:t> </w:t>
+      </w:r>
+      <w:r>
+        <w:rPr>
+          <w:rFonts w:ascii="Consolas" w:eastAsia="Times New Roman" w:hAnsi="Consolas"/>
+          <w:color w:val="EEFFFF"/>
+          <w:sz w:val="16"/>
+          <w:szCs w:val="16"/>
+        </w:rPr>
+        <w:t xml:space="preserve"> </w:t>
+      </w:r>
+      <w:r>
+        <w:rPr>
+          <w:rFonts w:ascii="Consolas" w:eastAsia="Times New Roman" w:hAnsi="Consolas"/>
+          <w:color w:val="EEFFFF"/>
+          <w:sz w:val="16"/>
+          <w:szCs w:val="16"/>
+          <w:lang w:val="en-US"/>
+        </w:rPr>
+        <w:t> </w:t>
+      </w:r>
+      <w:r>
+        <w:rPr>
+          <w:rFonts w:ascii="Consolas" w:eastAsia="Times New Roman" w:hAnsi="Consolas"/>
+          <w:color w:val="EEFFFF"/>
+          <w:sz w:val="16"/>
+          <w:szCs w:val="16"/>
+        </w:rPr>
+        <w:t xml:space="preserve"> </w:t>
+      </w:r>
+      <w:r>
+        <w:rPr>
+          <w:rFonts w:ascii="Consolas" w:eastAsia="Times New Roman" w:hAnsi="Consolas"/>
+          <w:color w:val="EEFFFF"/>
+          <w:sz w:val="16"/>
+          <w:szCs w:val="16"/>
+          <w:lang w:val="en-US"/>
+        </w:rPr>
+        <w:t> </w:t>
+      </w:r>
+      <w:r>
+        <w:rPr>
+          <w:rFonts w:ascii="Consolas" w:eastAsia="Times New Roman" w:hAnsi="Consolas"/>
+          <w:color w:val="EEFFFF"/>
+          <w:sz w:val="16"/>
+          <w:szCs w:val="16"/>
+        </w:rPr>
+        <w:t xml:space="preserve"> </w:t>
+      </w:r>
+      <w:r>
+        <w:rPr>
+          <w:rFonts w:ascii="Consolas" w:eastAsia="Times New Roman" w:hAnsi="Consolas"/>
+          <w:color w:val="EEFFFF"/>
+          <w:sz w:val="16"/>
+          <w:szCs w:val="16"/>
+          <w:lang w:val="en-US"/>
+        </w:rPr>
+        <w:t> </w:t>
+      </w:r>
+      <w:r>
+        <w:rPr>
+          <w:rFonts w:ascii="Consolas" w:eastAsia="Times New Roman" w:hAnsi="Consolas"/>
+          <w:color w:val="EEFFFF"/>
+          <w:sz w:val="16"/>
+          <w:szCs w:val="16"/>
+        </w:rPr>
+        <w:t xml:space="preserve"> </w:t>
       </w:r>
       <w:proofErr w:type="spellStart"/>
       <w:r>
@@ -9576,6 +16629,7 @@
           <w:color w:val="EEFFFF"/>
           <w:sz w:val="16"/>
           <w:szCs w:val="16"/>
+          <w:lang w:val="en-US"/>
         </w:rPr>
       </w:pPr>
       <w:r>
@@ -9594,6 +16648,7 @@
           <w:color w:val="EEFFFF"/>
           <w:sz w:val="16"/>
           <w:szCs w:val="16"/>
+          <w:lang w:val="en-US"/>
         </w:rPr>
         <w:t>val_date</w:t>
       </w:r>
@@ -9604,6 +16659,7 @@
           <w:color w:val="EEFFFF"/>
           <w:sz w:val="16"/>
           <w:szCs w:val="16"/>
+          <w:lang w:val="en-US"/>
         </w:rPr>
         <w:t xml:space="preserve"> </w:t>
       </w:r>
@@ -9613,6 +16669,7 @@
           <w:color w:val="89DDFF"/>
           <w:sz w:val="16"/>
           <w:szCs w:val="16"/>
+          <w:lang w:val="en-US"/>
         </w:rPr>
         <w:t>=</w:t>
       </w:r>
@@ -9622,6 +16679,7 @@
           <w:color w:val="EEFFFF"/>
           <w:sz w:val="16"/>
           <w:szCs w:val="16"/>
+          <w:lang w:val="en-US"/>
         </w:rPr>
         <w:t xml:space="preserve"> </w:t>
       </w:r>
@@ -9633,6 +16691,7 @@
           <w:color w:val="EEFFFF"/>
           <w:sz w:val="16"/>
           <w:szCs w:val="16"/>
+          <w:lang w:val="en-US"/>
         </w:rPr>
         <w:t>entry_date</w:t>
       </w:r>
@@ -9642,6 +16701,7 @@
           <w:color w:val="89DDFF"/>
           <w:sz w:val="16"/>
           <w:szCs w:val="16"/>
+          <w:lang w:val="en-US"/>
         </w:rPr>
         <w:t>.</w:t>
       </w:r>
@@ -9651,6 +16711,7 @@
           <w:color w:val="82AAFF"/>
           <w:sz w:val="16"/>
           <w:szCs w:val="16"/>
+          <w:lang w:val="en-US"/>
         </w:rPr>
         <w:t>get</w:t>
       </w:r>
@@ -9661,6 +16722,7 @@
           <w:color w:val="89DDFF"/>
           <w:sz w:val="16"/>
           <w:szCs w:val="16"/>
+          <w:lang w:val="en-US"/>
         </w:rPr>
         <w:t>(</w:t>
       </w:r>
@@ -9671,6 +16733,7 @@
           <w:color w:val="89DDFF"/>
           <w:sz w:val="16"/>
           <w:szCs w:val="16"/>
+          <w:lang w:val="en-US"/>
         </w:rPr>
         <w:t>)</w:t>
       </w:r>
@@ -9693,6 +16756,7 @@
           <w:color w:val="EEFFFF"/>
           <w:sz w:val="16"/>
           <w:szCs w:val="16"/>
+          <w:lang w:val="en-US"/>
         </w:rPr>
         <w:t xml:space="preserve">        </w:t>
       </w:r>
@@ -12049,6 +19113,7 @@
           <w:color w:val="EEFFFF"/>
           <w:sz w:val="16"/>
           <w:szCs w:val="16"/>
+          <w:lang w:val="en-US"/>
         </w:rPr>
       </w:pPr>
       <w:r>
@@ -12060,32 +19125,23 @@
         </w:rPr>
         <w:t xml:space="preserve">        </w:t>
       </w:r>
-      <w:proofErr w:type="spellStart"/>
-      <w:r>
-        <w:rPr>
-          <w:rFonts w:ascii="Consolas" w:eastAsia="Times New Roman" w:hAnsi="Consolas"/>
-          <w:color w:val="EEFFFF"/>
-          <w:sz w:val="16"/>
-          <w:szCs w:val="16"/>
-        </w:rPr>
-        <w:t>value</w:t>
-      </w:r>
-      <w:proofErr w:type="spellEnd"/>
-      <w:r>
-        <w:rPr>
-          <w:rFonts w:ascii="Consolas" w:eastAsia="Times New Roman" w:hAnsi="Consolas"/>
-          <w:color w:val="EEFFFF"/>
-          <w:sz w:val="16"/>
-          <w:szCs w:val="16"/>
-        </w:rPr>
-        <w:t xml:space="preserve"> </w:t>
-      </w:r>
-      <w:r>
-        <w:rPr>
-          <w:rFonts w:ascii="Consolas" w:eastAsia="Times New Roman" w:hAnsi="Consolas"/>
-          <w:color w:val="89DDFF"/>
-          <w:sz w:val="16"/>
-          <w:szCs w:val="16"/>
+      <w:r>
+        <w:rPr>
+          <w:rFonts w:ascii="Consolas" w:eastAsia="Times New Roman" w:hAnsi="Consolas"/>
+          <w:color w:val="EEFFFF"/>
+          <w:sz w:val="16"/>
+          <w:szCs w:val="16"/>
+          <w:lang w:val="en-US"/>
+        </w:rPr>
+        <w:t xml:space="preserve">value </w:t>
+      </w:r>
+      <w:r>
+        <w:rPr>
+          <w:rFonts w:ascii="Consolas" w:eastAsia="Times New Roman" w:hAnsi="Consolas"/>
+          <w:color w:val="89DDFF"/>
+          <w:sz w:val="16"/>
+          <w:szCs w:val="16"/>
+          <w:lang w:val="en-US"/>
         </w:rPr>
         <w:t>=</w:t>
       </w:r>
@@ -12095,6 +19151,7 @@
           <w:color w:val="EEFFFF"/>
           <w:sz w:val="16"/>
           <w:szCs w:val="16"/>
+          <w:lang w:val="en-US"/>
         </w:rPr>
         <w:t xml:space="preserve"> </w:t>
       </w:r>
@@ -12106,6 +19163,7 @@
           <w:color w:val="EEFFFF"/>
           <w:sz w:val="16"/>
           <w:szCs w:val="16"/>
+          <w:lang w:val="en-US"/>
         </w:rPr>
         <w:t>entry_search</w:t>
       </w:r>
@@ -12115,6 +19173,7 @@
           <w:color w:val="89DDFF"/>
           <w:sz w:val="16"/>
           <w:szCs w:val="16"/>
+          <w:lang w:val="en-US"/>
         </w:rPr>
         <w:t>.</w:t>
       </w:r>
@@ -12124,6 +19183,7 @@
           <w:color w:val="82AAFF"/>
           <w:sz w:val="16"/>
           <w:szCs w:val="16"/>
+          <w:lang w:val="en-US"/>
         </w:rPr>
         <w:t>get</w:t>
       </w:r>
@@ -12134,6 +19194,7 @@
           <w:color w:val="89DDFF"/>
           <w:sz w:val="16"/>
           <w:szCs w:val="16"/>
+          <w:lang w:val="en-US"/>
         </w:rPr>
         <w:t>(</w:t>
       </w:r>
@@ -12144,6 +19205,7 @@
           <w:color w:val="89DDFF"/>
           <w:sz w:val="16"/>
           <w:szCs w:val="16"/>
+          <w:lang w:val="en-US"/>
         </w:rPr>
         <w:t>)</w:t>
       </w:r>
@@ -12166,6 +19228,7 @@
           <w:color w:val="EEFFFF"/>
           <w:sz w:val="16"/>
           <w:szCs w:val="16"/>
+          <w:lang w:val="en-US"/>
         </w:rPr>
         <w:t xml:space="preserve">        </w:t>
       </w:r>
@@ -12276,7 +19339,6 @@
           <w:color w:val="EEFFFF"/>
           <w:sz w:val="16"/>
           <w:szCs w:val="16"/>
-          <w:lang w:val="en-US"/>
         </w:rPr>
       </w:pPr>
       <w:r>
@@ -12297,7 +19359,6 @@
           <w:color w:val="546E7A"/>
           <w:sz w:val="16"/>
           <w:szCs w:val="16"/>
-          <w:lang w:val="en-US"/>
         </w:rPr>
         <w:t xml:space="preserve"># </w:t>
       </w:r>
@@ -12320,7 +19381,6 @@
           <w:color w:val="546E7A"/>
           <w:sz w:val="16"/>
           <w:szCs w:val="16"/>
-          <w:lang w:val="en-US"/>
         </w:rPr>
         <w:t xml:space="preserve"> </w:t>
       </w:r>
@@ -12345,18 +19405,83 @@
           <w:color w:val="EEFFFF"/>
           <w:sz w:val="16"/>
           <w:szCs w:val="16"/>
-          <w:lang w:val="en-US"/>
-        </w:rPr>
-      </w:pPr>
-      <w:r>
-        <w:rPr>
-          <w:rFonts w:ascii="Consolas" w:eastAsia="Times New Roman" w:hAnsi="Consolas"/>
-          <w:color w:val="EEFFFF"/>
-          <w:sz w:val="16"/>
-          <w:szCs w:val="16"/>
-          <w:lang w:val="en-US"/>
-        </w:rPr>
-        <w:t xml:space="preserve">        </w:t>
+        </w:rPr>
+      </w:pPr>
+      <w:r>
+        <w:rPr>
+          <w:rFonts w:ascii="Consolas" w:eastAsia="Times New Roman" w:hAnsi="Consolas"/>
+          <w:color w:val="EEFFFF"/>
+          <w:sz w:val="16"/>
+          <w:szCs w:val="16"/>
+          <w:lang w:val="en-US"/>
+        </w:rPr>
+        <w:t> </w:t>
+      </w:r>
+      <w:r>
+        <w:rPr>
+          <w:rFonts w:ascii="Consolas" w:eastAsia="Times New Roman" w:hAnsi="Consolas"/>
+          <w:color w:val="EEFFFF"/>
+          <w:sz w:val="16"/>
+          <w:szCs w:val="16"/>
+        </w:rPr>
+        <w:t xml:space="preserve"> </w:t>
+      </w:r>
+      <w:r>
+        <w:rPr>
+          <w:rFonts w:ascii="Consolas" w:eastAsia="Times New Roman" w:hAnsi="Consolas"/>
+          <w:color w:val="EEFFFF"/>
+          <w:sz w:val="16"/>
+          <w:szCs w:val="16"/>
+          <w:lang w:val="en-US"/>
+        </w:rPr>
+        <w:t> </w:t>
+      </w:r>
+      <w:r>
+        <w:rPr>
+          <w:rFonts w:ascii="Consolas" w:eastAsia="Times New Roman" w:hAnsi="Consolas"/>
+          <w:color w:val="EEFFFF"/>
+          <w:sz w:val="16"/>
+          <w:szCs w:val="16"/>
+        </w:rPr>
+        <w:t xml:space="preserve"> </w:t>
+      </w:r>
+      <w:r>
+        <w:rPr>
+          <w:rFonts w:ascii="Consolas" w:eastAsia="Times New Roman" w:hAnsi="Consolas"/>
+          <w:color w:val="EEFFFF"/>
+          <w:sz w:val="16"/>
+          <w:szCs w:val="16"/>
+          <w:lang w:val="en-US"/>
+        </w:rPr>
+        <w:t> </w:t>
+      </w:r>
+      <w:r>
+        <w:rPr>
+          <w:rFonts w:ascii="Consolas" w:eastAsia="Times New Roman" w:hAnsi="Consolas"/>
+          <w:color w:val="EEFFFF"/>
+          <w:sz w:val="16"/>
+          <w:szCs w:val="16"/>
+        </w:rPr>
+        <w:t xml:space="preserve"> </w:t>
+      </w:r>
+      <w:r>
+        <w:rPr>
+          <w:rFonts w:ascii="Consolas" w:eastAsia="Times New Roman" w:hAnsi="Consolas"/>
+          <w:color w:val="EEFFFF"/>
+          <w:sz w:val="16"/>
+          <w:szCs w:val="16"/>
+          <w:lang w:val="en-US"/>
+        </w:rPr>
+        <w:t> </w:t>
+      </w:r>
+      <w:r>
+        <w:rPr>
+          <w:rFonts w:ascii="Consolas" w:eastAsia="Times New Roman" w:hAnsi="Consolas"/>
+          <w:color w:val="EEFFFF"/>
+          <w:sz w:val="16"/>
+          <w:szCs w:val="16"/>
+        </w:rPr>
+        <w:t xml:space="preserve"> </w:t>
       </w:r>
       <w:r>
         <w:rPr>
@@ -12376,17 +19501,34 @@
           <w:color w:val="EEFFFF"/>
           <w:sz w:val="16"/>
           <w:szCs w:val="16"/>
-          <w:lang w:val="en-US"/>
-        </w:rPr>
-        <w:t xml:space="preserve"> column </w:t>
-      </w:r>
-      <w:r>
-        <w:rPr>
-          <w:rFonts w:ascii="Consolas" w:eastAsia="Times New Roman" w:hAnsi="Consolas"/>
-          <w:color w:val="89DDFF"/>
-          <w:sz w:val="16"/>
-          <w:szCs w:val="16"/>
-          <w:lang w:val="en-US"/>
+        </w:rPr>
+        <w:t xml:space="preserve"> </w:t>
+      </w:r>
+      <w:r>
+        <w:rPr>
+          <w:rFonts w:ascii="Consolas" w:eastAsia="Times New Roman" w:hAnsi="Consolas"/>
+          <w:color w:val="EEFFFF"/>
+          <w:sz w:val="16"/>
+          <w:szCs w:val="16"/>
+          <w:lang w:val="en-US"/>
+        </w:rPr>
+        <w:t>column</w:t>
+      </w:r>
+      <w:r>
+        <w:rPr>
+          <w:rFonts w:ascii="Consolas" w:eastAsia="Times New Roman" w:hAnsi="Consolas"/>
+          <w:color w:val="EEFFFF"/>
+          <w:sz w:val="16"/>
+          <w:szCs w:val="16"/>
+        </w:rPr>
+        <w:t xml:space="preserve"> </w:t>
+      </w:r>
+      <w:r>
+        <w:rPr>
+          <w:rFonts w:ascii="Consolas" w:eastAsia="Times New Roman" w:hAnsi="Consolas"/>
+          <w:color w:val="89DDFF"/>
+          <w:sz w:val="16"/>
+          <w:szCs w:val="16"/>
         </w:rPr>
         <w:t>==</w:t>
       </w:r>
@@ -12396,7 +19538,6 @@
           <w:color w:val="EEFFFF"/>
           <w:sz w:val="16"/>
           <w:szCs w:val="16"/>
-          <w:lang w:val="en-US"/>
         </w:rPr>
         <w:t xml:space="preserve"> </w:t>
       </w:r>
@@ -12406,7 +19547,6 @@
           <w:color w:val="89DDFF"/>
           <w:sz w:val="16"/>
           <w:szCs w:val="16"/>
-          <w:lang w:val="en-US"/>
         </w:rPr>
         <w:t>'</w:t>
       </w:r>
@@ -12426,7 +19566,6 @@
           <w:color w:val="89DDFF"/>
           <w:sz w:val="16"/>
           <w:szCs w:val="16"/>
-          <w:lang w:val="en-US"/>
         </w:rPr>
         <w:t>':</w:t>
       </w:r>
@@ -12451,7 +19590,121 @@
           <w:szCs w:val="16"/>
           <w:lang w:val="en-US"/>
         </w:rPr>
-        <w:t xml:space="preserve">            column </w:t>
+        <w:t> </w:t>
+      </w:r>
+      <w:r>
+        <w:rPr>
+          <w:rFonts w:ascii="Consolas" w:eastAsia="Times New Roman" w:hAnsi="Consolas"/>
+          <w:color w:val="EEFFFF"/>
+          <w:sz w:val="16"/>
+          <w:szCs w:val="16"/>
+        </w:rPr>
+        <w:t xml:space="preserve"> </w:t>
+      </w:r>
+      <w:r>
+        <w:rPr>
+          <w:rFonts w:ascii="Consolas" w:eastAsia="Times New Roman" w:hAnsi="Consolas"/>
+          <w:color w:val="EEFFFF"/>
+          <w:sz w:val="16"/>
+          <w:szCs w:val="16"/>
+          <w:lang w:val="en-US"/>
+        </w:rPr>
+        <w:t> </w:t>
+      </w:r>
+      <w:r>
+        <w:rPr>
+          <w:rFonts w:ascii="Consolas" w:eastAsia="Times New Roman" w:hAnsi="Consolas"/>
+          <w:color w:val="EEFFFF"/>
+          <w:sz w:val="16"/>
+          <w:szCs w:val="16"/>
+        </w:rPr>
+        <w:t xml:space="preserve"> </w:t>
+      </w:r>
+      <w:r>
+        <w:rPr>
+          <w:rFonts w:ascii="Consolas" w:eastAsia="Times New Roman" w:hAnsi="Consolas"/>
+          <w:color w:val="EEFFFF"/>
+          <w:sz w:val="16"/>
+          <w:szCs w:val="16"/>
+          <w:lang w:val="en-US"/>
+        </w:rPr>
+        <w:t> </w:t>
+      </w:r>
+      <w:r>
+        <w:rPr>
+          <w:rFonts w:ascii="Consolas" w:eastAsia="Times New Roman" w:hAnsi="Consolas"/>
+          <w:color w:val="EEFFFF"/>
+          <w:sz w:val="16"/>
+          <w:szCs w:val="16"/>
+        </w:rPr>
+        <w:t xml:space="preserve"> </w:t>
+      </w:r>
+      <w:r>
+        <w:rPr>
+          <w:rFonts w:ascii="Consolas" w:eastAsia="Times New Roman" w:hAnsi="Consolas"/>
+          <w:color w:val="EEFFFF"/>
+          <w:sz w:val="16"/>
+          <w:szCs w:val="16"/>
+          <w:lang w:val="en-US"/>
+        </w:rPr>
+        <w:t> </w:t>
+      </w:r>
+      <w:r>
+        <w:rPr>
+          <w:rFonts w:ascii="Consolas" w:eastAsia="Times New Roman" w:hAnsi="Consolas"/>
+          <w:color w:val="EEFFFF"/>
+          <w:sz w:val="16"/>
+          <w:szCs w:val="16"/>
+        </w:rPr>
+        <w:t xml:space="preserve"> </w:t>
+      </w:r>
+      <w:r>
+        <w:rPr>
+          <w:rFonts w:ascii="Consolas" w:eastAsia="Times New Roman" w:hAnsi="Consolas"/>
+          <w:color w:val="EEFFFF"/>
+          <w:sz w:val="16"/>
+          <w:szCs w:val="16"/>
+          <w:lang w:val="en-US"/>
+        </w:rPr>
+        <w:t> </w:t>
+      </w:r>
+      <w:r>
+        <w:rPr>
+          <w:rFonts w:ascii="Consolas" w:eastAsia="Times New Roman" w:hAnsi="Consolas"/>
+          <w:color w:val="EEFFFF"/>
+          <w:sz w:val="16"/>
+          <w:szCs w:val="16"/>
+        </w:rPr>
+        <w:t xml:space="preserve"> </w:t>
+      </w:r>
+      <w:r>
+        <w:rPr>
+          <w:rFonts w:ascii="Consolas" w:eastAsia="Times New Roman" w:hAnsi="Consolas"/>
+          <w:color w:val="EEFFFF"/>
+          <w:sz w:val="16"/>
+          <w:szCs w:val="16"/>
+          <w:lang w:val="en-US"/>
+        </w:rPr>
+        <w:t> </w:t>
+      </w:r>
+      <w:r>
+        <w:rPr>
+          <w:rFonts w:ascii="Consolas" w:eastAsia="Times New Roman" w:hAnsi="Consolas"/>
+          <w:color w:val="EEFFFF"/>
+          <w:sz w:val="16"/>
+          <w:szCs w:val="16"/>
+        </w:rPr>
+        <w:t xml:space="preserve"> </w:t>
+      </w:r>
+      <w:r>
+        <w:rPr>
+          <w:rFonts w:ascii="Consolas" w:eastAsia="Times New Roman" w:hAnsi="Consolas"/>
+          <w:color w:val="EEFFFF"/>
+          <w:sz w:val="16"/>
+          <w:szCs w:val="16"/>
+          <w:lang w:val="en-US"/>
+        </w:rPr>
+        <w:t xml:space="preserve">column </w:t>
       </w:r>
       <w:r>
         <w:rPr>
@@ -12906,26 +20159,33 @@
           <w:color w:val="EEFFFF"/>
           <w:sz w:val="16"/>
           <w:szCs w:val="16"/>
-          <w:lang w:val="en-US"/>
-        </w:rPr>
-      </w:pPr>
-      <w:r>
-        <w:rPr>
-          <w:rFonts w:ascii="Consolas" w:eastAsia="Times New Roman" w:hAnsi="Consolas"/>
-          <w:color w:val="EEFFFF"/>
-          <w:sz w:val="16"/>
-          <w:szCs w:val="16"/>
-          <w:lang w:val="en-US"/>
-        </w:rPr>
-        <w:t xml:space="preserve">            column </w:t>
-      </w:r>
-      <w:r>
-        <w:rPr>
-          <w:rFonts w:ascii="Consolas" w:eastAsia="Times New Roman" w:hAnsi="Consolas"/>
-          <w:color w:val="89DDFF"/>
-          <w:sz w:val="16"/>
-          <w:szCs w:val="16"/>
-          <w:lang w:val="en-US"/>
+        </w:rPr>
+      </w:pPr>
+      <w:r>
+        <w:rPr>
+          <w:rFonts w:ascii="Consolas" w:eastAsia="Times New Roman" w:hAnsi="Consolas"/>
+          <w:color w:val="EEFFFF"/>
+          <w:sz w:val="16"/>
+          <w:szCs w:val="16"/>
+          <w:lang w:val="en-US"/>
+        </w:rPr>
+        <w:t>            column</w:t>
+      </w:r>
+      <w:r>
+        <w:rPr>
+          <w:rFonts w:ascii="Consolas" w:eastAsia="Times New Roman" w:hAnsi="Consolas"/>
+          <w:color w:val="EEFFFF"/>
+          <w:sz w:val="16"/>
+          <w:szCs w:val="16"/>
+        </w:rPr>
+        <w:t xml:space="preserve"> </w:t>
+      </w:r>
+      <w:r>
+        <w:rPr>
+          <w:rFonts w:ascii="Consolas" w:eastAsia="Times New Roman" w:hAnsi="Consolas"/>
+          <w:color w:val="89DDFF"/>
+          <w:sz w:val="16"/>
+          <w:szCs w:val="16"/>
         </w:rPr>
         <w:t>=</w:t>
       </w:r>
@@ -12935,7 +20195,6 @@
           <w:color w:val="EEFFFF"/>
           <w:sz w:val="16"/>
           <w:szCs w:val="16"/>
-          <w:lang w:val="en-US"/>
         </w:rPr>
         <w:t xml:space="preserve"> </w:t>
       </w:r>
@@ -12945,7 +20204,6 @@
           <w:color w:val="F78C6C"/>
           <w:sz w:val="16"/>
           <w:szCs w:val="16"/>
-          <w:lang w:val="en-US"/>
         </w:rPr>
         <w:t>3</w:t>
       </w:r>
@@ -12969,7 +20227,73 @@
           <w:szCs w:val="16"/>
           <w:lang w:val="en-US"/>
         </w:rPr>
-        <w:t xml:space="preserve">        </w:t>
+        <w:t> </w:t>
+      </w:r>
+      <w:r>
+        <w:rPr>
+          <w:rFonts w:ascii="Consolas" w:eastAsia="Times New Roman" w:hAnsi="Consolas"/>
+          <w:color w:val="EEFFFF"/>
+          <w:sz w:val="16"/>
+          <w:szCs w:val="16"/>
+        </w:rPr>
+        <w:t xml:space="preserve"> </w:t>
+      </w:r>
+      <w:r>
+        <w:rPr>
+          <w:rFonts w:ascii="Consolas" w:eastAsia="Times New Roman" w:hAnsi="Consolas"/>
+          <w:color w:val="EEFFFF"/>
+          <w:sz w:val="16"/>
+          <w:szCs w:val="16"/>
+          <w:lang w:val="en-US"/>
+        </w:rPr>
+        <w:t> </w:t>
+      </w:r>
+      <w:r>
+        <w:rPr>
+          <w:rFonts w:ascii="Consolas" w:eastAsia="Times New Roman" w:hAnsi="Consolas"/>
+          <w:color w:val="EEFFFF"/>
+          <w:sz w:val="16"/>
+          <w:szCs w:val="16"/>
+        </w:rPr>
+        <w:t xml:space="preserve"> </w:t>
+      </w:r>
+      <w:r>
+        <w:rPr>
+          <w:rFonts w:ascii="Consolas" w:eastAsia="Times New Roman" w:hAnsi="Consolas"/>
+          <w:color w:val="EEFFFF"/>
+          <w:sz w:val="16"/>
+          <w:szCs w:val="16"/>
+          <w:lang w:val="en-US"/>
+        </w:rPr>
+        <w:t> </w:t>
+      </w:r>
+      <w:r>
+        <w:rPr>
+          <w:rFonts w:ascii="Consolas" w:eastAsia="Times New Roman" w:hAnsi="Consolas"/>
+          <w:color w:val="EEFFFF"/>
+          <w:sz w:val="16"/>
+          <w:szCs w:val="16"/>
+        </w:rPr>
+        <w:t xml:space="preserve"> </w:t>
+      </w:r>
+      <w:r>
+        <w:rPr>
+          <w:rFonts w:ascii="Consolas" w:eastAsia="Times New Roman" w:hAnsi="Consolas"/>
+          <w:color w:val="EEFFFF"/>
+          <w:sz w:val="16"/>
+          <w:szCs w:val="16"/>
+          <w:lang w:val="en-US"/>
+        </w:rPr>
+        <w:t> </w:t>
+      </w:r>
+      <w:r>
+        <w:rPr>
+          <w:rFonts w:ascii="Consolas" w:eastAsia="Times New Roman" w:hAnsi="Consolas"/>
+          <w:color w:val="EEFFFF"/>
+          <w:sz w:val="16"/>
+          <w:szCs w:val="16"/>
+        </w:rPr>
+        <w:t xml:space="preserve"> </w:t>
       </w:r>
       <w:proofErr w:type="spellStart"/>
       <w:r>
@@ -22075,6 +29399,7 @@
           <w:color w:val="EEFFFF"/>
           <w:sz w:val="16"/>
           <w:szCs w:val="16"/>
+          <w:lang w:val="en-US"/>
         </w:rPr>
       </w:pPr>
       <w:r>
@@ -22093,6 +29418,7 @@
           <w:color w:val="89DDFF"/>
           <w:sz w:val="16"/>
           <w:szCs w:val="16"/>
+          <w:lang w:val="en-US"/>
         </w:rPr>
         <w:t>)</w:t>
       </w:r>
@@ -30175,7 +37501,7 @@
       </w:r>
     </w:p>
     <w:sectPr>
-      <w:footerReference w:type="default" r:id="rId12"/>
+      <w:footerReference w:type="default" r:id="rId31"/>
       <w:pgSz w:w="11906" w:h="16838"/>
       <w:pgMar w:top="1134" w:right="850" w:bottom="1134" w:left="1701" w:header="708" w:footer="708" w:gutter="0"/>
       <w:pgNumType w:start="1"/>
@@ -30222,7 +37548,6 @@
         <w:docPartUnique/>
       </w:docPartObj>
     </w:sdtPr>
-    <w:sdtEndPr/>
     <w:sdtContent>
       <w:p>
         <w:pPr>
@@ -34312,7 +41637,7 @@
   <w:style w:type="paragraph" w:default="1" w:styleId="a0">
     <w:name w:val="Normal"/>
     <w:qFormat/>
-    <w:rsid w:val="00A26C95"/>
+    <w:rsid w:val="00807CE7"/>
   </w:style>
   <w:style w:type="paragraph" w:styleId="1">
     <w:name w:val="heading 1"/>
@@ -34337,8 +41662,8 @@
     <w:name w:val="heading 2"/>
     <w:basedOn w:val="a0"/>
     <w:next w:val="a0"/>
+    <w:link w:val="20"/>
     <w:uiPriority w:val="9"/>
-    <w:semiHidden/>
     <w:unhideWhenUsed/>
     <w:qFormat/>
     <w:pPr>
@@ -34681,13 +42006,37 @@
       <w:szCs w:val="24"/>
     </w:rPr>
   </w:style>
-  <w:style w:type="numbering" w:customStyle="1" w:styleId="20">
+  <w:style w:type="numbering" w:customStyle="1" w:styleId="21">
     <w:name w:val="Нет списка2"/>
     <w:next w:val="a3"/>
     <w:uiPriority w:val="99"/>
     <w:semiHidden/>
     <w:unhideWhenUsed/>
     <w:rsid w:val="008D12C9"/>
+  </w:style>
+  <w:style w:type="character" w:styleId="ae">
+    <w:name w:val="Emphasis"/>
+    <w:basedOn w:val="a1"/>
+    <w:uiPriority w:val="20"/>
+    <w:qFormat/>
+    <w:rsid w:val="00526830"/>
+    <w:rPr>
+      <w:i/>
+      <w:iCs/>
+    </w:rPr>
+  </w:style>
+  <w:style w:type="character" w:customStyle="1" w:styleId="20">
+    <w:name w:val="Заголовок 2 Знак"/>
+    <w:basedOn w:val="a1"/>
+    <w:link w:val="2"/>
+    <w:uiPriority w:val="9"/>
+    <w:rsid w:val="00807CE7"/>
+    <w:rPr>
+      <w:rFonts w:asciiTheme="majorHAnsi" w:eastAsiaTheme="majorEastAsia" w:hAnsiTheme="majorHAnsi" w:cstheme="majorBidi"/>
+      <w:color w:val="365F91" w:themeColor="accent1" w:themeShade="BF"/>
+      <w:sz w:val="26"/>
+      <w:szCs w:val="26"/>
+    </w:rPr>
   </w:style>
 </w:styles>
 </file>
@@ -35032,7 +42381,7 @@
 </file>
 
 <file path=customXml/itemProps2.xml><?xml version="1.0" encoding="utf-8"?>
-<ds:datastoreItem xmlns:ds="http://schemas.openxmlformats.org/officeDocument/2006/customXml" ds:itemID="{7D41C1E2-AA91-421F-8D2E-83697454E520}">
+<ds:datastoreItem xmlns:ds="http://schemas.openxmlformats.org/officeDocument/2006/customXml" ds:itemID="{84562E22-495E-401F-A919-4565E7735C86}">
   <ds:schemaRefs>
     <ds:schemaRef ds:uri="http://schemas.openxmlformats.org/officeDocument/2006/bibliography"/>
   </ds:schemaRefs>
